--- a/nodejs/sqlite/SQLite with Node.docx
+++ b/nodejs/sqlite/SQLite with Node.docx
@@ -2817,6 +2817,175 @@
           <w:szCs w:val="18"/>
         </w:rPr>
       </w:pPr>
+      <w:r>
+        <w:rPr>
+          <w:color w:val="388600"/>
+          <w:sz w:val="18"/>
+          <w:szCs w:val="18"/>
+        </w:rPr>
+        <w:t xml:space="preserve">    </w:t>
+      </w:r>
+      <w:proofErr w:type="spellStart"/>
+      <w:proofErr w:type="gramStart"/>
+      <w:r>
+        <w:rPr>
+          <w:color w:val="388600"/>
+          <w:sz w:val="18"/>
+          <w:szCs w:val="18"/>
+        </w:rPr>
+        <w:t>console.error</w:t>
+      </w:r>
+      <w:proofErr w:type="spellEnd"/>
+      <w:proofErr w:type="gramEnd"/>
+      <w:r>
+        <w:rPr>
+          <w:color w:val="388600"/>
+          <w:sz w:val="18"/>
+          <w:szCs w:val="18"/>
+        </w:rPr>
+        <w:t>('Error closing the database', err);</w:t>
+      </w:r>
+    </w:p>
+    <w:p>
+      <w:pPr>
+        <w:rPr>
+          <w:color w:val="388600"/>
+          <w:sz w:val="18"/>
+          <w:szCs w:val="18"/>
+        </w:rPr>
+      </w:pPr>
+      <w:r>
+        <w:rPr>
+          <w:color w:val="388600"/>
+          <w:sz w:val="18"/>
+          <w:szCs w:val="18"/>
+        </w:rPr>
+        <w:t xml:space="preserve">  } else {</w:t>
+      </w:r>
+    </w:p>
+    <w:p>
+      <w:pPr>
+        <w:rPr>
+          <w:color w:val="388600"/>
+          <w:sz w:val="18"/>
+          <w:szCs w:val="18"/>
+        </w:rPr>
+      </w:pPr>
+      <w:r>
+        <w:rPr>
+          <w:color w:val="388600"/>
+          <w:sz w:val="18"/>
+          <w:szCs w:val="18"/>
+        </w:rPr>
+        <w:t xml:space="preserve">    </w:t>
+      </w:r>
+      <w:proofErr w:type="gramStart"/>
+      <w:r>
+        <w:rPr>
+          <w:color w:val="388600"/>
+          <w:sz w:val="18"/>
+          <w:szCs w:val="18"/>
+        </w:rPr>
+        <w:t>console.log(</w:t>
+      </w:r>
+      <w:proofErr w:type="gramEnd"/>
+      <w:r>
+        <w:rPr>
+          <w:color w:val="388600"/>
+          <w:sz w:val="18"/>
+          <w:szCs w:val="18"/>
+        </w:rPr>
+        <w:t>'Database connection closed');</w:t>
+      </w:r>
+    </w:p>
+    <w:p>
+      <w:pPr>
+        <w:rPr>
+          <w:color w:val="388600"/>
+          <w:sz w:val="18"/>
+          <w:szCs w:val="18"/>
+        </w:rPr>
+      </w:pPr>
+      <w:r>
+        <w:rPr>
+          <w:color w:val="388600"/>
+          <w:sz w:val="18"/>
+          <w:szCs w:val="18"/>
+        </w:rPr>
+        <w:t xml:space="preserve">  }</w:t>
+      </w:r>
+    </w:p>
+    <w:p>
+      <w:pPr>
+        <w:rPr>
+          <w:color w:val="388600"/>
+          <w:sz w:val="18"/>
+          <w:szCs w:val="18"/>
+        </w:rPr>
+      </w:pPr>
+      <w:r>
+        <w:rPr>
+          <w:color w:val="388600"/>
+          <w:sz w:val="18"/>
+          <w:szCs w:val="18"/>
+        </w:rPr>
+        <w:t>});</w:t>
+      </w:r>
+    </w:p>
+    <w:p>
+      <w:r>
+        <w:pict w14:anchorId="6DB0B6AC">
+          <v:rect id="_x0000_i1067" style="width:0;height:1.5pt" o:hralign="center" o:hrstd="t" o:hr="t" fillcolor="#a0a0a0" stroked="f"/>
+        </w:pict>
+      </w:r>
+    </w:p>
+    <w:p>
+      <w:pPr>
+        <w:rPr>
+          <w:b/>
+          <w:bCs/>
+        </w:rPr>
+      </w:pPr>
+      <w:r>
+        <w:rPr>
+          <w:b/>
+          <w:bCs/>
+        </w:rPr>
+        <w:t>Conclusion</w:t>
+      </w:r>
+    </w:p>
+    <w:p>
+      <w:r>
+        <w:t>With SQLite, you can easily manage your application's data using a lightweight, file-based database. It's a great choice for small applications or as a local storage solution in mobile apps, IoT devices, or Electron apps.</w:t>
+      </w:r>
+    </w:p>
+    <w:p>
+      <w:pPr>
+        <w:rPr>
+          <w:color w:val="388600"/>
+          <w:sz w:val="18"/>
+          <w:szCs w:val="18"/>
+        </w:rPr>
+      </w:pPr>
+    </w:p>
+    <w:p>
+      <w:pPr>
+        <w:rPr>
+          <w:color w:val="388600"/>
+          <w:sz w:val="18"/>
+          <w:szCs w:val="18"/>
+        </w:rPr>
+      </w:pPr>
+      <w:r>
+        <w:pict w14:anchorId="4E51C4FA">
+          <v:rect id="_x0000_i1119" style="width:0;height:1.5pt" o:hralign="center" o:hrstd="t" o:hr="t" fillcolor="#a0a0a0" stroked="f"/>
+        </w:pict>
+      </w:r>
+      <w:r>
+        <w:pict w14:anchorId="2FEDF805">
+          <v:rect id="_x0000_i1118" style="width:0;height:1.5pt" o:hralign="center" o:hrstd="t" o:hr="t" fillcolor="#a0a0a0" stroked="f"/>
+        </w:pict>
+      </w:r>
       <w:r>
         <w:rPr>
           <w:color w:val="388600"/>
@@ -6637,143 +6806,1624 @@
         </w:rPr>
         <w:br w:type="page"/>
       </w:r>
-    </w:p>
-    <w:p>
-      <w:pPr>
-        <w:rPr>
-          <w:color w:val="388600"/>
-          <w:sz w:val="18"/>
-          <w:szCs w:val="18"/>
-        </w:rPr>
-      </w:pPr>
-    </w:p>
-    <w:p>
-      <w:pPr>
-        <w:rPr>
-          <w:color w:val="388600"/>
-          <w:sz w:val="18"/>
-          <w:szCs w:val="18"/>
-        </w:rPr>
-      </w:pPr>
-      <w:r>
-        <w:rPr>
-          <w:color w:val="388600"/>
-          <w:sz w:val="18"/>
-          <w:szCs w:val="18"/>
-        </w:rPr>
+      <w:r>
+        <w:lastRenderedPageBreak/>
+        <w:pict w14:anchorId="620B2317">
+          <v:rect id="_x0000_i1105" style="width:0;height:1.5pt" o:hralign="center" o:hrstd="t" o:hr="t" fillcolor="#a0a0a0" stroked="f"/>
+        </w:pict>
+      </w:r>
+      <w:r>
+        <w:pict w14:anchorId="5BEA63C7">
+          <v:rect id="_x0000_i1104" style="width:0;height:1.5pt" o:hralign="center" o:hrstd="t" o:hr="t" fillcolor="#a0a0a0" stroked="f"/>
+        </w:pict>
+      </w:r>
+    </w:p>
+    <w:p>
+      <w:pPr>
+        <w:rPr>
+          <w:b/>
+          <w:bCs/>
+        </w:rPr>
+      </w:pPr>
+      <w:r>
+        <w:rPr>
+          <w:rFonts w:ascii="Segoe UI Emoji" w:hAnsi="Segoe UI Emoji" w:cs="Segoe UI Emoji"/>
+          <w:b/>
+          <w:bCs/>
+        </w:rPr>
+        <w:t>🧱</w:t>
+      </w:r>
+      <w:r>
+        <w:rPr>
+          <w:b/>
+          <w:bCs/>
+        </w:rPr>
+        <w:t xml:space="preserve"> 1. What You Have Right Now:</w:t>
+      </w:r>
+    </w:p>
+    <w:p>
+      <w:r>
+        <w:t xml:space="preserve">You're putting the database logic directly into a </w:t>
+      </w:r>
+      <w:r>
+        <w:rPr>
+          <w:b/>
+          <w:bCs/>
+        </w:rPr>
+        <w:t>model file</w:t>
+      </w:r>
+      <w:r>
+        <w:t>, like:</w:t>
+      </w:r>
+    </w:p>
+    <w:p>
+      <w:proofErr w:type="spellStart"/>
+      <w:r>
+        <w:t>js</w:t>
+      </w:r>
+      <w:proofErr w:type="spellEnd"/>
+    </w:p>
+    <w:p>
+      <w:proofErr w:type="spellStart"/>
+      <w:r>
+        <w:t>CopyEdit</w:t>
+      </w:r>
+      <w:proofErr w:type="spellEnd"/>
+    </w:p>
+    <w:p>
+      <w:r>
+        <w:t>// models/userModel.js</w:t>
+      </w:r>
+    </w:p>
+    <w:p/>
+    <w:p>
+      <w:proofErr w:type="spellStart"/>
+      <w:r>
+        <w:t>const</w:t>
+      </w:r>
+      <w:proofErr w:type="spellEnd"/>
+      <w:r>
+        <w:t xml:space="preserve"> </w:t>
+      </w:r>
+      <w:proofErr w:type="spellStart"/>
+      <w:r>
+        <w:t>createUser</w:t>
+      </w:r>
+      <w:proofErr w:type="spellEnd"/>
+      <w:r>
+        <w:t xml:space="preserve"> = (username, email, password, callback) =&gt; {</w:t>
+      </w:r>
+    </w:p>
+    <w:p>
+      <w:r>
+        <w:t xml:space="preserve">  </w:t>
+      </w:r>
+      <w:proofErr w:type="spellStart"/>
+      <w:r>
+        <w:t>const</w:t>
+      </w:r>
+      <w:proofErr w:type="spellEnd"/>
+      <w:r>
+        <w:t xml:space="preserve"> </w:t>
+      </w:r>
+      <w:proofErr w:type="spellStart"/>
+      <w:r>
+        <w:t>hashedPassword</w:t>
+      </w:r>
+      <w:proofErr w:type="spellEnd"/>
+      <w:r>
+        <w:t xml:space="preserve"> = </w:t>
+      </w:r>
+      <w:proofErr w:type="spellStart"/>
+      <w:proofErr w:type="gramStart"/>
+      <w:r>
+        <w:t>bcrypt.hashSync</w:t>
+      </w:r>
+      <w:proofErr w:type="spellEnd"/>
+      <w:proofErr w:type="gramEnd"/>
+      <w:r>
+        <w:t>(password, 10);</w:t>
+      </w:r>
+    </w:p>
+    <w:p>
+      <w:r>
+        <w:t xml:space="preserve">  </w:t>
+      </w:r>
+      <w:proofErr w:type="spellStart"/>
+      <w:proofErr w:type="gramStart"/>
+      <w:r>
+        <w:t>db.run</w:t>
+      </w:r>
+      <w:proofErr w:type="spellEnd"/>
+      <w:r>
+        <w:t>(</w:t>
+      </w:r>
+      <w:proofErr w:type="gramEnd"/>
+    </w:p>
+    <w:p>
+      <w:r>
+        <w:t xml:space="preserve">    `INSERT INTO users (username, email, password) VALUES </w:t>
+      </w:r>
+      <w:proofErr w:type="gramStart"/>
+      <w:r>
+        <w:t>(?,</w:t>
+      </w:r>
+      <w:proofErr w:type="gramEnd"/>
+      <w:r>
+        <w:t xml:space="preserve"> ?, </w:t>
+      </w:r>
+      <w:proofErr w:type="gramStart"/>
+      <w:r>
+        <w:t>?)`</w:t>
+      </w:r>
+      <w:proofErr w:type="gramEnd"/>
+      <w:r>
+        <w:t>,</w:t>
+      </w:r>
+    </w:p>
+    <w:p>
+      <w:r>
+        <w:t xml:space="preserve">    [username, email, </w:t>
+      </w:r>
+      <w:proofErr w:type="spellStart"/>
+      <w:r>
+        <w:t>hashedPassword</w:t>
+      </w:r>
+      <w:proofErr w:type="spellEnd"/>
+      <w:r>
+        <w:t>],</w:t>
+      </w:r>
+    </w:p>
+    <w:p>
+      <w:r>
+        <w:t xml:space="preserve">    function (err) {</w:t>
+      </w:r>
+    </w:p>
+    <w:p>
+      <w:r>
+        <w:t xml:space="preserve">      </w:t>
+      </w:r>
+      <w:proofErr w:type="gramStart"/>
+      <w:r>
+        <w:t>callback(</w:t>
+      </w:r>
+      <w:proofErr w:type="gramEnd"/>
+      <w:r>
+        <w:t xml:space="preserve">err, </w:t>
+      </w:r>
+      <w:proofErr w:type="spellStart"/>
+      <w:proofErr w:type="gramStart"/>
+      <w:r>
+        <w:t>this.lastID</w:t>
+      </w:r>
+      <w:proofErr w:type="spellEnd"/>
+      <w:proofErr w:type="gramEnd"/>
+      <w:r>
+        <w:t>);</w:t>
+      </w:r>
+    </w:p>
+    <w:p>
+      <w:r>
+        <w:t xml:space="preserve">    }</w:t>
+      </w:r>
+    </w:p>
+    <w:p>
+      <w:r>
+        <w:t xml:space="preserve">  );</w:t>
+      </w:r>
+    </w:p>
+    <w:p>
+      <w:r>
+        <w:t>};</w:t>
+      </w:r>
+    </w:p>
+    <w:p>
+      <w:r>
+        <w:pict w14:anchorId="1D90DF26">
+          <v:rect id="_x0000_i1056" style="width:0;height:1.5pt" o:hralign="center" o:hrstd="t" o:hr="t" fillcolor="#a0a0a0" stroked="f"/>
+        </w:pict>
+      </w:r>
+    </w:p>
+    <w:p>
+      <w:pPr>
+        <w:rPr>
+          <w:b/>
+          <w:bCs/>
+        </w:rPr>
+      </w:pPr>
+      <w:r>
+        <w:rPr>
+          <w:rFonts w:ascii="Segoe UI Emoji" w:hAnsi="Segoe UI Emoji" w:cs="Segoe UI Emoji"/>
+          <w:b/>
+          <w:bCs/>
+        </w:rPr>
+        <w:t>🧠</w:t>
+      </w:r>
+      <w:r>
+        <w:rPr>
+          <w:b/>
+          <w:bCs/>
+        </w:rPr>
+        <w:t xml:space="preserve"> Question: Can this be done in the controller?</w:t>
+      </w:r>
+    </w:p>
+    <w:p>
+      <w:r>
+        <w:rPr>
+          <w:b/>
+          <w:bCs/>
+        </w:rPr>
+        <w:t>Yes</w:t>
+      </w:r>
+      <w:r>
+        <w:t xml:space="preserve">, but </w:t>
+      </w:r>
+      <w:r>
+        <w:rPr>
+          <w:b/>
+          <w:bCs/>
+        </w:rPr>
+        <w:t>should it be?</w:t>
+      </w:r>
+      <w:r>
+        <w:t xml:space="preserve"> Not recommended.</w:t>
+      </w:r>
+    </w:p>
+    <w:p>
+      <w:r>
+        <w:t xml:space="preserve">The </w:t>
+      </w:r>
+      <w:r>
+        <w:rPr>
+          <w:b/>
+          <w:bCs/>
+        </w:rPr>
+        <w:t>controller</w:t>
+      </w:r>
+      <w:r>
+        <w:t xml:space="preserve"> should not contain raw SQL or heavy business logic like hashing passwords, connecting to DB, or querying directly.</w:t>
+      </w:r>
+    </w:p>
+    <w:p>
+      <w:r>
+        <w:pict w14:anchorId="59CD81E8">
+          <v:rect id="_x0000_i1057" style="width:0;height:1.5pt" o:hralign="center" o:hrstd="t" o:hr="t" fillcolor="#a0a0a0" stroked="f"/>
+        </w:pict>
+      </w:r>
+    </w:p>
+    <w:p>
+      <w:pPr>
+        <w:rPr>
+          <w:b/>
+          <w:bCs/>
+        </w:rPr>
+      </w:pPr>
+      <w:r>
+        <w:rPr>
+          <w:rFonts w:ascii="Segoe UI Emoji" w:hAnsi="Segoe UI Emoji" w:cs="Segoe UI Emoji"/>
+          <w:b/>
+          <w:bCs/>
+        </w:rPr>
+        <w:t>✅</w:t>
+      </w:r>
+      <w:r>
+        <w:rPr>
+          <w:b/>
+          <w:bCs/>
+        </w:rPr>
+        <w:t xml:space="preserve"> Why Model is the Right Place:</w:t>
+      </w:r>
+    </w:p>
+    <w:p>
+      <w:pPr>
+        <w:rPr>
+          <w:b/>
+          <w:bCs/>
+        </w:rPr>
+      </w:pPr>
+      <w:r>
+        <w:rPr>
+          <w:rFonts w:ascii="Segoe UI Symbol" w:hAnsi="Segoe UI Symbol" w:cs="Segoe UI Symbol"/>
+          <w:b/>
+          <w:bCs/>
+        </w:rPr>
+        <w:t>✔</w:t>
+      </w:r>
+      <w:r>
+        <w:rPr>
+          <w:b/>
+          <w:bCs/>
+        </w:rPr>
+        <w:t xml:space="preserve"> Separation of Concerns:</w:t>
+      </w:r>
+    </w:p>
+    <w:p>
+      <w:pPr>
+        <w:numPr>
+          <w:ilvl w:val="0"/>
+          <w:numId w:val="4"/>
+        </w:numPr>
+      </w:pPr>
+      <w:r>
+        <w:rPr>
+          <w:b/>
+          <w:bCs/>
+        </w:rPr>
+        <w:t>Model</w:t>
+      </w:r>
+      <w:r>
+        <w:t xml:space="preserve"> → talks to the database (queries, CRUD)</w:t>
+      </w:r>
+    </w:p>
+    <w:p>
+      <w:pPr>
+        <w:numPr>
+          <w:ilvl w:val="0"/>
+          <w:numId w:val="4"/>
+        </w:numPr>
+      </w:pPr>
+      <w:r>
+        <w:rPr>
+          <w:b/>
+          <w:bCs/>
+        </w:rPr>
+        <w:t>Controller</w:t>
+      </w:r>
+      <w:r>
+        <w:t xml:space="preserve"> → handles user input and responses (HTTP)</w:t>
+      </w:r>
+    </w:p>
+    <w:p>
+      <w:pPr>
+        <w:numPr>
+          <w:ilvl w:val="0"/>
+          <w:numId w:val="4"/>
+        </w:numPr>
+      </w:pPr>
+      <w:r>
+        <w:t xml:space="preserve">Keeps your code </w:t>
+      </w:r>
+      <w:r>
+        <w:rPr>
+          <w:b/>
+          <w:bCs/>
+        </w:rPr>
+        <w:t>modular, clean, reusable</w:t>
+      </w:r>
+    </w:p>
+    <w:p>
+      <w:pPr>
+        <w:rPr>
+          <w:b/>
+          <w:bCs/>
+        </w:rPr>
+      </w:pPr>
+      <w:r>
+        <w:rPr>
+          <w:rFonts w:ascii="Segoe UI Symbol" w:hAnsi="Segoe UI Symbol" w:cs="Segoe UI Symbol"/>
+          <w:b/>
+          <w:bCs/>
+        </w:rPr>
+        <w:t>✔</w:t>
+      </w:r>
+      <w:r>
+        <w:rPr>
+          <w:b/>
+          <w:bCs/>
+        </w:rPr>
+        <w:t xml:space="preserve"> Testability:</w:t>
+      </w:r>
+    </w:p>
+    <w:p>
+      <w:pPr>
+        <w:numPr>
+          <w:ilvl w:val="0"/>
+          <w:numId w:val="5"/>
+        </w:numPr>
+      </w:pPr>
+      <w:r>
+        <w:t>Models are easier to test without needing to run the full app or server.</w:t>
+      </w:r>
+    </w:p>
+    <w:p>
+      <w:pPr>
+        <w:rPr>
+          <w:b/>
+          <w:bCs/>
+        </w:rPr>
+      </w:pPr>
+      <w:r>
+        <w:rPr>
+          <w:rFonts w:ascii="Segoe UI Symbol" w:hAnsi="Segoe UI Symbol" w:cs="Segoe UI Symbol"/>
+          <w:b/>
+          <w:bCs/>
+        </w:rPr>
+        <w:lastRenderedPageBreak/>
+        <w:t>✔</w:t>
+      </w:r>
+      <w:r>
+        <w:rPr>
+          <w:b/>
+          <w:bCs/>
+        </w:rPr>
+        <w:t xml:space="preserve"> Scalability:</w:t>
+      </w:r>
+    </w:p>
+    <w:p>
+      <w:pPr>
+        <w:numPr>
+          <w:ilvl w:val="0"/>
+          <w:numId w:val="6"/>
+        </w:numPr>
+      </w:pPr>
+      <w:r>
+        <w:t>Easier to maintain when your app grows (you don’t want SQL code in every route).</w:t>
+      </w:r>
+    </w:p>
+    <w:p>
+      <w:r>
+        <w:pict w14:anchorId="3BFD7799">
+          <v:rect id="_x0000_i1058" style="width:0;height:1.5pt" o:hralign="center" o:hrstd="t" o:hr="t" fillcolor="#a0a0a0" stroked="f"/>
+        </w:pict>
+      </w:r>
+    </w:p>
+    <w:p>
+      <w:pPr>
+        <w:rPr>
+          <w:b/>
+          <w:bCs/>
+        </w:rPr>
+      </w:pPr>
+      <w:r>
+        <w:rPr>
+          <w:rFonts w:ascii="Segoe UI Symbol" w:hAnsi="Segoe UI Symbol" w:cs="Segoe UI Symbol"/>
+          <w:b/>
+          <w:bCs/>
+        </w:rPr>
+        <w:t>✍</w:t>
+      </w:r>
+      <w:r>
+        <w:rPr>
+          <w:b/>
+          <w:bCs/>
+        </w:rPr>
+        <w:t xml:space="preserve"> Controller Should Look Like This:</w:t>
+      </w:r>
+    </w:p>
+    <w:p>
+      <w:proofErr w:type="spellStart"/>
+      <w:r>
+        <w:t>js</w:t>
+      </w:r>
+      <w:proofErr w:type="spellEnd"/>
+    </w:p>
+    <w:p>
+      <w:proofErr w:type="spellStart"/>
+      <w:r>
+        <w:t>CopyEdit</w:t>
+      </w:r>
+      <w:proofErr w:type="spellEnd"/>
+    </w:p>
+    <w:p>
+      <w:r>
+        <w:t>// controllers/userController.js</w:t>
+      </w:r>
+    </w:p>
+    <w:p>
+      <w:proofErr w:type="spellStart"/>
+      <w:r>
+        <w:t>const</w:t>
+      </w:r>
+      <w:proofErr w:type="spellEnd"/>
+      <w:r>
+        <w:t xml:space="preserve"> </w:t>
+      </w:r>
+      <w:proofErr w:type="gramStart"/>
+      <w:r>
+        <w:t xml:space="preserve">{ </w:t>
+      </w:r>
+      <w:proofErr w:type="spellStart"/>
+      <w:r>
+        <w:t>createUser</w:t>
+      </w:r>
+      <w:proofErr w:type="spellEnd"/>
+      <w:proofErr w:type="gramEnd"/>
+      <w:r>
+        <w:t xml:space="preserve">, </w:t>
+      </w:r>
+      <w:proofErr w:type="spellStart"/>
+      <w:proofErr w:type="gramStart"/>
+      <w:r>
+        <w:t>findUserByEmail</w:t>
+      </w:r>
+      <w:proofErr w:type="spellEnd"/>
+      <w:r>
+        <w:t xml:space="preserve"> }</w:t>
+      </w:r>
+      <w:proofErr w:type="gramEnd"/>
+      <w:r>
+        <w:t xml:space="preserve"> = </w:t>
+      </w:r>
+      <w:proofErr w:type="gramStart"/>
+      <w:r>
+        <w:t>require('..</w:t>
+      </w:r>
+      <w:proofErr w:type="gramEnd"/>
+      <w:r>
+        <w:t>/models/</w:t>
+      </w:r>
+      <w:proofErr w:type="spellStart"/>
+      <w:r>
+        <w:t>userModel</w:t>
+      </w:r>
+      <w:proofErr w:type="spellEnd"/>
+      <w:r>
+        <w:t>');</w:t>
+      </w:r>
+    </w:p>
+    <w:p/>
+    <w:p>
+      <w:proofErr w:type="spellStart"/>
+      <w:r>
+        <w:t>const</w:t>
+      </w:r>
+      <w:proofErr w:type="spellEnd"/>
+      <w:r>
+        <w:t xml:space="preserve"> </w:t>
+      </w:r>
+      <w:proofErr w:type="spellStart"/>
+      <w:r>
+        <w:t>handleRegister</w:t>
+      </w:r>
+      <w:proofErr w:type="spellEnd"/>
+      <w:r>
+        <w:t xml:space="preserve"> = (</w:t>
+      </w:r>
+      <w:proofErr w:type="spellStart"/>
+      <w:r>
+        <w:t>req</w:t>
+      </w:r>
+      <w:proofErr w:type="spellEnd"/>
+      <w:r>
+        <w:t>, res) =&gt; {</w:t>
+      </w:r>
+    </w:p>
+    <w:p>
+      <w:r>
+        <w:t xml:space="preserve">  </w:t>
+      </w:r>
+      <w:proofErr w:type="spellStart"/>
+      <w:r>
+        <w:t>const</w:t>
+      </w:r>
+      <w:proofErr w:type="spellEnd"/>
+      <w:r>
+        <w:t xml:space="preserve"> </w:t>
+      </w:r>
+      <w:proofErr w:type="gramStart"/>
+      <w:r>
+        <w:t>{ username</w:t>
+      </w:r>
+      <w:proofErr w:type="gramEnd"/>
+      <w:r>
+        <w:t xml:space="preserve">, email, </w:t>
+      </w:r>
+      <w:proofErr w:type="gramStart"/>
+      <w:r>
+        <w:t>password }</w:t>
+      </w:r>
+      <w:proofErr w:type="gramEnd"/>
+      <w:r>
+        <w:t xml:space="preserve"> = </w:t>
+      </w:r>
+      <w:proofErr w:type="spellStart"/>
+      <w:proofErr w:type="gramStart"/>
+      <w:r>
+        <w:t>req.body</w:t>
+      </w:r>
+      <w:proofErr w:type="spellEnd"/>
+      <w:proofErr w:type="gramEnd"/>
+      <w:r>
+        <w:t>;</w:t>
+      </w:r>
+    </w:p>
+    <w:p/>
+    <w:p>
+      <w:r>
+        <w:t xml:space="preserve">  </w:t>
+      </w:r>
+      <w:proofErr w:type="spellStart"/>
+      <w:proofErr w:type="gramStart"/>
+      <w:r>
+        <w:t>createUser</w:t>
+      </w:r>
+      <w:proofErr w:type="spellEnd"/>
+      <w:r>
+        <w:t>(</w:t>
+      </w:r>
+      <w:proofErr w:type="gramEnd"/>
+      <w:r>
+        <w:t xml:space="preserve">username, email, password, (err, </w:t>
+      </w:r>
+      <w:proofErr w:type="spellStart"/>
+      <w:r>
+        <w:t>userId</w:t>
+      </w:r>
+      <w:proofErr w:type="spellEnd"/>
+      <w:r>
+        <w:t>) =&gt; {</w:t>
+      </w:r>
+    </w:p>
+    <w:p>
+      <w:r>
+        <w:t xml:space="preserve">    if (err) {</w:t>
+      </w:r>
+    </w:p>
+    <w:p>
+      <w:r>
+        <w:t xml:space="preserve">      return </w:t>
+      </w:r>
+      <w:proofErr w:type="spellStart"/>
+      <w:proofErr w:type="gramStart"/>
+      <w:r>
+        <w:t>res.status</w:t>
+      </w:r>
+      <w:proofErr w:type="spellEnd"/>
+      <w:proofErr w:type="gramEnd"/>
+      <w:r>
+        <w:t>(500</w:t>
+      </w:r>
+      <w:proofErr w:type="gramStart"/>
+      <w:r>
+        <w:t>).</w:t>
+      </w:r>
+      <w:proofErr w:type="spellStart"/>
+      <w:r>
+        <w:t>json</w:t>
+      </w:r>
+      <w:proofErr w:type="spellEnd"/>
+      <w:r>
+        <w:t>({ error</w:t>
+      </w:r>
+      <w:proofErr w:type="gramEnd"/>
+      <w:r>
+        <w:t>: 'User registration failed</w:t>
+      </w:r>
+      <w:proofErr w:type="gramStart"/>
+      <w:r>
+        <w:t>' }</w:t>
+      </w:r>
+      <w:proofErr w:type="gramEnd"/>
+      <w:r>
+        <w:t>);</w:t>
+      </w:r>
+    </w:p>
+    <w:p>
+      <w:r>
+        <w:t xml:space="preserve">    }</w:t>
+      </w:r>
+    </w:p>
+    <w:p>
+      <w:r>
         <w:t xml:space="preserve">    </w:t>
       </w:r>
       <w:proofErr w:type="spellStart"/>
       <w:proofErr w:type="gramStart"/>
       <w:r>
-        <w:rPr>
-          <w:color w:val="388600"/>
-          <w:sz w:val="18"/>
-          <w:szCs w:val="18"/>
-        </w:rPr>
+        <w:t>res.status</w:t>
+      </w:r>
+      <w:proofErr w:type="spellEnd"/>
+      <w:proofErr w:type="gramEnd"/>
+      <w:r>
+        <w:t>(201</w:t>
+      </w:r>
+      <w:proofErr w:type="gramStart"/>
+      <w:r>
+        <w:t>).</w:t>
+      </w:r>
+      <w:proofErr w:type="spellStart"/>
+      <w:r>
+        <w:t>json</w:t>
+      </w:r>
+      <w:proofErr w:type="spellEnd"/>
+      <w:r>
+        <w:t>({ message</w:t>
+      </w:r>
+      <w:proofErr w:type="gramEnd"/>
+      <w:r>
+        <w:t xml:space="preserve">: 'User created', </w:t>
+      </w:r>
+      <w:proofErr w:type="spellStart"/>
+      <w:proofErr w:type="gramStart"/>
+      <w:r>
+        <w:t>userId</w:t>
+      </w:r>
+      <w:proofErr w:type="spellEnd"/>
+      <w:r>
+        <w:t xml:space="preserve"> }</w:t>
+      </w:r>
+      <w:proofErr w:type="gramEnd"/>
+      <w:r>
+        <w:t>);</w:t>
+      </w:r>
+    </w:p>
+    <w:p>
+      <w:r>
+        <w:t xml:space="preserve">  });</w:t>
+      </w:r>
+    </w:p>
+    <w:p>
+      <w:r>
+        <w:t>};</w:t>
+      </w:r>
+    </w:p>
+    <w:p>
+      <w:r>
+        <w:pict w14:anchorId="05E20C04">
+          <v:rect id="_x0000_i1059" style="width:0;height:1.5pt" o:hralign="center" o:hrstd="t" o:hr="t" fillcolor="#a0a0a0" stroked="f"/>
+        </w:pict>
+      </w:r>
+    </w:p>
+    <w:p>
+      <w:pPr>
+        <w:rPr>
+          <w:b/>
+          <w:bCs/>
+        </w:rPr>
+      </w:pPr>
+      <w:r>
+        <w:rPr>
+          <w:rFonts w:ascii="Segoe UI Emoji" w:hAnsi="Segoe UI Emoji" w:cs="Segoe UI Emoji"/>
+          <w:b/>
+          <w:bCs/>
+        </w:rPr>
+        <w:t>🔁</w:t>
+      </w:r>
+      <w:r>
+        <w:rPr>
+          <w:b/>
+          <w:bCs/>
+        </w:rPr>
+        <w:t xml:space="preserve"> If You Write SQL in Controller</w:t>
+      </w:r>
+    </w:p>
+    <w:p>
+      <w:proofErr w:type="spellStart"/>
+      <w:r>
+        <w:t>js</w:t>
+      </w:r>
+      <w:proofErr w:type="spellEnd"/>
+    </w:p>
+    <w:p>
+      <w:proofErr w:type="spellStart"/>
+      <w:r>
+        <w:t>CopyEdit</w:t>
+      </w:r>
+      <w:proofErr w:type="spellEnd"/>
+    </w:p>
+    <w:p>
+      <w:r>
+        <w:t xml:space="preserve">// </w:t>
+      </w:r>
+      <w:r>
+        <w:rPr>
+          <w:rFonts w:ascii="Segoe UI Emoji" w:hAnsi="Segoe UI Emoji" w:cs="Segoe UI Emoji"/>
+        </w:rPr>
+        <w:t>❌</w:t>
+      </w:r>
+      <w:r>
+        <w:t xml:space="preserve"> Not recommended</w:t>
+      </w:r>
+    </w:p>
+    <w:p>
+      <w:proofErr w:type="spellStart"/>
+      <w:proofErr w:type="gramStart"/>
+      <w:r>
+        <w:t>db.run</w:t>
+      </w:r>
+      <w:proofErr w:type="spellEnd"/>
+      <w:r>
+        <w:t>(</w:t>
+      </w:r>
+      <w:proofErr w:type="gramEnd"/>
+      <w:r>
+        <w:t>`INSERT INTO users (...)`, ...);</w:t>
+      </w:r>
+    </w:p>
+    <w:p>
+      <w:r>
+        <w:t>You tightly couple logic with route handling. When the project scales, things will break down:</w:t>
+      </w:r>
+    </w:p>
+    <w:p>
+      <w:pPr>
+        <w:numPr>
+          <w:ilvl w:val="0"/>
+          <w:numId w:val="7"/>
+        </w:numPr>
+      </w:pPr>
+      <w:r>
+        <w:t>Difficult to refactor</w:t>
+      </w:r>
+    </w:p>
+    <w:p>
+      <w:pPr>
+        <w:numPr>
+          <w:ilvl w:val="0"/>
+          <w:numId w:val="7"/>
+        </w:numPr>
+      </w:pPr>
+      <w:r>
+        <w:t>Hard to reuse logic</w:t>
+      </w:r>
+    </w:p>
+    <w:p>
+      <w:pPr>
+        <w:numPr>
+          <w:ilvl w:val="0"/>
+          <w:numId w:val="7"/>
+        </w:numPr>
+      </w:pPr>
+      <w:r>
+        <w:t>Harder to test or debug</w:t>
+      </w:r>
+    </w:p>
+    <w:p>
+      <w:r>
+        <w:pict w14:anchorId="4BF3AA5A">
+          <v:rect id="_x0000_i1060" style="width:0;height:1.5pt" o:hralign="center" o:hrstd="t" o:hr="t" fillcolor="#a0a0a0" stroked="f"/>
+        </w:pict>
+      </w:r>
+    </w:p>
+    <w:p>
+      <w:pPr>
+        <w:rPr>
+          <w:b/>
+          <w:bCs/>
+        </w:rPr>
+      </w:pPr>
+      <w:r>
+        <w:rPr>
+          <w:rFonts w:ascii="Segoe UI Emoji" w:hAnsi="Segoe UI Emoji" w:cs="Segoe UI Emoji"/>
+          <w:b/>
+          <w:bCs/>
+        </w:rPr>
+        <w:t>✅</w:t>
+      </w:r>
+      <w:r>
+        <w:rPr>
+          <w:b/>
+          <w:bCs/>
+        </w:rPr>
+        <w:t xml:space="preserve"> Best Practice Summary</w:t>
+      </w:r>
+    </w:p>
+    <w:tbl>
+      <w:tblPr>
+        <w:tblW w:w="0" w:type="auto"/>
+        <w:tblCellSpacing w:w="15" w:type="dxa"/>
+        <w:tblCellMar>
+          <w:top w:w="15" w:type="dxa"/>
+          <w:left w:w="15" w:type="dxa"/>
+          <w:bottom w:w="15" w:type="dxa"/>
+          <w:right w:w="15" w:type="dxa"/>
+        </w:tblCellMar>
+        <w:tblLook w:val="04A0" w:firstRow="1" w:lastRow="0" w:firstColumn="1" w:lastColumn="0" w:noHBand="0" w:noVBand="1"/>
+      </w:tblPr>
+      <w:tblGrid>
+        <w:gridCol w:w="972"/>
+        <w:gridCol w:w="3469"/>
+        <w:gridCol w:w="3937"/>
+      </w:tblGrid>
+      <w:tr>
+        <w:trPr>
+          <w:tblHeader/>
+          <w:tblCellSpacing w:w="15" w:type="dxa"/>
+        </w:trPr>
+        <w:tc>
+          <w:tcPr>
+            <w:tcW w:w="0" w:type="auto"/>
+            <w:vAlign w:val="center"/>
+            <w:hideMark/>
+          </w:tcPr>
+          <w:p>
+            <w:pPr>
+              <w:rPr>
+                <w:b/>
+                <w:bCs/>
+              </w:rPr>
+            </w:pPr>
+            <w:r>
+              <w:rPr>
+                <w:b/>
+                <w:bCs/>
+              </w:rPr>
+              <w:lastRenderedPageBreak/>
+              <w:t>Layer</w:t>
+            </w:r>
+          </w:p>
+        </w:tc>
+        <w:tc>
+          <w:tcPr>
+            <w:tcW w:w="0" w:type="auto"/>
+            <w:vAlign w:val="center"/>
+            <w:hideMark/>
+          </w:tcPr>
+          <w:p>
+            <w:pPr>
+              <w:rPr>
+                <w:b/>
+                <w:bCs/>
+              </w:rPr>
+            </w:pPr>
+            <w:r>
+              <w:rPr>
+                <w:b/>
+                <w:bCs/>
+              </w:rPr>
+              <w:t>Responsibility</w:t>
+            </w:r>
+          </w:p>
+        </w:tc>
+        <w:tc>
+          <w:tcPr>
+            <w:tcW w:w="0" w:type="auto"/>
+            <w:vAlign w:val="center"/>
+            <w:hideMark/>
+          </w:tcPr>
+          <w:p>
+            <w:pPr>
+              <w:rPr>
+                <w:b/>
+                <w:bCs/>
+              </w:rPr>
+            </w:pPr>
+            <w:r>
+              <w:rPr>
+                <w:b/>
+                <w:bCs/>
+              </w:rPr>
+              <w:t>Should contain</w:t>
+            </w:r>
+          </w:p>
+        </w:tc>
+      </w:tr>
+      <w:tr>
+        <w:trPr>
+          <w:tblCellSpacing w:w="15" w:type="dxa"/>
+        </w:trPr>
+        <w:tc>
+          <w:tcPr>
+            <w:tcW w:w="0" w:type="auto"/>
+            <w:vAlign w:val="center"/>
+            <w:hideMark/>
+          </w:tcPr>
+          <w:p>
+            <w:r>
+              <w:t>Model</w:t>
+            </w:r>
+          </w:p>
+        </w:tc>
+        <w:tc>
+          <w:tcPr>
+            <w:tcW w:w="0" w:type="auto"/>
+            <w:vAlign w:val="center"/>
+            <w:hideMark/>
+          </w:tcPr>
+          <w:p>
+            <w:r>
+              <w:t>Business logic, database queries</w:t>
+            </w:r>
+          </w:p>
+        </w:tc>
+        <w:tc>
+          <w:tcPr>
+            <w:tcW w:w="0" w:type="auto"/>
+            <w:vAlign w:val="center"/>
+            <w:hideMark/>
+          </w:tcPr>
+          <w:p>
+            <w:r>
+              <w:t>SQL queries, data manipulation</w:t>
+            </w:r>
+          </w:p>
+        </w:tc>
+      </w:tr>
+      <w:tr>
+        <w:trPr>
+          <w:tblCellSpacing w:w="15" w:type="dxa"/>
+        </w:trPr>
+        <w:tc>
+          <w:tcPr>
+            <w:tcW w:w="0" w:type="auto"/>
+            <w:vAlign w:val="center"/>
+            <w:hideMark/>
+          </w:tcPr>
+          <w:p>
+            <w:r>
+              <w:t>Controller</w:t>
+            </w:r>
+          </w:p>
+        </w:tc>
+        <w:tc>
+          <w:tcPr>
+            <w:tcW w:w="0" w:type="auto"/>
+            <w:vAlign w:val="center"/>
+            <w:hideMark/>
+          </w:tcPr>
+          <w:p>
+            <w:r>
+              <w:t>Route logic, input validation, response</w:t>
+            </w:r>
+          </w:p>
+        </w:tc>
+        <w:tc>
+          <w:tcPr>
+            <w:tcW w:w="0" w:type="auto"/>
+            <w:vAlign w:val="center"/>
+            <w:hideMark/>
+          </w:tcPr>
+          <w:p>
+            <w:r>
+              <w:t>Calls model functions, handles status codes</w:t>
+            </w:r>
+          </w:p>
+        </w:tc>
+      </w:tr>
+    </w:tbl>
+    <w:p/>
+    <w:p>
+      <w:r>
+        <w:pict w14:anchorId="429965D0">
+          <v:rect id="_x0000_i1101" style="width:0;height:1.5pt" o:hralign="center" o:hrstd="t" o:hr="t" fillcolor="#a0a0a0" stroked="f"/>
+        </w:pict>
+      </w:r>
+      <w:r>
+        <w:pict w14:anchorId="6966EE73">
+          <v:rect id="_x0000_i1100" style="width:0;height:1.5pt" o:hralign="center" o:hrstd="t" o:hr="t" fillcolor="#a0a0a0" stroked="f"/>
+        </w:pict>
+      </w:r>
+    </w:p>
+    <w:p>
+      <w:pPr>
+        <w:rPr>
+          <w:b/>
+          <w:bCs/>
+        </w:rPr>
+      </w:pPr>
+      <w:r>
+        <w:rPr>
+          <w:rFonts w:ascii="Segoe UI Emoji" w:hAnsi="Segoe UI Emoji" w:cs="Segoe UI Emoji"/>
+          <w:b/>
+          <w:bCs/>
+        </w:rPr>
+        <w:t>🔧</w:t>
+      </w:r>
+      <w:r>
+        <w:rPr>
+          <w:b/>
+          <w:bCs/>
+        </w:rPr>
+        <w:t xml:space="preserve"> 1. </w:t>
+      </w:r>
+      <w:proofErr w:type="spellStart"/>
+      <w:proofErr w:type="gramStart"/>
+      <w:r>
+        <w:rPr>
+          <w:b/>
+          <w:bCs/>
+        </w:rPr>
+        <w:t>db.run</w:t>
+      </w:r>
+      <w:proofErr w:type="spellEnd"/>
+      <w:r>
+        <w:rPr>
+          <w:b/>
+          <w:bCs/>
+        </w:rPr>
+        <w:t>(</w:t>
+      </w:r>
+      <w:proofErr w:type="gramEnd"/>
+      <w:r>
+        <w:rPr>
+          <w:b/>
+          <w:bCs/>
+        </w:rPr>
+        <w:t xml:space="preserve">) → For </w:t>
+      </w:r>
+      <w:r>
+        <w:rPr>
+          <w:b/>
+          <w:bCs/>
+          <w:i/>
+          <w:iCs/>
+        </w:rPr>
+        <w:t>writing</w:t>
+      </w:r>
+      <w:r>
+        <w:rPr>
+          <w:b/>
+          <w:bCs/>
+        </w:rPr>
+        <w:t xml:space="preserve"> (INSERT, UPDATE, DELETE)</w:t>
+      </w:r>
+    </w:p>
+    <w:p>
+      <w:pPr>
+        <w:rPr>
+          <w:b/>
+          <w:bCs/>
+        </w:rPr>
+      </w:pPr>
+      <w:r>
+        <w:rPr>
+          <w:rFonts w:ascii="Segoe UI Emoji" w:hAnsi="Segoe UI Emoji" w:cs="Segoe UI Emoji"/>
+          <w:b/>
+          <w:bCs/>
+        </w:rPr>
+        <w:t>📌</w:t>
+      </w:r>
+      <w:r>
+        <w:rPr>
+          <w:b/>
+          <w:bCs/>
+        </w:rPr>
+        <w:t xml:space="preserve"> Use when:</w:t>
+      </w:r>
+    </w:p>
+    <w:p>
+      <w:pPr>
+        <w:numPr>
+          <w:ilvl w:val="0"/>
+          <w:numId w:val="8"/>
+        </w:numPr>
+      </w:pPr>
+      <w:r>
+        <w:t xml:space="preserve">You want to </w:t>
+      </w:r>
+      <w:r>
+        <w:rPr>
+          <w:b/>
+          <w:bCs/>
+        </w:rPr>
+        <w:t>insert</w:t>
+      </w:r>
+      <w:r>
+        <w:t xml:space="preserve">, </w:t>
+      </w:r>
+      <w:r>
+        <w:rPr>
+          <w:b/>
+          <w:bCs/>
+        </w:rPr>
+        <w:t>update</w:t>
+      </w:r>
+      <w:r>
+        <w:t xml:space="preserve">, or </w:t>
+      </w:r>
+      <w:r>
+        <w:rPr>
+          <w:b/>
+          <w:bCs/>
+        </w:rPr>
+        <w:t>delete</w:t>
+      </w:r>
+      <w:r>
+        <w:t xml:space="preserve"> data.</w:t>
+      </w:r>
+    </w:p>
+    <w:p>
+      <w:pPr>
+        <w:numPr>
+          <w:ilvl w:val="0"/>
+          <w:numId w:val="8"/>
+        </w:numPr>
+      </w:pPr>
+      <w:r>
+        <w:t xml:space="preserve">It </w:t>
+      </w:r>
+      <w:r>
+        <w:rPr>
+          <w:b/>
+          <w:bCs/>
+        </w:rPr>
+        <w:t>does not return</w:t>
+      </w:r>
+      <w:r>
+        <w:t xml:space="preserve"> any row results (but can return </w:t>
+      </w:r>
+      <w:proofErr w:type="spellStart"/>
+      <w:r>
+        <w:t>lastID</w:t>
+      </w:r>
+      <w:proofErr w:type="spellEnd"/>
+      <w:r>
+        <w:t xml:space="preserve"> or changes count).</w:t>
+      </w:r>
+    </w:p>
+    <w:p>
+      <w:pPr>
+        <w:rPr>
+          <w:b/>
+          <w:bCs/>
+        </w:rPr>
+      </w:pPr>
+      <w:r>
+        <w:rPr>
+          <w:rFonts w:ascii="Segoe UI Emoji" w:hAnsi="Segoe UI Emoji" w:cs="Segoe UI Emoji"/>
+          <w:b/>
+          <w:bCs/>
+        </w:rPr>
+        <w:t>✅</w:t>
+      </w:r>
+      <w:r>
+        <w:rPr>
+          <w:b/>
+          <w:bCs/>
+        </w:rPr>
+        <w:t xml:space="preserve"> Example:</w:t>
+      </w:r>
+    </w:p>
+    <w:p>
+      <w:proofErr w:type="spellStart"/>
+      <w:r>
+        <w:t>js</w:t>
+      </w:r>
+      <w:proofErr w:type="spellEnd"/>
+    </w:p>
+    <w:p>
+      <w:proofErr w:type="spellStart"/>
+      <w:r>
+        <w:t>CopyEdit</w:t>
+      </w:r>
+      <w:proofErr w:type="spellEnd"/>
+    </w:p>
+    <w:p>
+      <w:proofErr w:type="spellStart"/>
+      <w:proofErr w:type="gramStart"/>
+      <w:r>
+        <w:t>db.run</w:t>
+      </w:r>
+      <w:proofErr w:type="spellEnd"/>
+      <w:r>
+        <w:t>(</w:t>
+      </w:r>
+      <w:proofErr w:type="gramEnd"/>
+    </w:p>
+    <w:p>
+      <w:r>
+        <w:t xml:space="preserve">  `INSERT INTO users (username, email, password) VALUES </w:t>
+      </w:r>
+      <w:proofErr w:type="gramStart"/>
+      <w:r>
+        <w:t>(?,</w:t>
+      </w:r>
+      <w:proofErr w:type="gramEnd"/>
+      <w:r>
+        <w:t xml:space="preserve"> ?, </w:t>
+      </w:r>
+      <w:proofErr w:type="gramStart"/>
+      <w:r>
+        <w:t>?)`</w:t>
+      </w:r>
+      <w:proofErr w:type="gramEnd"/>
+      <w:r>
+        <w:t>,</w:t>
+      </w:r>
+    </w:p>
+    <w:p>
+      <w:r>
+        <w:t xml:space="preserve">  [username, email, </w:t>
+      </w:r>
+      <w:proofErr w:type="spellStart"/>
+      <w:r>
+        <w:t>hashedPassword</w:t>
+      </w:r>
+      <w:proofErr w:type="spellEnd"/>
+      <w:r>
+        <w:t>],</w:t>
+      </w:r>
+    </w:p>
+    <w:p>
+      <w:r>
+        <w:t xml:space="preserve">  function (err) {</w:t>
+      </w:r>
+    </w:p>
+    <w:p>
+      <w:r>
+        <w:t xml:space="preserve">    if (err) return </w:t>
+      </w:r>
+      <w:proofErr w:type="spellStart"/>
+      <w:proofErr w:type="gramStart"/>
+      <w:r>
         <w:t>console.error</w:t>
       </w:r>
       <w:proofErr w:type="spellEnd"/>
       <w:proofErr w:type="gramEnd"/>
       <w:r>
-        <w:rPr>
-          <w:color w:val="388600"/>
-          <w:sz w:val="18"/>
-          <w:szCs w:val="18"/>
-        </w:rPr>
-        <w:t>('Error closing the database', err);</w:t>
-      </w:r>
-    </w:p>
-    <w:p>
-      <w:pPr>
-        <w:rPr>
-          <w:color w:val="388600"/>
-          <w:sz w:val="18"/>
-          <w:szCs w:val="18"/>
-        </w:rPr>
-      </w:pPr>
-      <w:r>
-        <w:rPr>
-          <w:color w:val="388600"/>
-          <w:sz w:val="18"/>
-          <w:szCs w:val="18"/>
-        </w:rPr>
-        <w:t xml:space="preserve">  } else {</w:t>
-      </w:r>
-    </w:p>
-    <w:p>
-      <w:pPr>
-        <w:rPr>
-          <w:color w:val="388600"/>
-          <w:sz w:val="18"/>
-          <w:szCs w:val="18"/>
-        </w:rPr>
-      </w:pPr>
-      <w:r>
-        <w:rPr>
-          <w:color w:val="388600"/>
-          <w:sz w:val="18"/>
-          <w:szCs w:val="18"/>
-        </w:rPr>
+        <w:t>(</w:t>
+      </w:r>
+      <w:proofErr w:type="spellStart"/>
+      <w:proofErr w:type="gramStart"/>
+      <w:r>
+        <w:t>err.message</w:t>
+      </w:r>
+      <w:proofErr w:type="spellEnd"/>
+      <w:proofErr w:type="gramEnd"/>
+      <w:r>
+        <w:t>);</w:t>
+      </w:r>
+    </w:p>
+    <w:p>
+      <w:r>
         <w:t xml:space="preserve">    </w:t>
       </w:r>
       <w:proofErr w:type="gramStart"/>
       <w:r>
-        <w:rPr>
-          <w:color w:val="388600"/>
-          <w:sz w:val="18"/>
-          <w:szCs w:val="18"/>
-        </w:rPr>
         <w:t>console.log(</w:t>
       </w:r>
       <w:proofErr w:type="gramEnd"/>
       <w:r>
-        <w:rPr>
-          <w:color w:val="388600"/>
-          <w:sz w:val="18"/>
-          <w:szCs w:val="18"/>
-        </w:rPr>
-        <w:t>'Database connection closed');</w:t>
-      </w:r>
-    </w:p>
-    <w:p>
-      <w:pPr>
-        <w:rPr>
-          <w:color w:val="388600"/>
-          <w:sz w:val="18"/>
-          <w:szCs w:val="18"/>
-        </w:rPr>
-      </w:pPr>
-      <w:r>
-        <w:rPr>
-          <w:color w:val="388600"/>
-          <w:sz w:val="18"/>
-          <w:szCs w:val="18"/>
-        </w:rPr>
+        <w:t xml:space="preserve">'Inserted row with ID:', </w:t>
+      </w:r>
+      <w:proofErr w:type="spellStart"/>
+      <w:proofErr w:type="gramStart"/>
+      <w:r>
+        <w:t>this.lastID</w:t>
+      </w:r>
+      <w:proofErr w:type="spellEnd"/>
+      <w:proofErr w:type="gramEnd"/>
+      <w:r>
+        <w:t>); // &lt;- Available here</w:t>
+      </w:r>
+    </w:p>
+    <w:p>
+      <w:r>
         <w:t xml:space="preserve">  }</w:t>
       </w:r>
     </w:p>
     <w:p>
-      <w:pPr>
-        <w:rPr>
-          <w:color w:val="388600"/>
-          <w:sz w:val="18"/>
-          <w:szCs w:val="18"/>
-        </w:rPr>
-      </w:pPr>
-      <w:r>
-        <w:rPr>
-          <w:color w:val="388600"/>
-          <w:sz w:val="18"/>
-          <w:szCs w:val="18"/>
-        </w:rPr>
+      <w:r>
+        <w:t>);</w:t>
+      </w:r>
+    </w:p>
+    <w:p>
+      <w:r>
+        <w:pict w14:anchorId="7A7DB8C1">
+          <v:rect id="_x0000_i1092" style="width:0;height:1.5pt" o:hralign="center" o:hrstd="t" o:hr="t" fillcolor="#a0a0a0" stroked="f"/>
+        </w:pict>
+      </w:r>
+    </w:p>
+    <w:p>
+      <w:pPr>
+        <w:rPr>
+          <w:b/>
+          <w:bCs/>
+        </w:rPr>
+      </w:pPr>
+      <w:r>
+        <w:rPr>
+          <w:rFonts w:ascii="Segoe UI Emoji" w:hAnsi="Segoe UI Emoji" w:cs="Segoe UI Emoji"/>
+          <w:b/>
+          <w:bCs/>
+        </w:rPr>
+        <w:t>🔎</w:t>
+      </w:r>
+      <w:r>
+        <w:rPr>
+          <w:b/>
+          <w:bCs/>
+        </w:rPr>
+        <w:t xml:space="preserve"> 2. </w:t>
+      </w:r>
+      <w:proofErr w:type="spellStart"/>
+      <w:proofErr w:type="gramStart"/>
+      <w:r>
+        <w:rPr>
+          <w:b/>
+          <w:bCs/>
+        </w:rPr>
+        <w:t>db.get</w:t>
+      </w:r>
+      <w:proofErr w:type="spellEnd"/>
+      <w:r>
+        <w:rPr>
+          <w:b/>
+          <w:bCs/>
+        </w:rPr>
+        <w:t>(</w:t>
+      </w:r>
+      <w:proofErr w:type="gramEnd"/>
+      <w:r>
+        <w:rPr>
+          <w:b/>
+          <w:bCs/>
+        </w:rPr>
+        <w:t xml:space="preserve">) → For </w:t>
+      </w:r>
+      <w:r>
+        <w:rPr>
+          <w:b/>
+          <w:bCs/>
+          <w:i/>
+          <w:iCs/>
+        </w:rPr>
+        <w:t>fetching ONE row</w:t>
+      </w:r>
+    </w:p>
+    <w:p>
+      <w:pPr>
+        <w:rPr>
+          <w:b/>
+          <w:bCs/>
+        </w:rPr>
+      </w:pPr>
+      <w:r>
+        <w:rPr>
+          <w:rFonts w:ascii="Segoe UI Emoji" w:hAnsi="Segoe UI Emoji" w:cs="Segoe UI Emoji"/>
+          <w:b/>
+          <w:bCs/>
+        </w:rPr>
+        <w:t>📌</w:t>
+      </w:r>
+      <w:r>
+        <w:rPr>
+          <w:b/>
+          <w:bCs/>
+        </w:rPr>
+        <w:t xml:space="preserve"> Use when:</w:t>
+      </w:r>
+    </w:p>
+    <w:p>
+      <w:pPr>
+        <w:numPr>
+          <w:ilvl w:val="0"/>
+          <w:numId w:val="9"/>
+        </w:numPr>
+      </w:pPr>
+      <w:r>
+        <w:t xml:space="preserve">You need to </w:t>
+      </w:r>
+      <w:r>
+        <w:rPr>
+          <w:b/>
+          <w:bCs/>
+        </w:rPr>
+        <w:t>get a single record</w:t>
+      </w:r>
+      <w:r>
+        <w:t xml:space="preserve"> (e.g., a user by email or ID).</w:t>
+      </w:r>
+    </w:p>
+    <w:p>
+      <w:pPr>
+        <w:numPr>
+          <w:ilvl w:val="0"/>
+          <w:numId w:val="9"/>
+        </w:numPr>
+      </w:pPr>
+      <w:r>
+        <w:t xml:space="preserve">It returns </w:t>
+      </w:r>
+      <w:r>
+        <w:rPr>
+          <w:b/>
+          <w:bCs/>
+        </w:rPr>
+        <w:t>only one row</w:t>
+      </w:r>
+      <w:r>
+        <w:t>.</w:t>
+      </w:r>
+    </w:p>
+    <w:p>
+      <w:pPr>
+        <w:rPr>
+          <w:b/>
+          <w:bCs/>
+        </w:rPr>
+      </w:pPr>
+      <w:r>
+        <w:rPr>
+          <w:rFonts w:ascii="Segoe UI Emoji" w:hAnsi="Segoe UI Emoji" w:cs="Segoe UI Emoji"/>
+          <w:b/>
+          <w:bCs/>
+        </w:rPr>
+        <w:t>✅</w:t>
+      </w:r>
+      <w:r>
+        <w:rPr>
+          <w:b/>
+          <w:bCs/>
+        </w:rPr>
+        <w:t xml:space="preserve"> Example:</w:t>
+      </w:r>
+    </w:p>
+    <w:p>
+      <w:proofErr w:type="spellStart"/>
+      <w:r>
+        <w:t>js</w:t>
+      </w:r>
+      <w:proofErr w:type="spellEnd"/>
+    </w:p>
+    <w:p>
+      <w:proofErr w:type="spellStart"/>
+      <w:r>
+        <w:t>CopyEdit</w:t>
+      </w:r>
+      <w:proofErr w:type="spellEnd"/>
+    </w:p>
+    <w:p>
+      <w:proofErr w:type="spellStart"/>
+      <w:proofErr w:type="gramStart"/>
+      <w:r>
+        <w:t>db.get</w:t>
+      </w:r>
+      <w:proofErr w:type="spellEnd"/>
+      <w:r>
+        <w:t>(</w:t>
+      </w:r>
+      <w:proofErr w:type="gramEnd"/>
+      <w:r>
+        <w:t xml:space="preserve">'SELECT * FROM users WHERE email </w:t>
+      </w:r>
+      <w:proofErr w:type="gramStart"/>
+      <w:r>
+        <w:t>= ?</w:t>
+      </w:r>
+      <w:proofErr w:type="gramEnd"/>
+      <w:r>
+        <w:t>', [email], (err, row) =&gt; {</w:t>
+      </w:r>
+    </w:p>
+    <w:p>
+      <w:r>
+        <w:lastRenderedPageBreak/>
+        <w:t xml:space="preserve">  if (err) return </w:t>
+      </w:r>
+      <w:proofErr w:type="spellStart"/>
+      <w:proofErr w:type="gramStart"/>
+      <w:r>
+        <w:t>console.error</w:t>
+      </w:r>
+      <w:proofErr w:type="spellEnd"/>
+      <w:proofErr w:type="gramEnd"/>
+      <w:r>
+        <w:t>(</w:t>
+      </w:r>
+      <w:proofErr w:type="spellStart"/>
+      <w:proofErr w:type="gramStart"/>
+      <w:r>
+        <w:t>err.message</w:t>
+      </w:r>
+      <w:proofErr w:type="spellEnd"/>
+      <w:proofErr w:type="gramEnd"/>
+      <w:r>
+        <w:t>);</w:t>
+      </w:r>
+    </w:p>
+    <w:p>
+      <w:r>
+        <w:t xml:space="preserve">  </w:t>
+      </w:r>
+      <w:proofErr w:type="gramStart"/>
+      <w:r>
+        <w:t>console.log(</w:t>
+      </w:r>
+      <w:proofErr w:type="gramEnd"/>
+      <w:r>
+        <w:t>'User:', row); // &lt;- only one user object</w:t>
+      </w:r>
+    </w:p>
+    <w:p>
+      <w:r>
         <w:t>});</w:t>
       </w:r>
     </w:p>
     <w:p>
       <w:r>
-        <w:pict w14:anchorId="7ED95EBE">
-          <v:rect id="_x0000_i1031" style="width:0;height:1.5pt" o:hralign="center" o:hrstd="t" o:hr="t" fillcolor="#a0a0a0" stroked="f"/>
+        <w:pict w14:anchorId="4425C5D0">
+          <v:rect id="_x0000_i1093" style="width:0;height:1.5pt" o:hralign="center" o:hrstd="t" o:hr="t" fillcolor="#a0a0a0" stroked="f"/>
         </w:pict>
       </w:r>
     </w:p>
@@ -6786,16 +8436,3045 @@
       </w:pPr>
       <w:r>
         <w:rPr>
-          <w:b/>
-          <w:bCs/>
-        </w:rPr>
-        <w:t>Conclusion</w:t>
-      </w:r>
-    </w:p>
-    <w:p>
-      <w:r>
-        <w:t>With SQLite, you can easily manage your application's data using a lightweight, file-based database. It's a great choice for small applications or as a local storage solution in mobile apps, IoT devices, or Electron apps.</w:t>
-      </w:r>
+          <w:rFonts w:ascii="Segoe UI Emoji" w:hAnsi="Segoe UI Emoji" w:cs="Segoe UI Emoji"/>
+          <w:b/>
+          <w:bCs/>
+        </w:rPr>
+        <w:t>📋</w:t>
+      </w:r>
+      <w:r>
+        <w:rPr>
+          <w:b/>
+          <w:bCs/>
+        </w:rPr>
+        <w:t xml:space="preserve"> 3. </w:t>
+      </w:r>
+      <w:proofErr w:type="spellStart"/>
+      <w:proofErr w:type="gramStart"/>
+      <w:r>
+        <w:rPr>
+          <w:b/>
+          <w:bCs/>
+        </w:rPr>
+        <w:t>db.all</w:t>
+      </w:r>
+      <w:proofErr w:type="spellEnd"/>
+      <w:r>
+        <w:rPr>
+          <w:b/>
+          <w:bCs/>
+        </w:rPr>
+        <w:t>(</w:t>
+      </w:r>
+      <w:proofErr w:type="gramEnd"/>
+      <w:r>
+        <w:rPr>
+          <w:b/>
+          <w:bCs/>
+        </w:rPr>
+        <w:t xml:space="preserve">) → For </w:t>
+      </w:r>
+      <w:r>
+        <w:rPr>
+          <w:b/>
+          <w:bCs/>
+          <w:i/>
+          <w:iCs/>
+        </w:rPr>
+        <w:t>fetching ALL matching rows</w:t>
+      </w:r>
+    </w:p>
+    <w:p>
+      <w:pPr>
+        <w:rPr>
+          <w:b/>
+          <w:bCs/>
+        </w:rPr>
+      </w:pPr>
+      <w:r>
+        <w:rPr>
+          <w:rFonts w:ascii="Segoe UI Emoji" w:hAnsi="Segoe UI Emoji" w:cs="Segoe UI Emoji"/>
+          <w:b/>
+          <w:bCs/>
+        </w:rPr>
+        <w:t>📌</w:t>
+      </w:r>
+      <w:r>
+        <w:rPr>
+          <w:b/>
+          <w:bCs/>
+        </w:rPr>
+        <w:t xml:space="preserve"> Use when:</w:t>
+      </w:r>
+    </w:p>
+    <w:p>
+      <w:pPr>
+        <w:numPr>
+          <w:ilvl w:val="0"/>
+          <w:numId w:val="10"/>
+        </w:numPr>
+      </w:pPr>
+      <w:r>
+        <w:t xml:space="preserve">You want to fetch </w:t>
+      </w:r>
+      <w:r>
+        <w:rPr>
+          <w:b/>
+          <w:bCs/>
+        </w:rPr>
+        <w:t>multiple rows</w:t>
+      </w:r>
+      <w:r>
+        <w:t xml:space="preserve"> (like a full list).</w:t>
+      </w:r>
+    </w:p>
+    <w:p>
+      <w:pPr>
+        <w:numPr>
+          <w:ilvl w:val="0"/>
+          <w:numId w:val="10"/>
+        </w:numPr>
+      </w:pPr>
+      <w:r>
+        <w:t xml:space="preserve">It returns an </w:t>
+      </w:r>
+      <w:r>
+        <w:rPr>
+          <w:b/>
+          <w:bCs/>
+        </w:rPr>
+        <w:t>array of rows</w:t>
+      </w:r>
+      <w:r>
+        <w:t>.</w:t>
+      </w:r>
+    </w:p>
+    <w:p>
+      <w:pPr>
+        <w:rPr>
+          <w:b/>
+          <w:bCs/>
+        </w:rPr>
+      </w:pPr>
+      <w:r>
+        <w:rPr>
+          <w:rFonts w:ascii="Segoe UI Emoji" w:hAnsi="Segoe UI Emoji" w:cs="Segoe UI Emoji"/>
+          <w:b/>
+          <w:bCs/>
+        </w:rPr>
+        <w:t>✅</w:t>
+      </w:r>
+      <w:r>
+        <w:rPr>
+          <w:b/>
+          <w:bCs/>
+        </w:rPr>
+        <w:t xml:space="preserve"> Example:</w:t>
+      </w:r>
+    </w:p>
+    <w:p>
+      <w:proofErr w:type="spellStart"/>
+      <w:r>
+        <w:t>js</w:t>
+      </w:r>
+      <w:proofErr w:type="spellEnd"/>
+    </w:p>
+    <w:p>
+      <w:proofErr w:type="spellStart"/>
+      <w:r>
+        <w:t>CopyEdit</w:t>
+      </w:r>
+      <w:proofErr w:type="spellEnd"/>
+    </w:p>
+    <w:p>
+      <w:proofErr w:type="spellStart"/>
+      <w:proofErr w:type="gramStart"/>
+      <w:r>
+        <w:t>db.all</w:t>
+      </w:r>
+      <w:proofErr w:type="spellEnd"/>
+      <w:r>
+        <w:t>(</w:t>
+      </w:r>
+      <w:proofErr w:type="gramEnd"/>
+      <w:r>
+        <w:t>'SELECT * FROM users', (err, rows) =&gt; {</w:t>
+      </w:r>
+    </w:p>
+    <w:p>
+      <w:r>
+        <w:t xml:space="preserve">  if (err) return </w:t>
+      </w:r>
+      <w:proofErr w:type="spellStart"/>
+      <w:proofErr w:type="gramStart"/>
+      <w:r>
+        <w:t>console.error</w:t>
+      </w:r>
+      <w:proofErr w:type="spellEnd"/>
+      <w:proofErr w:type="gramEnd"/>
+      <w:r>
+        <w:t>(</w:t>
+      </w:r>
+      <w:proofErr w:type="spellStart"/>
+      <w:proofErr w:type="gramStart"/>
+      <w:r>
+        <w:t>err.message</w:t>
+      </w:r>
+      <w:proofErr w:type="spellEnd"/>
+      <w:proofErr w:type="gramEnd"/>
+      <w:r>
+        <w:t>);</w:t>
+      </w:r>
+    </w:p>
+    <w:p>
+      <w:r>
+        <w:t xml:space="preserve">  </w:t>
+      </w:r>
+      <w:proofErr w:type="gramStart"/>
+      <w:r>
+        <w:t>console.log(</w:t>
+      </w:r>
+      <w:proofErr w:type="gramEnd"/>
+      <w:r>
+        <w:t>'All users:', rows); // &lt;- array of user objects</w:t>
+      </w:r>
+    </w:p>
+    <w:p>
+      <w:r>
+        <w:t>});</w:t>
+      </w:r>
+    </w:p>
+    <w:p>
+      <w:r>
+        <w:pict w14:anchorId="7822A695">
+          <v:rect id="_x0000_i1094" style="width:0;height:1.5pt" o:hralign="center" o:hrstd="t" o:hr="t" fillcolor="#a0a0a0" stroked="f"/>
+        </w:pict>
+      </w:r>
+    </w:p>
+    <w:p>
+      <w:pPr>
+        <w:rPr>
+          <w:b/>
+          <w:bCs/>
+        </w:rPr>
+      </w:pPr>
+      <w:r>
+        <w:rPr>
+          <w:rFonts w:ascii="Segoe UI Emoji" w:hAnsi="Segoe UI Emoji" w:cs="Segoe UI Emoji"/>
+          <w:b/>
+          <w:bCs/>
+        </w:rPr>
+        <w:t>📊</w:t>
+      </w:r>
+      <w:r>
+        <w:rPr>
+          <w:b/>
+          <w:bCs/>
+        </w:rPr>
+        <w:t xml:space="preserve"> Summary Table</w:t>
+      </w:r>
+    </w:p>
+    <w:tbl>
+      <w:tblPr>
+        <w:tblW w:w="0" w:type="auto"/>
+        <w:tblCellSpacing w:w="15" w:type="dxa"/>
+        <w:tblCellMar>
+          <w:top w:w="15" w:type="dxa"/>
+          <w:left w:w="15" w:type="dxa"/>
+          <w:bottom w:w="15" w:type="dxa"/>
+          <w:right w:w="15" w:type="dxa"/>
+        </w:tblCellMar>
+        <w:tblLook w:val="04A0" w:firstRow="1" w:lastRow="0" w:firstColumn="1" w:lastColumn="0" w:noHBand="0" w:noVBand="1"/>
+      </w:tblPr>
+      <w:tblGrid>
+        <w:gridCol w:w="870"/>
+        <w:gridCol w:w="2429"/>
+        <w:gridCol w:w="1706"/>
+        <w:gridCol w:w="3375"/>
+      </w:tblGrid>
+      <w:tr>
+        <w:trPr>
+          <w:tblHeader/>
+          <w:tblCellSpacing w:w="15" w:type="dxa"/>
+        </w:trPr>
+        <w:tc>
+          <w:tcPr>
+            <w:tcW w:w="0" w:type="auto"/>
+            <w:vAlign w:val="center"/>
+            <w:hideMark/>
+          </w:tcPr>
+          <w:p>
+            <w:pPr>
+              <w:rPr>
+                <w:b/>
+                <w:bCs/>
+              </w:rPr>
+            </w:pPr>
+            <w:r>
+              <w:rPr>
+                <w:b/>
+                <w:bCs/>
+              </w:rPr>
+              <w:t>Function</w:t>
+            </w:r>
+          </w:p>
+        </w:tc>
+        <w:tc>
+          <w:tcPr>
+            <w:tcW w:w="0" w:type="auto"/>
+            <w:vAlign w:val="center"/>
+            <w:hideMark/>
+          </w:tcPr>
+          <w:p>
+            <w:pPr>
+              <w:rPr>
+                <w:b/>
+                <w:bCs/>
+              </w:rPr>
+            </w:pPr>
+            <w:r>
+              <w:rPr>
+                <w:b/>
+                <w:bCs/>
+              </w:rPr>
+              <w:t>Use Case</w:t>
+            </w:r>
+          </w:p>
+        </w:tc>
+        <w:tc>
+          <w:tcPr>
+            <w:tcW w:w="0" w:type="auto"/>
+            <w:vAlign w:val="center"/>
+            <w:hideMark/>
+          </w:tcPr>
+          <w:p>
+            <w:pPr>
+              <w:rPr>
+                <w:b/>
+                <w:bCs/>
+              </w:rPr>
+            </w:pPr>
+            <w:r>
+              <w:rPr>
+                <w:b/>
+                <w:bCs/>
+              </w:rPr>
+              <w:t>Returns</w:t>
+            </w:r>
+          </w:p>
+        </w:tc>
+        <w:tc>
+          <w:tcPr>
+            <w:tcW w:w="0" w:type="auto"/>
+            <w:vAlign w:val="center"/>
+            <w:hideMark/>
+          </w:tcPr>
+          <w:p>
+            <w:pPr>
+              <w:rPr>
+                <w:b/>
+                <w:bCs/>
+              </w:rPr>
+            </w:pPr>
+            <w:r>
+              <w:rPr>
+                <w:b/>
+                <w:bCs/>
+              </w:rPr>
+              <w:t>Example Query</w:t>
+            </w:r>
+          </w:p>
+        </w:tc>
+      </w:tr>
+      <w:tr>
+        <w:trPr>
+          <w:tblCellSpacing w:w="15" w:type="dxa"/>
+        </w:trPr>
+        <w:tc>
+          <w:tcPr>
+            <w:tcW w:w="0" w:type="auto"/>
+            <w:vAlign w:val="center"/>
+            <w:hideMark/>
+          </w:tcPr>
+          <w:p>
+            <w:proofErr w:type="spellStart"/>
+            <w:proofErr w:type="gramStart"/>
+            <w:r>
+              <w:t>db.run</w:t>
+            </w:r>
+            <w:proofErr w:type="spellEnd"/>
+            <w:r>
+              <w:t>(</w:t>
+            </w:r>
+            <w:proofErr w:type="gramEnd"/>
+            <w:r>
+              <w:t>)</w:t>
+            </w:r>
+          </w:p>
+        </w:tc>
+        <w:tc>
+          <w:tcPr>
+            <w:tcW w:w="0" w:type="auto"/>
+            <w:vAlign w:val="center"/>
+            <w:hideMark/>
+          </w:tcPr>
+          <w:p>
+            <w:r>
+              <w:t>INSERT / UPDATE / DELETE</w:t>
+            </w:r>
+          </w:p>
+        </w:tc>
+        <w:tc>
+          <w:tcPr>
+            <w:tcW w:w="0" w:type="auto"/>
+            <w:vAlign w:val="center"/>
+            <w:hideMark/>
+          </w:tcPr>
+          <w:p>
+            <w:r>
+              <w:t>No rows (just info)</w:t>
+            </w:r>
+          </w:p>
+        </w:tc>
+        <w:tc>
+          <w:tcPr>
+            <w:tcW w:w="0" w:type="auto"/>
+            <w:vAlign w:val="center"/>
+            <w:hideMark/>
+          </w:tcPr>
+          <w:p>
+            <w:r>
+              <w:t>INSERT INTO, DELETE FROM, UPDATE</w:t>
+            </w:r>
+          </w:p>
+        </w:tc>
+      </w:tr>
+      <w:tr>
+        <w:trPr>
+          <w:tblCellSpacing w:w="15" w:type="dxa"/>
+        </w:trPr>
+        <w:tc>
+          <w:tcPr>
+            <w:tcW w:w="0" w:type="auto"/>
+            <w:vAlign w:val="center"/>
+            <w:hideMark/>
+          </w:tcPr>
+          <w:p>
+            <w:proofErr w:type="spellStart"/>
+            <w:proofErr w:type="gramStart"/>
+            <w:r>
+              <w:t>db.get</w:t>
+            </w:r>
+            <w:proofErr w:type="spellEnd"/>
+            <w:r>
+              <w:t>(</w:t>
+            </w:r>
+            <w:proofErr w:type="gramEnd"/>
+            <w:r>
+              <w:t>)</w:t>
+            </w:r>
+          </w:p>
+        </w:tc>
+        <w:tc>
+          <w:tcPr>
+            <w:tcW w:w="0" w:type="auto"/>
+            <w:vAlign w:val="center"/>
+            <w:hideMark/>
+          </w:tcPr>
+          <w:p>
+            <w:r>
+              <w:t>SELECT single row</w:t>
+            </w:r>
+          </w:p>
+        </w:tc>
+        <w:tc>
+          <w:tcPr>
+            <w:tcW w:w="0" w:type="auto"/>
+            <w:vAlign w:val="center"/>
+            <w:hideMark/>
+          </w:tcPr>
+          <w:p>
+            <w:r>
+              <w:t>One row (object)</w:t>
+            </w:r>
+          </w:p>
+        </w:tc>
+        <w:tc>
+          <w:tcPr>
+            <w:tcW w:w="0" w:type="auto"/>
+            <w:vAlign w:val="center"/>
+            <w:hideMark/>
+          </w:tcPr>
+          <w:p>
+            <w:r>
+              <w:t xml:space="preserve">SELECT * FROM users WHERE id </w:t>
+            </w:r>
+            <w:proofErr w:type="gramStart"/>
+            <w:r>
+              <w:t>= ?</w:t>
+            </w:r>
+            <w:proofErr w:type="gramEnd"/>
+          </w:p>
+        </w:tc>
+      </w:tr>
+      <w:tr>
+        <w:trPr>
+          <w:tblCellSpacing w:w="15" w:type="dxa"/>
+        </w:trPr>
+        <w:tc>
+          <w:tcPr>
+            <w:tcW w:w="0" w:type="auto"/>
+            <w:vAlign w:val="center"/>
+            <w:hideMark/>
+          </w:tcPr>
+          <w:p>
+            <w:proofErr w:type="spellStart"/>
+            <w:proofErr w:type="gramStart"/>
+            <w:r>
+              <w:t>db.all</w:t>
+            </w:r>
+            <w:proofErr w:type="spellEnd"/>
+            <w:r>
+              <w:t>(</w:t>
+            </w:r>
+            <w:proofErr w:type="gramEnd"/>
+            <w:r>
+              <w:t>)</w:t>
+            </w:r>
+          </w:p>
+        </w:tc>
+        <w:tc>
+          <w:tcPr>
+            <w:tcW w:w="0" w:type="auto"/>
+            <w:vAlign w:val="center"/>
+            <w:hideMark/>
+          </w:tcPr>
+          <w:p>
+            <w:r>
+              <w:t>SELECT multiple rows</w:t>
+            </w:r>
+          </w:p>
+        </w:tc>
+        <w:tc>
+          <w:tcPr>
+            <w:tcW w:w="0" w:type="auto"/>
+            <w:vAlign w:val="center"/>
+            <w:hideMark/>
+          </w:tcPr>
+          <w:p>
+            <w:r>
+              <w:t>Array of rows</w:t>
+            </w:r>
+          </w:p>
+        </w:tc>
+        <w:tc>
+          <w:tcPr>
+            <w:tcW w:w="0" w:type="auto"/>
+            <w:vAlign w:val="center"/>
+            <w:hideMark/>
+          </w:tcPr>
+          <w:p>
+            <w:r>
+              <w:t>SELECT * FROM users</w:t>
+            </w:r>
+          </w:p>
+        </w:tc>
+      </w:tr>
+    </w:tbl>
+    <w:p>
+      <w:r>
+        <w:pict w14:anchorId="645DA327">
+          <v:rect id="_x0000_i1095" style="width:0;height:1.5pt" o:hralign="center" o:hrstd="t" o:hr="t" fillcolor="#a0a0a0" stroked="f"/>
+        </w:pict>
+      </w:r>
+    </w:p>
+    <w:p>
+      <w:r>
+        <w:t>If you're building a CRUD app, you’ll commonly use:</w:t>
+      </w:r>
+    </w:p>
+    <w:p>
+      <w:pPr>
+        <w:numPr>
+          <w:ilvl w:val="0"/>
+          <w:numId w:val="11"/>
+        </w:numPr>
+      </w:pPr>
+      <w:proofErr w:type="spellStart"/>
+      <w:proofErr w:type="gramStart"/>
+      <w:r>
+        <w:t>db.run</w:t>
+      </w:r>
+      <w:proofErr w:type="spellEnd"/>
+      <w:r>
+        <w:t>(</w:t>
+      </w:r>
+      <w:proofErr w:type="gramEnd"/>
+      <w:r>
+        <w:t xml:space="preserve">) for </w:t>
+      </w:r>
+      <w:r>
+        <w:rPr>
+          <w:b/>
+          <w:bCs/>
+        </w:rPr>
+        <w:t>Create</w:t>
+      </w:r>
+      <w:r>
+        <w:t xml:space="preserve">, </w:t>
+      </w:r>
+      <w:r>
+        <w:rPr>
+          <w:b/>
+          <w:bCs/>
+        </w:rPr>
+        <w:t>Update</w:t>
+      </w:r>
+      <w:r>
+        <w:t xml:space="preserve">, </w:t>
+      </w:r>
+      <w:r>
+        <w:rPr>
+          <w:b/>
+          <w:bCs/>
+        </w:rPr>
+        <w:t>Delete</w:t>
+      </w:r>
+    </w:p>
+    <w:p>
+      <w:pPr>
+        <w:numPr>
+          <w:ilvl w:val="0"/>
+          <w:numId w:val="11"/>
+        </w:numPr>
+      </w:pPr>
+      <w:proofErr w:type="spellStart"/>
+      <w:proofErr w:type="gramStart"/>
+      <w:r>
+        <w:t>db.get</w:t>
+      </w:r>
+      <w:proofErr w:type="spellEnd"/>
+      <w:r>
+        <w:t>(</w:t>
+      </w:r>
+      <w:proofErr w:type="gramEnd"/>
+      <w:r>
+        <w:t xml:space="preserve">) for </w:t>
+      </w:r>
+      <w:r>
+        <w:rPr>
+          <w:b/>
+          <w:bCs/>
+        </w:rPr>
+        <w:t>Read one</w:t>
+      </w:r>
+    </w:p>
+    <w:p>
+      <w:pPr>
+        <w:numPr>
+          <w:ilvl w:val="0"/>
+          <w:numId w:val="11"/>
+        </w:numPr>
+      </w:pPr>
+      <w:proofErr w:type="spellStart"/>
+      <w:proofErr w:type="gramStart"/>
+      <w:r>
+        <w:t>db.all</w:t>
+      </w:r>
+      <w:proofErr w:type="spellEnd"/>
+      <w:r>
+        <w:t>(</w:t>
+      </w:r>
+      <w:proofErr w:type="gramEnd"/>
+      <w:r>
+        <w:t xml:space="preserve">) for </w:t>
+      </w:r>
+      <w:r>
+        <w:rPr>
+          <w:b/>
+          <w:bCs/>
+        </w:rPr>
+        <w:t>Read many</w:t>
+      </w:r>
+      <w:r>
+        <w:rPr>
+          <w:b/>
+          <w:bCs/>
+        </w:rPr>
+        <w:br/>
+      </w:r>
+      <w:r>
+        <w:rPr>
+          <w:b/>
+          <w:bCs/>
+        </w:rPr>
+        <w:br/>
+      </w:r>
+      <w:r>
+        <w:rPr>
+          <w:b/>
+          <w:bCs/>
+        </w:rPr>
+        <w:br/>
+      </w:r>
+    </w:p>
+    <w:p>
+      <w:pPr>
+        <w:rPr>
+          <w:b/>
+          <w:bCs/>
+        </w:rPr>
+      </w:pPr>
+      <w:r>
+        <w:rPr>
+          <w:rFonts w:ascii="Segoe UI Emoji" w:hAnsi="Segoe UI Emoji" w:cs="Segoe UI Emoji"/>
+          <w:b/>
+          <w:bCs/>
+        </w:rPr>
+        <w:t>❓</w:t>
+      </w:r>
+      <w:r>
+        <w:rPr>
+          <w:b/>
+          <w:bCs/>
+        </w:rPr>
+        <w:t xml:space="preserve"> Can we </w:t>
+      </w:r>
+      <w:proofErr w:type="gramStart"/>
+      <w:r>
+        <w:rPr>
+          <w:b/>
+          <w:bCs/>
+        </w:rPr>
+        <w:t>use .all</w:t>
+      </w:r>
+      <w:proofErr w:type="gramEnd"/>
+      <w:r>
+        <w:rPr>
+          <w:b/>
+          <w:bCs/>
+        </w:rPr>
+        <w:t>() for all types of queries?</w:t>
+      </w:r>
+    </w:p>
+    <w:p>
+      <w:r>
+        <w:rPr>
+          <w:b/>
+          <w:bCs/>
+        </w:rPr>
+        <w:t>Short answer:</w:t>
+      </w:r>
+      <w:r>
+        <w:t xml:space="preserve"> </w:t>
+      </w:r>
+      <w:r>
+        <w:rPr>
+          <w:rFonts w:ascii="Segoe UI Emoji" w:hAnsi="Segoe UI Emoji" w:cs="Segoe UI Emoji"/>
+        </w:rPr>
+        <w:t>❌</w:t>
+      </w:r>
+      <w:r>
+        <w:t xml:space="preserve"> </w:t>
+      </w:r>
+      <w:r>
+        <w:rPr>
+          <w:b/>
+          <w:bCs/>
+        </w:rPr>
+        <w:t>No</w:t>
+      </w:r>
+      <w:proofErr w:type="gramStart"/>
+      <w:r>
+        <w:t>, .all</w:t>
+      </w:r>
+      <w:proofErr w:type="gramEnd"/>
+      <w:r>
+        <w:t xml:space="preserve">() is only meant for </w:t>
+      </w:r>
+      <w:r>
+        <w:rPr>
+          <w:b/>
+          <w:bCs/>
+        </w:rPr>
+        <w:t>SELECT</w:t>
+      </w:r>
+      <w:r>
+        <w:t xml:space="preserve"> queries that return </w:t>
+      </w:r>
+      <w:r>
+        <w:rPr>
+          <w:b/>
+          <w:bCs/>
+        </w:rPr>
+        <w:t>multiple rows</w:t>
+      </w:r>
+      <w:r>
+        <w:t>.</w:t>
+      </w:r>
+    </w:p>
+    <w:p>
+      <w:r>
+        <w:lastRenderedPageBreak/>
+        <w:pict w14:anchorId="03245EF2">
+          <v:rect id="_x0000_i1158" style="width:0;height:1.5pt" o:hralign="center" o:hrstd="t" o:hr="t" fillcolor="#a0a0a0" stroked="f"/>
+        </w:pict>
+      </w:r>
+    </w:p>
+    <w:p>
+      <w:pPr>
+        <w:rPr>
+          <w:b/>
+          <w:bCs/>
+        </w:rPr>
+      </w:pPr>
+      <w:r>
+        <w:rPr>
+          <w:rFonts w:ascii="Segoe UI Emoji" w:hAnsi="Segoe UI Emoji" w:cs="Segoe UI Emoji"/>
+          <w:b/>
+          <w:bCs/>
+        </w:rPr>
+        <w:t>💥</w:t>
+      </w:r>
+      <w:r>
+        <w:rPr>
+          <w:b/>
+          <w:bCs/>
+        </w:rPr>
+        <w:t xml:space="preserve"> Why?</w:t>
+      </w:r>
+    </w:p>
+    <w:p>
+      <w:proofErr w:type="gramStart"/>
+      <w:r>
+        <w:t>The .all</w:t>
+      </w:r>
+      <w:proofErr w:type="gramEnd"/>
+      <w:r>
+        <w:t>() method is designed to:</w:t>
+      </w:r>
+    </w:p>
+    <w:p>
+      <w:pPr>
+        <w:numPr>
+          <w:ilvl w:val="0"/>
+          <w:numId w:val="12"/>
+        </w:numPr>
+      </w:pPr>
+      <w:r>
+        <w:t>Execute a SELECT query</w:t>
+      </w:r>
+    </w:p>
+    <w:p>
+      <w:pPr>
+        <w:numPr>
+          <w:ilvl w:val="0"/>
+          <w:numId w:val="12"/>
+        </w:numPr>
+      </w:pPr>
+      <w:r>
+        <w:t xml:space="preserve">Return </w:t>
+      </w:r>
+      <w:r>
+        <w:rPr>
+          <w:b/>
+          <w:bCs/>
+        </w:rPr>
+        <w:t>an array of all matching rows</w:t>
+      </w:r>
+    </w:p>
+    <w:p>
+      <w:pPr>
+        <w:numPr>
+          <w:ilvl w:val="0"/>
+          <w:numId w:val="12"/>
+        </w:numPr>
+      </w:pPr>
+      <w:r>
+        <w:t xml:space="preserve">It </w:t>
+      </w:r>
+      <w:r>
+        <w:rPr>
+          <w:b/>
+          <w:bCs/>
+        </w:rPr>
+        <w:t>doesn't work properly with</w:t>
+      </w:r>
+      <w:r>
+        <w:t xml:space="preserve"> INSERT, UPDATE, or DELETE, because those operations:</w:t>
+      </w:r>
+    </w:p>
+    <w:p>
+      <w:pPr>
+        <w:numPr>
+          <w:ilvl w:val="1"/>
+          <w:numId w:val="12"/>
+        </w:numPr>
+      </w:pPr>
+      <w:r>
+        <w:rPr>
+          <w:b/>
+          <w:bCs/>
+        </w:rPr>
+        <w:t>Don't return rows</w:t>
+      </w:r>
+    </w:p>
+    <w:p>
+      <w:pPr>
+        <w:numPr>
+          <w:ilvl w:val="1"/>
+          <w:numId w:val="12"/>
+        </w:numPr>
+      </w:pPr>
+      <w:r>
+        <w:t>Just return info like number of rows affected (</w:t>
+      </w:r>
+      <w:proofErr w:type="spellStart"/>
+      <w:proofErr w:type="gramStart"/>
+      <w:r>
+        <w:t>this.changes</w:t>
+      </w:r>
+      <w:proofErr w:type="spellEnd"/>
+      <w:proofErr w:type="gramEnd"/>
+      <w:r>
+        <w:t>) or last inserted ID (</w:t>
+      </w:r>
+      <w:proofErr w:type="spellStart"/>
+      <w:proofErr w:type="gramStart"/>
+      <w:r>
+        <w:t>this.lastID</w:t>
+      </w:r>
+      <w:proofErr w:type="spellEnd"/>
+      <w:proofErr w:type="gramEnd"/>
+      <w:r>
+        <w:t>)</w:t>
+      </w:r>
+    </w:p>
+    <w:p>
+      <w:pPr>
+        <w:rPr>
+          <w:b/>
+          <w:bCs/>
+        </w:rPr>
+      </w:pPr>
+      <w:r>
+        <w:rPr>
+          <w:b/>
+          <w:bCs/>
+        </w:rPr>
+        <w:pict w14:anchorId="53338879">
+          <v:rect id="_x0000_i1197" style="width:0;height:1.5pt" o:hralign="center" o:hrstd="t" o:hr="t" fillcolor="#a0a0a0" stroked="f"/>
+        </w:pict>
+      </w:r>
+    </w:p>
+    <w:p>
+      <w:pPr>
+        <w:rPr>
+          <w:b/>
+          <w:bCs/>
+        </w:rPr>
+      </w:pPr>
+    </w:p>
+    <w:p>
+      <w:r>
+        <w:rPr>
+          <w:b/>
+          <w:bCs/>
+        </w:rPr>
+        <w:pict w14:anchorId="065F89D4">
+          <v:rect id="_x0000_i1196" style="width:0;height:1.5pt" o:hralign="center" o:hrstd="t" o:hr="t" fillcolor="#a0a0a0" stroked="f"/>
+        </w:pict>
+      </w:r>
+      <w:r>
+        <w:rPr>
+          <w:b/>
+          <w:bCs/>
+        </w:rPr>
+        <w:pict w14:anchorId="6D81E48E">
+          <v:rect id="_x0000_i1195" style="width:0;height:1.5pt" o:hralign="center" o:hrstd="t" o:hr="t" fillcolor="#a0a0a0" stroked="f"/>
+        </w:pict>
+      </w:r>
+    </w:p>
+    <w:p>
+      <w:pPr>
+        <w:rPr>
+          <w:b/>
+          <w:bCs/>
+        </w:rPr>
+      </w:pPr>
+      <w:r>
+        <w:rPr>
+          <w:rFonts w:ascii="Segoe UI Emoji" w:hAnsi="Segoe UI Emoji" w:cs="Segoe UI Emoji"/>
+          <w:b/>
+          <w:bCs/>
+        </w:rPr>
+        <w:t>✅</w:t>
+      </w:r>
+      <w:r>
+        <w:rPr>
+          <w:b/>
+          <w:bCs/>
+        </w:rPr>
+        <w:t xml:space="preserve"> In MongoDB (with Mongoose), we don’t have to manually write such basic queries because Mongoose gives us built-in methods based on the schema.</w:t>
+      </w:r>
+    </w:p>
+    <w:p>
+      <w:pPr>
+        <w:rPr>
+          <w:b/>
+          <w:bCs/>
+        </w:rPr>
+      </w:pPr>
+      <w:r>
+        <w:rPr>
+          <w:b/>
+          <w:bCs/>
+        </w:rPr>
+        <w:pict w14:anchorId="0EBDC8BE">
+          <v:rect id="_x0000_i1186" style="width:0;height:1.5pt" o:hralign="center" o:hrstd="t" o:hr="t" fillcolor="#a0a0a0" stroked="f"/>
+        </w:pict>
+      </w:r>
+    </w:p>
+    <w:p>
+      <w:pPr>
+        <w:rPr>
+          <w:b/>
+          <w:bCs/>
+        </w:rPr>
+      </w:pPr>
+      <w:r>
+        <w:rPr>
+          <w:rFonts w:ascii="Segoe UI Emoji" w:hAnsi="Segoe UI Emoji" w:cs="Segoe UI Emoji"/>
+          <w:b/>
+          <w:bCs/>
+        </w:rPr>
+        <w:t>🔁</w:t>
+      </w:r>
+      <w:r>
+        <w:rPr>
+          <w:b/>
+          <w:bCs/>
+        </w:rPr>
+        <w:t xml:space="preserve"> Comparison: SQLite (manual) vs MongoDB (automatic)</w:t>
+      </w:r>
+    </w:p>
+    <w:p>
+      <w:pPr>
+        <w:rPr>
+          <w:b/>
+          <w:bCs/>
+        </w:rPr>
+      </w:pPr>
+      <w:r>
+        <w:rPr>
+          <w:rFonts w:ascii="Segoe UI Emoji" w:hAnsi="Segoe UI Emoji" w:cs="Segoe UI Emoji"/>
+          <w:b/>
+          <w:bCs/>
+        </w:rPr>
+        <w:t>🔹</w:t>
+      </w:r>
+      <w:r>
+        <w:rPr>
+          <w:b/>
+          <w:bCs/>
+        </w:rPr>
+        <w:t xml:space="preserve"> SQLite with sqlite3</w:t>
+      </w:r>
+    </w:p>
+    <w:p>
+      <w:pPr>
+        <w:rPr>
+          <w:b/>
+          <w:bCs/>
+        </w:rPr>
+      </w:pPr>
+      <w:r>
+        <w:rPr>
+          <w:b/>
+          <w:bCs/>
+        </w:rPr>
+        <w:t xml:space="preserve">You have </w:t>
+      </w:r>
+      <w:proofErr w:type="gramStart"/>
+      <w:r>
+        <w:rPr>
+          <w:b/>
+          <w:bCs/>
+        </w:rPr>
+        <w:t>to</w:t>
+      </w:r>
+      <w:proofErr w:type="gramEnd"/>
+      <w:r>
+        <w:rPr>
+          <w:b/>
+          <w:bCs/>
+        </w:rPr>
+        <w:t xml:space="preserve"> manually:</w:t>
+      </w:r>
+    </w:p>
+    <w:p>
+      <w:pPr>
+        <w:numPr>
+          <w:ilvl w:val="0"/>
+          <w:numId w:val="13"/>
+        </w:numPr>
+        <w:rPr>
+          <w:b/>
+          <w:bCs/>
+        </w:rPr>
+      </w:pPr>
+      <w:r>
+        <w:rPr>
+          <w:b/>
+          <w:bCs/>
+        </w:rPr>
+        <w:t>Write the query (INSERT, SELECT, etc.)</w:t>
+      </w:r>
+    </w:p>
+    <w:p>
+      <w:pPr>
+        <w:numPr>
+          <w:ilvl w:val="0"/>
+          <w:numId w:val="13"/>
+        </w:numPr>
+        <w:rPr>
+          <w:b/>
+          <w:bCs/>
+        </w:rPr>
+      </w:pPr>
+      <w:r>
+        <w:rPr>
+          <w:b/>
+          <w:bCs/>
+        </w:rPr>
+        <w:t>Pass parameters</w:t>
+      </w:r>
+    </w:p>
+    <w:p>
+      <w:pPr>
+        <w:numPr>
+          <w:ilvl w:val="0"/>
+          <w:numId w:val="13"/>
+        </w:numPr>
+        <w:rPr>
+          <w:b/>
+          <w:bCs/>
+        </w:rPr>
+      </w:pPr>
+      <w:r>
+        <w:rPr>
+          <w:b/>
+          <w:bCs/>
+        </w:rPr>
+        <w:t>Handle callbacks</w:t>
+      </w:r>
+    </w:p>
+    <w:p>
+      <w:pPr>
+        <w:numPr>
+          <w:ilvl w:val="0"/>
+          <w:numId w:val="13"/>
+        </w:numPr>
+        <w:rPr>
+          <w:b/>
+          <w:bCs/>
+        </w:rPr>
+      </w:pPr>
+      <w:r>
+        <w:rPr>
+          <w:b/>
+          <w:bCs/>
+        </w:rPr>
+        <w:t>Hash passwords before saving</w:t>
+      </w:r>
+    </w:p>
+    <w:p>
+      <w:pPr>
+        <w:rPr>
+          <w:b/>
+          <w:bCs/>
+        </w:rPr>
+      </w:pPr>
+      <w:proofErr w:type="spellStart"/>
+      <w:r>
+        <w:rPr>
+          <w:b/>
+          <w:bCs/>
+        </w:rPr>
+        <w:t>js</w:t>
+      </w:r>
+      <w:proofErr w:type="spellEnd"/>
+    </w:p>
+    <w:p>
+      <w:pPr>
+        <w:rPr>
+          <w:b/>
+          <w:bCs/>
+        </w:rPr>
+      </w:pPr>
+      <w:proofErr w:type="spellStart"/>
+      <w:r>
+        <w:rPr>
+          <w:b/>
+          <w:bCs/>
+        </w:rPr>
+        <w:t>CopyEdit</w:t>
+      </w:r>
+      <w:proofErr w:type="spellEnd"/>
+    </w:p>
+    <w:p>
+      <w:pPr>
+        <w:rPr>
+          <w:b/>
+          <w:bCs/>
+        </w:rPr>
+      </w:pPr>
+      <w:proofErr w:type="spellStart"/>
+      <w:proofErr w:type="gramStart"/>
+      <w:r>
+        <w:rPr>
+          <w:b/>
+          <w:bCs/>
+        </w:rPr>
+        <w:t>db.run</w:t>
+      </w:r>
+      <w:proofErr w:type="spellEnd"/>
+      <w:r>
+        <w:rPr>
+          <w:b/>
+          <w:bCs/>
+        </w:rPr>
+        <w:t>(</w:t>
+      </w:r>
+      <w:proofErr w:type="gramEnd"/>
+      <w:r>
+        <w:rPr>
+          <w:b/>
+          <w:bCs/>
+        </w:rPr>
+        <w:t>'INSERT INTO users (...)', [...], (err) =&gt; {});</w:t>
+      </w:r>
+    </w:p>
+    <w:p>
+      <w:pPr>
+        <w:rPr>
+          <w:b/>
+          <w:bCs/>
+        </w:rPr>
+      </w:pPr>
+      <w:proofErr w:type="spellStart"/>
+      <w:proofErr w:type="gramStart"/>
+      <w:r>
+        <w:rPr>
+          <w:b/>
+          <w:bCs/>
+        </w:rPr>
+        <w:t>db.get</w:t>
+      </w:r>
+      <w:proofErr w:type="spellEnd"/>
+      <w:r>
+        <w:rPr>
+          <w:b/>
+          <w:bCs/>
+        </w:rPr>
+        <w:t>(</w:t>
+      </w:r>
+      <w:proofErr w:type="gramEnd"/>
+      <w:r>
+        <w:rPr>
+          <w:b/>
+          <w:bCs/>
+        </w:rPr>
+        <w:t xml:space="preserve">'SELECT * FROM users WHERE email </w:t>
+      </w:r>
+      <w:proofErr w:type="gramStart"/>
+      <w:r>
+        <w:rPr>
+          <w:b/>
+          <w:bCs/>
+        </w:rPr>
+        <w:t>= ?</w:t>
+      </w:r>
+      <w:proofErr w:type="gramEnd"/>
+      <w:r>
+        <w:rPr>
+          <w:b/>
+          <w:bCs/>
+        </w:rPr>
+        <w:t>', [...], (err, row) =&gt; {});</w:t>
+      </w:r>
+    </w:p>
+    <w:p>
+      <w:pPr>
+        <w:rPr>
+          <w:b/>
+          <w:bCs/>
+        </w:rPr>
+      </w:pPr>
+      <w:r>
+        <w:rPr>
+          <w:rFonts w:ascii="Segoe UI Emoji" w:hAnsi="Segoe UI Emoji" w:cs="Segoe UI Emoji"/>
+          <w:b/>
+          <w:bCs/>
+        </w:rPr>
+        <w:t>🔹</w:t>
+      </w:r>
+      <w:r>
+        <w:rPr>
+          <w:b/>
+          <w:bCs/>
+        </w:rPr>
+        <w:t xml:space="preserve"> MongoDB with Mongoose</w:t>
+      </w:r>
+    </w:p>
+    <w:p>
+      <w:pPr>
+        <w:rPr>
+          <w:b/>
+          <w:bCs/>
+        </w:rPr>
+      </w:pPr>
+      <w:r>
+        <w:rPr>
+          <w:b/>
+          <w:bCs/>
+        </w:rPr>
+        <w:t>Mongoose gives you model-based methods out of the box:</w:t>
+      </w:r>
+    </w:p>
+    <w:p>
+      <w:pPr>
+        <w:rPr>
+          <w:b/>
+          <w:bCs/>
+        </w:rPr>
+      </w:pPr>
+      <w:proofErr w:type="spellStart"/>
+      <w:r>
+        <w:rPr>
+          <w:b/>
+          <w:bCs/>
+        </w:rPr>
+        <w:t>js</w:t>
+      </w:r>
+      <w:proofErr w:type="spellEnd"/>
+    </w:p>
+    <w:p>
+      <w:pPr>
+        <w:rPr>
+          <w:b/>
+          <w:bCs/>
+        </w:rPr>
+      </w:pPr>
+      <w:proofErr w:type="spellStart"/>
+      <w:r>
+        <w:rPr>
+          <w:b/>
+          <w:bCs/>
+        </w:rPr>
+        <w:t>CopyEdit</w:t>
+      </w:r>
+      <w:proofErr w:type="spellEnd"/>
+    </w:p>
+    <w:p>
+      <w:pPr>
+        <w:rPr>
+          <w:b/>
+          <w:bCs/>
+        </w:rPr>
+      </w:pPr>
+      <w:proofErr w:type="spellStart"/>
+      <w:r>
+        <w:rPr>
+          <w:b/>
+          <w:bCs/>
+        </w:rPr>
+        <w:t>const</w:t>
+      </w:r>
+      <w:proofErr w:type="spellEnd"/>
+      <w:r>
+        <w:rPr>
+          <w:b/>
+          <w:bCs/>
+        </w:rPr>
+        <w:t xml:space="preserve"> user = new </w:t>
+      </w:r>
+      <w:proofErr w:type="gramStart"/>
+      <w:r>
+        <w:rPr>
+          <w:b/>
+          <w:bCs/>
+        </w:rPr>
+        <w:t>User({ username</w:t>
+      </w:r>
+      <w:proofErr w:type="gramEnd"/>
+      <w:r>
+        <w:rPr>
+          <w:b/>
+          <w:bCs/>
+        </w:rPr>
+        <w:t xml:space="preserve">, email, </w:t>
+      </w:r>
+      <w:proofErr w:type="gramStart"/>
+      <w:r>
+        <w:rPr>
+          <w:b/>
+          <w:bCs/>
+        </w:rPr>
+        <w:t>password }</w:t>
+      </w:r>
+      <w:proofErr w:type="gramEnd"/>
+      <w:r>
+        <w:rPr>
+          <w:b/>
+          <w:bCs/>
+        </w:rPr>
+        <w:t>);</w:t>
+      </w:r>
+    </w:p>
+    <w:p>
+      <w:pPr>
+        <w:rPr>
+          <w:b/>
+          <w:bCs/>
+        </w:rPr>
+      </w:pPr>
+      <w:r>
+        <w:rPr>
+          <w:b/>
+          <w:bCs/>
+        </w:rPr>
+        <w:lastRenderedPageBreak/>
+        <w:t xml:space="preserve">await </w:t>
+      </w:r>
+      <w:proofErr w:type="spellStart"/>
+      <w:proofErr w:type="gramStart"/>
+      <w:r>
+        <w:rPr>
+          <w:b/>
+          <w:bCs/>
+        </w:rPr>
+        <w:t>user.save</w:t>
+      </w:r>
+      <w:proofErr w:type="spellEnd"/>
+      <w:proofErr w:type="gramEnd"/>
+      <w:r>
+        <w:rPr>
+          <w:b/>
+          <w:bCs/>
+        </w:rPr>
+        <w:t xml:space="preserve">(); // </w:t>
+      </w:r>
+      <w:r>
+        <w:rPr>
+          <w:rFonts w:ascii="Segoe UI Emoji" w:hAnsi="Segoe UI Emoji" w:cs="Segoe UI Emoji"/>
+          <w:b/>
+          <w:bCs/>
+        </w:rPr>
+        <w:t>✅</w:t>
+      </w:r>
+      <w:r>
+        <w:rPr>
+          <w:b/>
+          <w:bCs/>
+        </w:rPr>
+        <w:t xml:space="preserve"> </w:t>
+      </w:r>
+      <w:proofErr w:type="spellStart"/>
+      <w:r>
+        <w:rPr>
+          <w:b/>
+          <w:bCs/>
+        </w:rPr>
+        <w:t>createUser</w:t>
+      </w:r>
+      <w:proofErr w:type="spellEnd"/>
+      <w:r>
+        <w:rPr>
+          <w:b/>
+          <w:bCs/>
+        </w:rPr>
+        <w:t xml:space="preserve"> automatically</w:t>
+      </w:r>
+    </w:p>
+    <w:p>
+      <w:pPr>
+        <w:rPr>
+          <w:b/>
+          <w:bCs/>
+        </w:rPr>
+      </w:pPr>
+    </w:p>
+    <w:p>
+      <w:pPr>
+        <w:rPr>
+          <w:b/>
+          <w:bCs/>
+        </w:rPr>
+      </w:pPr>
+      <w:proofErr w:type="spellStart"/>
+      <w:r>
+        <w:rPr>
+          <w:b/>
+          <w:bCs/>
+        </w:rPr>
+        <w:t>const</w:t>
+      </w:r>
+      <w:proofErr w:type="spellEnd"/>
+      <w:r>
+        <w:rPr>
+          <w:b/>
+          <w:bCs/>
+        </w:rPr>
+        <w:t xml:space="preserve"> user = await </w:t>
+      </w:r>
+      <w:proofErr w:type="spellStart"/>
+      <w:r>
+        <w:rPr>
+          <w:b/>
+          <w:bCs/>
+        </w:rPr>
+        <w:t>User.findOne</w:t>
+      </w:r>
+      <w:proofErr w:type="spellEnd"/>
+      <w:proofErr w:type="gramStart"/>
+      <w:r>
+        <w:rPr>
+          <w:b/>
+          <w:bCs/>
+        </w:rPr>
+        <w:t>({ email</w:t>
+      </w:r>
+      <w:proofErr w:type="gramEnd"/>
+      <w:r>
+        <w:rPr>
+          <w:b/>
+          <w:bCs/>
+        </w:rPr>
+        <w:t xml:space="preserve"> }); // </w:t>
+      </w:r>
+      <w:r>
+        <w:rPr>
+          <w:rFonts w:ascii="Segoe UI Emoji" w:hAnsi="Segoe UI Emoji" w:cs="Segoe UI Emoji"/>
+          <w:b/>
+          <w:bCs/>
+        </w:rPr>
+        <w:t>✅</w:t>
+      </w:r>
+      <w:r>
+        <w:rPr>
+          <w:b/>
+          <w:bCs/>
+        </w:rPr>
+        <w:t xml:space="preserve"> </w:t>
+      </w:r>
+      <w:proofErr w:type="spellStart"/>
+      <w:r>
+        <w:rPr>
+          <w:b/>
+          <w:bCs/>
+        </w:rPr>
+        <w:t>findUserByEmail</w:t>
+      </w:r>
+      <w:proofErr w:type="spellEnd"/>
+      <w:r>
+        <w:rPr>
+          <w:b/>
+          <w:bCs/>
+        </w:rPr>
+        <w:t xml:space="preserve"> automatically</w:t>
+      </w:r>
+    </w:p>
+    <w:p>
+      <w:pPr>
+        <w:rPr>
+          <w:b/>
+          <w:bCs/>
+        </w:rPr>
+      </w:pPr>
+      <w:r>
+        <w:rPr>
+          <w:b/>
+          <w:bCs/>
+        </w:rPr>
+        <w:t>No need to manually write:</w:t>
+      </w:r>
+    </w:p>
+    <w:p>
+      <w:pPr>
+        <w:numPr>
+          <w:ilvl w:val="0"/>
+          <w:numId w:val="14"/>
+        </w:numPr>
+        <w:rPr>
+          <w:b/>
+          <w:bCs/>
+        </w:rPr>
+      </w:pPr>
+      <w:r>
+        <w:rPr>
+          <w:b/>
+          <w:bCs/>
+        </w:rPr>
+        <w:t>SQL statements</w:t>
+      </w:r>
+    </w:p>
+    <w:p>
+      <w:pPr>
+        <w:numPr>
+          <w:ilvl w:val="0"/>
+          <w:numId w:val="14"/>
+        </w:numPr>
+        <w:rPr>
+          <w:b/>
+          <w:bCs/>
+        </w:rPr>
+      </w:pPr>
+      <w:r>
+        <w:rPr>
+          <w:b/>
+          <w:bCs/>
+        </w:rPr>
+        <w:t>Callback handlers (use async/await)</w:t>
+      </w:r>
+    </w:p>
+    <w:p>
+      <w:pPr>
+        <w:numPr>
+          <w:ilvl w:val="0"/>
+          <w:numId w:val="14"/>
+        </w:numPr>
+        <w:rPr>
+          <w:b/>
+          <w:bCs/>
+        </w:rPr>
+      </w:pPr>
+      <w:proofErr w:type="spellStart"/>
+      <w:proofErr w:type="gramStart"/>
+      <w:r>
+        <w:rPr>
+          <w:b/>
+          <w:bCs/>
+        </w:rPr>
+        <w:t>module.exports</w:t>
+      </w:r>
+      <w:proofErr w:type="spellEnd"/>
+      <w:proofErr w:type="gramEnd"/>
+      <w:r>
+        <w:rPr>
+          <w:b/>
+          <w:bCs/>
+        </w:rPr>
+        <w:t xml:space="preserve"> for each operation (you can export model once)</w:t>
+      </w:r>
+    </w:p>
+    <w:p>
+      <w:pPr>
+        <w:rPr>
+          <w:b/>
+          <w:bCs/>
+        </w:rPr>
+      </w:pPr>
+      <w:r>
+        <w:rPr>
+          <w:b/>
+          <w:bCs/>
+        </w:rPr>
+        <w:pict w14:anchorId="21CADC38">
+          <v:rect id="_x0000_i1187" style="width:0;height:1.5pt" o:hralign="center" o:hrstd="t" o:hr="t" fillcolor="#a0a0a0" stroked="f"/>
+        </w:pict>
+      </w:r>
+    </w:p>
+    <w:p>
+      <w:pPr>
+        <w:rPr>
+          <w:b/>
+          <w:bCs/>
+        </w:rPr>
+      </w:pPr>
+      <w:r>
+        <w:rPr>
+          <w:rFonts w:ascii="Segoe UI Emoji" w:hAnsi="Segoe UI Emoji" w:cs="Segoe UI Emoji"/>
+          <w:b/>
+          <w:bCs/>
+        </w:rPr>
+        <w:t>📦</w:t>
+      </w:r>
+      <w:r>
+        <w:rPr>
+          <w:b/>
+          <w:bCs/>
+        </w:rPr>
+        <w:t xml:space="preserve"> Example: Mongoose User Model</w:t>
+      </w:r>
+    </w:p>
+    <w:p>
+      <w:pPr>
+        <w:rPr>
+          <w:b/>
+          <w:bCs/>
+        </w:rPr>
+      </w:pPr>
+      <w:proofErr w:type="spellStart"/>
+      <w:r>
+        <w:rPr>
+          <w:b/>
+          <w:bCs/>
+        </w:rPr>
+        <w:t>js</w:t>
+      </w:r>
+      <w:proofErr w:type="spellEnd"/>
+    </w:p>
+    <w:p>
+      <w:pPr>
+        <w:rPr>
+          <w:b/>
+          <w:bCs/>
+        </w:rPr>
+      </w:pPr>
+      <w:proofErr w:type="spellStart"/>
+      <w:r>
+        <w:rPr>
+          <w:b/>
+          <w:bCs/>
+        </w:rPr>
+        <w:t>CopyEdit</w:t>
+      </w:r>
+      <w:proofErr w:type="spellEnd"/>
+    </w:p>
+    <w:p>
+      <w:pPr>
+        <w:rPr>
+          <w:b/>
+          <w:bCs/>
+        </w:rPr>
+      </w:pPr>
+      <w:r>
+        <w:rPr>
+          <w:b/>
+          <w:bCs/>
+        </w:rPr>
+        <w:t>// models/User.js</w:t>
+      </w:r>
+    </w:p>
+    <w:p>
+      <w:pPr>
+        <w:rPr>
+          <w:b/>
+          <w:bCs/>
+        </w:rPr>
+      </w:pPr>
+      <w:proofErr w:type="spellStart"/>
+      <w:r>
+        <w:rPr>
+          <w:b/>
+          <w:bCs/>
+        </w:rPr>
+        <w:t>const</w:t>
+      </w:r>
+      <w:proofErr w:type="spellEnd"/>
+      <w:r>
+        <w:rPr>
+          <w:b/>
+          <w:bCs/>
+        </w:rPr>
+        <w:t xml:space="preserve"> mongoose = require('mongoose');</w:t>
+      </w:r>
+    </w:p>
+    <w:p>
+      <w:pPr>
+        <w:rPr>
+          <w:b/>
+          <w:bCs/>
+        </w:rPr>
+      </w:pPr>
+      <w:proofErr w:type="spellStart"/>
+      <w:r>
+        <w:rPr>
+          <w:b/>
+          <w:bCs/>
+        </w:rPr>
+        <w:t>const</w:t>
+      </w:r>
+      <w:proofErr w:type="spellEnd"/>
+      <w:r>
+        <w:rPr>
+          <w:b/>
+          <w:bCs/>
+        </w:rPr>
+        <w:t xml:space="preserve"> </w:t>
+      </w:r>
+      <w:proofErr w:type="spellStart"/>
+      <w:r>
+        <w:rPr>
+          <w:b/>
+          <w:bCs/>
+        </w:rPr>
+        <w:t>bcrypt</w:t>
+      </w:r>
+      <w:proofErr w:type="spellEnd"/>
+      <w:r>
+        <w:rPr>
+          <w:b/>
+          <w:bCs/>
+        </w:rPr>
+        <w:t xml:space="preserve"> = require('</w:t>
+      </w:r>
+      <w:proofErr w:type="spellStart"/>
+      <w:r>
+        <w:rPr>
+          <w:b/>
+          <w:bCs/>
+        </w:rPr>
+        <w:t>bcrypt</w:t>
+      </w:r>
+      <w:proofErr w:type="spellEnd"/>
+      <w:r>
+        <w:rPr>
+          <w:b/>
+          <w:bCs/>
+        </w:rPr>
+        <w:t>');</w:t>
+      </w:r>
+    </w:p>
+    <w:p>
+      <w:pPr>
+        <w:rPr>
+          <w:b/>
+          <w:bCs/>
+        </w:rPr>
+      </w:pPr>
+    </w:p>
+    <w:p>
+      <w:pPr>
+        <w:rPr>
+          <w:b/>
+          <w:bCs/>
+        </w:rPr>
+      </w:pPr>
+      <w:proofErr w:type="spellStart"/>
+      <w:r>
+        <w:rPr>
+          <w:b/>
+          <w:bCs/>
+        </w:rPr>
+        <w:t>const</w:t>
+      </w:r>
+      <w:proofErr w:type="spellEnd"/>
+      <w:r>
+        <w:rPr>
+          <w:b/>
+          <w:bCs/>
+        </w:rPr>
+        <w:t xml:space="preserve"> </w:t>
+      </w:r>
+      <w:proofErr w:type="spellStart"/>
+      <w:r>
+        <w:rPr>
+          <w:b/>
+          <w:bCs/>
+        </w:rPr>
+        <w:t>userSchema</w:t>
+      </w:r>
+      <w:proofErr w:type="spellEnd"/>
+      <w:r>
+        <w:rPr>
+          <w:b/>
+          <w:bCs/>
+        </w:rPr>
+        <w:t xml:space="preserve"> = new </w:t>
+      </w:r>
+      <w:proofErr w:type="spellStart"/>
+      <w:proofErr w:type="gramStart"/>
+      <w:r>
+        <w:rPr>
+          <w:b/>
+          <w:bCs/>
+        </w:rPr>
+        <w:t>mongoose.Schema</w:t>
+      </w:r>
+      <w:proofErr w:type="spellEnd"/>
+      <w:proofErr w:type="gramEnd"/>
+      <w:r>
+        <w:rPr>
+          <w:b/>
+          <w:bCs/>
+        </w:rPr>
+        <w:t>({</w:t>
+      </w:r>
+    </w:p>
+    <w:p>
+      <w:pPr>
+        <w:rPr>
+          <w:b/>
+          <w:bCs/>
+        </w:rPr>
+      </w:pPr>
+      <w:r>
+        <w:rPr>
+          <w:b/>
+          <w:bCs/>
+        </w:rPr>
+        <w:t xml:space="preserve">  username: String,</w:t>
+      </w:r>
+    </w:p>
+    <w:p>
+      <w:pPr>
+        <w:rPr>
+          <w:b/>
+          <w:bCs/>
+        </w:rPr>
+      </w:pPr>
+      <w:r>
+        <w:rPr>
+          <w:b/>
+          <w:bCs/>
+        </w:rPr>
+        <w:t xml:space="preserve">  email: </w:t>
+      </w:r>
+      <w:proofErr w:type="gramStart"/>
+      <w:r>
+        <w:rPr>
+          <w:b/>
+          <w:bCs/>
+        </w:rPr>
+        <w:t>{ type</w:t>
+      </w:r>
+      <w:proofErr w:type="gramEnd"/>
+      <w:r>
+        <w:rPr>
+          <w:b/>
+          <w:bCs/>
+        </w:rPr>
+        <w:t xml:space="preserve">: String, unique: </w:t>
+      </w:r>
+      <w:proofErr w:type="gramStart"/>
+      <w:r>
+        <w:rPr>
+          <w:b/>
+          <w:bCs/>
+        </w:rPr>
+        <w:t>true }</w:t>
+      </w:r>
+      <w:proofErr w:type="gramEnd"/>
+      <w:r>
+        <w:rPr>
+          <w:b/>
+          <w:bCs/>
+        </w:rPr>
+        <w:t>,</w:t>
+      </w:r>
+    </w:p>
+    <w:p>
+      <w:pPr>
+        <w:rPr>
+          <w:b/>
+          <w:bCs/>
+        </w:rPr>
+      </w:pPr>
+      <w:r>
+        <w:rPr>
+          <w:b/>
+          <w:bCs/>
+        </w:rPr>
+        <w:t xml:space="preserve">  password: String,</w:t>
+      </w:r>
+    </w:p>
+    <w:p>
+      <w:pPr>
+        <w:rPr>
+          <w:b/>
+          <w:bCs/>
+        </w:rPr>
+      </w:pPr>
+      <w:r>
+        <w:rPr>
+          <w:b/>
+          <w:bCs/>
+        </w:rPr>
+        <w:t>});</w:t>
+      </w:r>
+    </w:p>
+    <w:p>
+      <w:pPr>
+        <w:rPr>
+          <w:b/>
+          <w:bCs/>
+        </w:rPr>
+      </w:pPr>
+    </w:p>
+    <w:p>
+      <w:pPr>
+        <w:rPr>
+          <w:b/>
+          <w:bCs/>
+        </w:rPr>
+      </w:pPr>
+      <w:r>
+        <w:rPr>
+          <w:b/>
+          <w:bCs/>
+        </w:rPr>
+        <w:t>// Password hashing middleware</w:t>
+      </w:r>
+    </w:p>
+    <w:p>
+      <w:pPr>
+        <w:rPr>
+          <w:b/>
+          <w:bCs/>
+        </w:rPr>
+      </w:pPr>
+      <w:proofErr w:type="spellStart"/>
+      <w:proofErr w:type="gramStart"/>
+      <w:r>
+        <w:rPr>
+          <w:b/>
+          <w:bCs/>
+        </w:rPr>
+        <w:t>userSchema.pre</w:t>
+      </w:r>
+      <w:proofErr w:type="spellEnd"/>
+      <w:r>
+        <w:rPr>
+          <w:b/>
+          <w:bCs/>
+        </w:rPr>
+        <w:t>(</w:t>
+      </w:r>
+      <w:proofErr w:type="gramEnd"/>
+      <w:r>
+        <w:rPr>
+          <w:b/>
+          <w:bCs/>
+        </w:rPr>
+        <w:t>'save', async function (next) {</w:t>
+      </w:r>
+    </w:p>
+    <w:p>
+      <w:pPr>
+        <w:rPr>
+          <w:b/>
+          <w:bCs/>
+        </w:rPr>
+      </w:pPr>
+      <w:r>
+        <w:rPr>
+          <w:b/>
+          <w:bCs/>
+        </w:rPr>
+        <w:t xml:space="preserve">  if (</w:t>
+      </w:r>
+      <w:proofErr w:type="spellStart"/>
+      <w:proofErr w:type="gramStart"/>
+      <w:r>
+        <w:rPr>
+          <w:b/>
+          <w:bCs/>
+        </w:rPr>
+        <w:t>this.isModified</w:t>
+      </w:r>
+      <w:proofErr w:type="spellEnd"/>
+      <w:proofErr w:type="gramEnd"/>
+      <w:r>
+        <w:rPr>
+          <w:b/>
+          <w:bCs/>
+        </w:rPr>
+        <w:t>('password')) {</w:t>
+      </w:r>
+    </w:p>
+    <w:p>
+      <w:pPr>
+        <w:rPr>
+          <w:b/>
+          <w:bCs/>
+        </w:rPr>
+      </w:pPr>
+      <w:r>
+        <w:rPr>
+          <w:b/>
+          <w:bCs/>
+        </w:rPr>
+        <w:t xml:space="preserve">    </w:t>
+      </w:r>
+      <w:proofErr w:type="spellStart"/>
+      <w:proofErr w:type="gramStart"/>
+      <w:r>
+        <w:rPr>
+          <w:b/>
+          <w:bCs/>
+        </w:rPr>
+        <w:t>this.password</w:t>
+      </w:r>
+      <w:proofErr w:type="spellEnd"/>
+      <w:proofErr w:type="gramEnd"/>
+      <w:r>
+        <w:rPr>
+          <w:b/>
+          <w:bCs/>
+        </w:rPr>
+        <w:t xml:space="preserve"> = await </w:t>
+      </w:r>
+      <w:proofErr w:type="spellStart"/>
+      <w:proofErr w:type="gramStart"/>
+      <w:r>
+        <w:rPr>
+          <w:b/>
+          <w:bCs/>
+        </w:rPr>
+        <w:t>bcrypt.hash</w:t>
+      </w:r>
+      <w:proofErr w:type="spellEnd"/>
+      <w:proofErr w:type="gramEnd"/>
+      <w:r>
+        <w:rPr>
+          <w:b/>
+          <w:bCs/>
+        </w:rPr>
+        <w:t>(</w:t>
+      </w:r>
+      <w:proofErr w:type="spellStart"/>
+      <w:proofErr w:type="gramStart"/>
+      <w:r>
+        <w:rPr>
+          <w:b/>
+          <w:bCs/>
+        </w:rPr>
+        <w:t>this.password</w:t>
+      </w:r>
+      <w:proofErr w:type="spellEnd"/>
+      <w:proofErr w:type="gramEnd"/>
+      <w:r>
+        <w:rPr>
+          <w:b/>
+          <w:bCs/>
+        </w:rPr>
+        <w:t>, 10);</w:t>
+      </w:r>
+    </w:p>
+    <w:p>
+      <w:pPr>
+        <w:rPr>
+          <w:b/>
+          <w:bCs/>
+        </w:rPr>
+      </w:pPr>
+      <w:r>
+        <w:rPr>
+          <w:b/>
+          <w:bCs/>
+        </w:rPr>
+        <w:t xml:space="preserve">  }</w:t>
+      </w:r>
+    </w:p>
+    <w:p>
+      <w:pPr>
+        <w:rPr>
+          <w:b/>
+          <w:bCs/>
+        </w:rPr>
+      </w:pPr>
+      <w:r>
+        <w:rPr>
+          <w:b/>
+          <w:bCs/>
+        </w:rPr>
+        <w:t xml:space="preserve">  </w:t>
+      </w:r>
+      <w:proofErr w:type="gramStart"/>
+      <w:r>
+        <w:rPr>
+          <w:b/>
+          <w:bCs/>
+        </w:rPr>
+        <w:t>next(</w:t>
+      </w:r>
+      <w:proofErr w:type="gramEnd"/>
+      <w:r>
+        <w:rPr>
+          <w:b/>
+          <w:bCs/>
+        </w:rPr>
+        <w:t>);</w:t>
+      </w:r>
+    </w:p>
+    <w:p>
+      <w:pPr>
+        <w:rPr>
+          <w:b/>
+          <w:bCs/>
+        </w:rPr>
+      </w:pPr>
+      <w:r>
+        <w:rPr>
+          <w:b/>
+          <w:bCs/>
+        </w:rPr>
+        <w:t>});</w:t>
+      </w:r>
+    </w:p>
+    <w:p>
+      <w:pPr>
+        <w:rPr>
+          <w:b/>
+          <w:bCs/>
+        </w:rPr>
+      </w:pPr>
+    </w:p>
+    <w:p>
+      <w:pPr>
+        <w:rPr>
+          <w:b/>
+          <w:bCs/>
+        </w:rPr>
+      </w:pPr>
+      <w:proofErr w:type="spellStart"/>
+      <w:r>
+        <w:rPr>
+          <w:b/>
+          <w:bCs/>
+        </w:rPr>
+        <w:t>const</w:t>
+      </w:r>
+      <w:proofErr w:type="spellEnd"/>
+      <w:r>
+        <w:rPr>
+          <w:b/>
+          <w:bCs/>
+        </w:rPr>
+        <w:t xml:space="preserve"> User = </w:t>
+      </w:r>
+      <w:proofErr w:type="spellStart"/>
+      <w:proofErr w:type="gramStart"/>
+      <w:r>
+        <w:rPr>
+          <w:b/>
+          <w:bCs/>
+        </w:rPr>
+        <w:t>mongoose.model</w:t>
+      </w:r>
+      <w:proofErr w:type="spellEnd"/>
+      <w:proofErr w:type="gramEnd"/>
+      <w:r>
+        <w:rPr>
+          <w:b/>
+          <w:bCs/>
+        </w:rPr>
+        <w:t xml:space="preserve">('User', </w:t>
+      </w:r>
+      <w:proofErr w:type="spellStart"/>
+      <w:r>
+        <w:rPr>
+          <w:b/>
+          <w:bCs/>
+        </w:rPr>
+        <w:t>userSchema</w:t>
+      </w:r>
+      <w:proofErr w:type="spellEnd"/>
+      <w:r>
+        <w:rPr>
+          <w:b/>
+          <w:bCs/>
+        </w:rPr>
+        <w:t>);</w:t>
+      </w:r>
+    </w:p>
+    <w:p>
+      <w:pPr>
+        <w:rPr>
+          <w:b/>
+          <w:bCs/>
+        </w:rPr>
+      </w:pPr>
+      <w:proofErr w:type="spellStart"/>
+      <w:proofErr w:type="gramStart"/>
+      <w:r>
+        <w:rPr>
+          <w:b/>
+          <w:bCs/>
+        </w:rPr>
+        <w:t>module.exports</w:t>
+      </w:r>
+      <w:proofErr w:type="spellEnd"/>
+      <w:proofErr w:type="gramEnd"/>
+      <w:r>
+        <w:rPr>
+          <w:b/>
+          <w:bCs/>
+        </w:rPr>
+        <w:t xml:space="preserve"> = User;</w:t>
+      </w:r>
+    </w:p>
+    <w:p>
+      <w:pPr>
+        <w:rPr>
+          <w:b/>
+          <w:bCs/>
+        </w:rPr>
+      </w:pPr>
+      <w:r>
+        <w:rPr>
+          <w:b/>
+          <w:bCs/>
+        </w:rPr>
+        <w:lastRenderedPageBreak/>
+        <w:pict w14:anchorId="7E6F16D9">
+          <v:rect id="_x0000_i1188" style="width:0;height:1.5pt" o:hralign="center" o:hrstd="t" o:hr="t" fillcolor="#a0a0a0" stroked="f"/>
+        </w:pict>
+      </w:r>
+    </w:p>
+    <w:p>
+      <w:pPr>
+        <w:rPr>
+          <w:b/>
+          <w:bCs/>
+        </w:rPr>
+      </w:pPr>
+      <w:r>
+        <w:rPr>
+          <w:rFonts w:ascii="Segoe UI Emoji" w:hAnsi="Segoe UI Emoji" w:cs="Segoe UI Emoji"/>
+          <w:b/>
+          <w:bCs/>
+        </w:rPr>
+        <w:t>🔥</w:t>
+      </w:r>
+      <w:r>
+        <w:rPr>
+          <w:b/>
+          <w:bCs/>
+        </w:rPr>
+        <w:t xml:space="preserve"> Usage:</w:t>
+      </w:r>
+    </w:p>
+    <w:p>
+      <w:pPr>
+        <w:rPr>
+          <w:b/>
+          <w:bCs/>
+        </w:rPr>
+      </w:pPr>
+      <w:proofErr w:type="spellStart"/>
+      <w:r>
+        <w:rPr>
+          <w:b/>
+          <w:bCs/>
+        </w:rPr>
+        <w:t>js</w:t>
+      </w:r>
+      <w:proofErr w:type="spellEnd"/>
+    </w:p>
+    <w:p>
+      <w:pPr>
+        <w:rPr>
+          <w:b/>
+          <w:bCs/>
+        </w:rPr>
+      </w:pPr>
+      <w:proofErr w:type="spellStart"/>
+      <w:r>
+        <w:rPr>
+          <w:b/>
+          <w:bCs/>
+        </w:rPr>
+        <w:t>CopyEdit</w:t>
+      </w:r>
+      <w:proofErr w:type="spellEnd"/>
+    </w:p>
+    <w:p>
+      <w:pPr>
+        <w:rPr>
+          <w:b/>
+          <w:bCs/>
+        </w:rPr>
+      </w:pPr>
+      <w:r>
+        <w:rPr>
+          <w:b/>
+          <w:bCs/>
+        </w:rPr>
+        <w:t>// Register</w:t>
+      </w:r>
+    </w:p>
+    <w:p>
+      <w:pPr>
+        <w:rPr>
+          <w:b/>
+          <w:bCs/>
+        </w:rPr>
+      </w:pPr>
+      <w:proofErr w:type="spellStart"/>
+      <w:r>
+        <w:rPr>
+          <w:b/>
+          <w:bCs/>
+        </w:rPr>
+        <w:t>const</w:t>
+      </w:r>
+      <w:proofErr w:type="spellEnd"/>
+      <w:r>
+        <w:rPr>
+          <w:b/>
+          <w:bCs/>
+        </w:rPr>
+        <w:t xml:space="preserve"> </w:t>
+      </w:r>
+      <w:proofErr w:type="spellStart"/>
+      <w:r>
+        <w:rPr>
+          <w:b/>
+          <w:bCs/>
+        </w:rPr>
+        <w:t>newUser</w:t>
+      </w:r>
+      <w:proofErr w:type="spellEnd"/>
+      <w:r>
+        <w:rPr>
+          <w:b/>
+          <w:bCs/>
+        </w:rPr>
+        <w:t xml:space="preserve"> = await </w:t>
+      </w:r>
+      <w:proofErr w:type="spellStart"/>
+      <w:r>
+        <w:rPr>
+          <w:b/>
+          <w:bCs/>
+        </w:rPr>
+        <w:t>User.create</w:t>
+      </w:r>
+      <w:proofErr w:type="spellEnd"/>
+      <w:proofErr w:type="gramStart"/>
+      <w:r>
+        <w:rPr>
+          <w:b/>
+          <w:bCs/>
+        </w:rPr>
+        <w:t>({ username</w:t>
+      </w:r>
+      <w:proofErr w:type="gramEnd"/>
+      <w:r>
+        <w:rPr>
+          <w:b/>
+          <w:bCs/>
+        </w:rPr>
+        <w:t xml:space="preserve">, email, </w:t>
+      </w:r>
+      <w:proofErr w:type="gramStart"/>
+      <w:r>
+        <w:rPr>
+          <w:b/>
+          <w:bCs/>
+        </w:rPr>
+        <w:t>password }</w:t>
+      </w:r>
+      <w:proofErr w:type="gramEnd"/>
+      <w:r>
+        <w:rPr>
+          <w:b/>
+          <w:bCs/>
+        </w:rPr>
+        <w:t>);</w:t>
+      </w:r>
+    </w:p>
+    <w:p>
+      <w:pPr>
+        <w:rPr>
+          <w:b/>
+          <w:bCs/>
+        </w:rPr>
+      </w:pPr>
+    </w:p>
+    <w:p>
+      <w:pPr>
+        <w:rPr>
+          <w:b/>
+          <w:bCs/>
+        </w:rPr>
+      </w:pPr>
+      <w:r>
+        <w:rPr>
+          <w:b/>
+          <w:bCs/>
+        </w:rPr>
+        <w:t>// Login</w:t>
+      </w:r>
+    </w:p>
+    <w:p>
+      <w:pPr>
+        <w:rPr>
+          <w:b/>
+          <w:bCs/>
+        </w:rPr>
+      </w:pPr>
+      <w:proofErr w:type="spellStart"/>
+      <w:r>
+        <w:rPr>
+          <w:b/>
+          <w:bCs/>
+        </w:rPr>
+        <w:t>const</w:t>
+      </w:r>
+      <w:proofErr w:type="spellEnd"/>
+      <w:r>
+        <w:rPr>
+          <w:b/>
+          <w:bCs/>
+        </w:rPr>
+        <w:t xml:space="preserve"> user = await </w:t>
+      </w:r>
+      <w:proofErr w:type="spellStart"/>
+      <w:r>
+        <w:rPr>
+          <w:b/>
+          <w:bCs/>
+        </w:rPr>
+        <w:t>User.findOne</w:t>
+      </w:r>
+      <w:proofErr w:type="spellEnd"/>
+      <w:proofErr w:type="gramStart"/>
+      <w:r>
+        <w:rPr>
+          <w:b/>
+          <w:bCs/>
+        </w:rPr>
+        <w:t>({ email</w:t>
+      </w:r>
+      <w:proofErr w:type="gramEnd"/>
+      <w:r>
+        <w:rPr>
+          <w:b/>
+          <w:bCs/>
+        </w:rPr>
+        <w:t xml:space="preserve"> });</w:t>
+      </w:r>
+    </w:p>
+    <w:p>
+      <w:pPr>
+        <w:rPr>
+          <w:b/>
+          <w:bCs/>
+        </w:rPr>
+      </w:pPr>
+      <w:r>
+        <w:rPr>
+          <w:b/>
+          <w:bCs/>
+        </w:rPr>
+        <w:pict w14:anchorId="06CC801E">
+          <v:rect id="_x0000_i1189" style="width:0;height:1.5pt" o:hralign="center" o:hrstd="t" o:hr="t" fillcolor="#a0a0a0" stroked="f"/>
+        </w:pict>
+      </w:r>
+    </w:p>
+    <w:p>
+      <w:pPr>
+        <w:rPr>
+          <w:b/>
+          <w:bCs/>
+        </w:rPr>
+      </w:pPr>
+      <w:r>
+        <w:rPr>
+          <w:rFonts w:ascii="Segoe UI Emoji" w:hAnsi="Segoe UI Emoji" w:cs="Segoe UI Emoji"/>
+          <w:b/>
+          <w:bCs/>
+        </w:rPr>
+        <w:t>🏁</w:t>
+      </w:r>
+      <w:r>
+        <w:rPr>
+          <w:b/>
+          <w:bCs/>
+        </w:rPr>
+        <w:t xml:space="preserve"> Summary:</w:t>
+      </w:r>
+    </w:p>
+    <w:tbl>
+      <w:tblPr>
+        <w:tblW w:w="0" w:type="auto"/>
+        <w:tblCellSpacing w:w="15" w:type="dxa"/>
+        <w:tblCellMar>
+          <w:top w:w="15" w:type="dxa"/>
+          <w:left w:w="15" w:type="dxa"/>
+          <w:bottom w:w="15" w:type="dxa"/>
+          <w:right w:w="15" w:type="dxa"/>
+        </w:tblCellMar>
+        <w:tblLook w:val="04A0" w:firstRow="1" w:lastRow="0" w:firstColumn="1" w:lastColumn="0" w:noHBand="0" w:noVBand="1"/>
+      </w:tblPr>
+      <w:tblGrid>
+        <w:gridCol w:w="2342"/>
+        <w:gridCol w:w="1723"/>
+        <w:gridCol w:w="3456"/>
+      </w:tblGrid>
+      <w:tr>
+        <w:trPr>
+          <w:tblHeader/>
+          <w:tblCellSpacing w:w="15" w:type="dxa"/>
+        </w:trPr>
+        <w:tc>
+          <w:tcPr>
+            <w:tcW w:w="0" w:type="auto"/>
+            <w:vAlign w:val="center"/>
+            <w:hideMark/>
+          </w:tcPr>
+          <w:p>
+            <w:pPr>
+              <w:rPr>
+                <w:b/>
+                <w:bCs/>
+              </w:rPr>
+            </w:pPr>
+            <w:r>
+              <w:rPr>
+                <w:b/>
+                <w:bCs/>
+              </w:rPr>
+              <w:t>Feature</w:t>
+            </w:r>
+          </w:p>
+        </w:tc>
+        <w:tc>
+          <w:tcPr>
+            <w:tcW w:w="0" w:type="auto"/>
+            <w:vAlign w:val="center"/>
+            <w:hideMark/>
+          </w:tcPr>
+          <w:p>
+            <w:pPr>
+              <w:rPr>
+                <w:b/>
+                <w:bCs/>
+              </w:rPr>
+            </w:pPr>
+            <w:r>
+              <w:rPr>
+                <w:b/>
+                <w:bCs/>
+              </w:rPr>
+              <w:t>SQLite (sqlite3)</w:t>
+            </w:r>
+          </w:p>
+        </w:tc>
+        <w:tc>
+          <w:tcPr>
+            <w:tcW w:w="0" w:type="auto"/>
+            <w:vAlign w:val="center"/>
+            <w:hideMark/>
+          </w:tcPr>
+          <w:p>
+            <w:pPr>
+              <w:rPr>
+                <w:b/>
+                <w:bCs/>
+              </w:rPr>
+            </w:pPr>
+            <w:r>
+              <w:rPr>
+                <w:b/>
+                <w:bCs/>
+              </w:rPr>
+              <w:t>MongoDB (mongoose)</w:t>
+            </w:r>
+          </w:p>
+        </w:tc>
+      </w:tr>
+      <w:tr>
+        <w:trPr>
+          <w:tblCellSpacing w:w="15" w:type="dxa"/>
+        </w:trPr>
+        <w:tc>
+          <w:tcPr>
+            <w:tcW w:w="0" w:type="auto"/>
+            <w:vAlign w:val="center"/>
+            <w:hideMark/>
+          </w:tcPr>
+          <w:p>
+            <w:pPr>
+              <w:rPr>
+                <w:b/>
+                <w:bCs/>
+              </w:rPr>
+            </w:pPr>
+            <w:r>
+              <w:rPr>
+                <w:b/>
+                <w:bCs/>
+              </w:rPr>
+              <w:t>Schema-based queries</w:t>
+            </w:r>
+          </w:p>
+        </w:tc>
+        <w:tc>
+          <w:tcPr>
+            <w:tcW w:w="0" w:type="auto"/>
+            <w:vAlign w:val="center"/>
+            <w:hideMark/>
+          </w:tcPr>
+          <w:p>
+            <w:pPr>
+              <w:rPr>
+                <w:b/>
+                <w:bCs/>
+              </w:rPr>
+            </w:pPr>
+            <w:r>
+              <w:rPr>
+                <w:rFonts w:ascii="Segoe UI Emoji" w:hAnsi="Segoe UI Emoji" w:cs="Segoe UI Emoji"/>
+                <w:b/>
+                <w:bCs/>
+              </w:rPr>
+              <w:t>❌</w:t>
+            </w:r>
+            <w:r>
+              <w:rPr>
+                <w:b/>
+                <w:bCs/>
+              </w:rPr>
+              <w:t xml:space="preserve"> No</w:t>
+            </w:r>
+          </w:p>
+        </w:tc>
+        <w:tc>
+          <w:tcPr>
+            <w:tcW w:w="0" w:type="auto"/>
+            <w:vAlign w:val="center"/>
+            <w:hideMark/>
+          </w:tcPr>
+          <w:p>
+            <w:pPr>
+              <w:rPr>
+                <w:b/>
+                <w:bCs/>
+              </w:rPr>
+            </w:pPr>
+            <w:r>
+              <w:rPr>
+                <w:rFonts w:ascii="Segoe UI Emoji" w:hAnsi="Segoe UI Emoji" w:cs="Segoe UI Emoji"/>
+                <w:b/>
+                <w:bCs/>
+              </w:rPr>
+              <w:t>✅</w:t>
+            </w:r>
+            <w:r>
+              <w:rPr>
+                <w:b/>
+                <w:bCs/>
+              </w:rPr>
+              <w:t xml:space="preserve"> Yes</w:t>
+            </w:r>
+          </w:p>
+        </w:tc>
+      </w:tr>
+      <w:tr>
+        <w:trPr>
+          <w:tblCellSpacing w:w="15" w:type="dxa"/>
+        </w:trPr>
+        <w:tc>
+          <w:tcPr>
+            <w:tcW w:w="0" w:type="auto"/>
+            <w:vAlign w:val="center"/>
+            <w:hideMark/>
+          </w:tcPr>
+          <w:p>
+            <w:pPr>
+              <w:rPr>
+                <w:b/>
+                <w:bCs/>
+              </w:rPr>
+            </w:pPr>
+            <w:r>
+              <w:rPr>
+                <w:b/>
+                <w:bCs/>
+              </w:rPr>
+              <w:t>Auto hashing/passwords</w:t>
+            </w:r>
+          </w:p>
+        </w:tc>
+        <w:tc>
+          <w:tcPr>
+            <w:tcW w:w="0" w:type="auto"/>
+            <w:vAlign w:val="center"/>
+            <w:hideMark/>
+          </w:tcPr>
+          <w:p>
+            <w:pPr>
+              <w:rPr>
+                <w:b/>
+                <w:bCs/>
+              </w:rPr>
+            </w:pPr>
+            <w:r>
+              <w:rPr>
+                <w:rFonts w:ascii="Segoe UI Emoji" w:hAnsi="Segoe UI Emoji" w:cs="Segoe UI Emoji"/>
+                <w:b/>
+                <w:bCs/>
+              </w:rPr>
+              <w:t>❌</w:t>
+            </w:r>
+            <w:r>
+              <w:rPr>
+                <w:b/>
+                <w:bCs/>
+              </w:rPr>
+              <w:t xml:space="preserve"> Manual</w:t>
+            </w:r>
+          </w:p>
+        </w:tc>
+        <w:tc>
+          <w:tcPr>
+            <w:tcW w:w="0" w:type="auto"/>
+            <w:vAlign w:val="center"/>
+            <w:hideMark/>
+          </w:tcPr>
+          <w:p>
+            <w:pPr>
+              <w:rPr>
+                <w:b/>
+                <w:bCs/>
+              </w:rPr>
+            </w:pPr>
+            <w:r>
+              <w:rPr>
+                <w:rFonts w:ascii="Segoe UI Emoji" w:hAnsi="Segoe UI Emoji" w:cs="Segoe UI Emoji"/>
+                <w:b/>
+                <w:bCs/>
+              </w:rPr>
+              <w:t>✅</w:t>
+            </w:r>
+            <w:r>
+              <w:rPr>
+                <w:b/>
+                <w:bCs/>
+              </w:rPr>
+              <w:t xml:space="preserve"> Middleware (pre('save'))</w:t>
+            </w:r>
+          </w:p>
+        </w:tc>
+      </w:tr>
+      <w:tr>
+        <w:trPr>
+          <w:tblCellSpacing w:w="15" w:type="dxa"/>
+        </w:trPr>
+        <w:tc>
+          <w:tcPr>
+            <w:tcW w:w="0" w:type="auto"/>
+            <w:vAlign w:val="center"/>
+            <w:hideMark/>
+          </w:tcPr>
+          <w:p>
+            <w:pPr>
+              <w:rPr>
+                <w:b/>
+                <w:bCs/>
+              </w:rPr>
+            </w:pPr>
+            <w:r>
+              <w:rPr>
+                <w:b/>
+                <w:bCs/>
+              </w:rPr>
+              <w:t>Create/Find functions</w:t>
+            </w:r>
+          </w:p>
+        </w:tc>
+        <w:tc>
+          <w:tcPr>
+            <w:tcW w:w="0" w:type="auto"/>
+            <w:vAlign w:val="center"/>
+            <w:hideMark/>
+          </w:tcPr>
+          <w:p>
+            <w:pPr>
+              <w:rPr>
+                <w:b/>
+                <w:bCs/>
+              </w:rPr>
+            </w:pPr>
+            <w:r>
+              <w:rPr>
+                <w:rFonts w:ascii="Segoe UI Emoji" w:hAnsi="Segoe UI Emoji" w:cs="Segoe UI Emoji"/>
+                <w:b/>
+                <w:bCs/>
+              </w:rPr>
+              <w:t>❌</w:t>
+            </w:r>
+            <w:r>
+              <w:rPr>
+                <w:b/>
+                <w:bCs/>
+              </w:rPr>
+              <w:t xml:space="preserve"> Manual</w:t>
+            </w:r>
+          </w:p>
+        </w:tc>
+        <w:tc>
+          <w:tcPr>
+            <w:tcW w:w="0" w:type="auto"/>
+            <w:vAlign w:val="center"/>
+            <w:hideMark/>
+          </w:tcPr>
+          <w:p>
+            <w:pPr>
+              <w:rPr>
+                <w:b/>
+                <w:bCs/>
+              </w:rPr>
+            </w:pPr>
+            <w:r>
+              <w:rPr>
+                <w:rFonts w:ascii="Segoe UI Emoji" w:hAnsi="Segoe UI Emoji" w:cs="Segoe UI Emoji"/>
+                <w:b/>
+                <w:bCs/>
+              </w:rPr>
+              <w:t>✅</w:t>
+            </w:r>
+            <w:r>
+              <w:rPr>
+                <w:b/>
+                <w:bCs/>
+              </w:rPr>
+              <w:t xml:space="preserve"> Built-in </w:t>
+            </w:r>
+            <w:proofErr w:type="gramStart"/>
+            <w:r>
+              <w:rPr>
+                <w:b/>
+                <w:bCs/>
+              </w:rPr>
+              <w:t>(.create</w:t>
+            </w:r>
+            <w:proofErr w:type="gramEnd"/>
+            <w:r>
+              <w:rPr>
+                <w:b/>
+                <w:bCs/>
+              </w:rPr>
+              <w:t>()</w:t>
+            </w:r>
+            <w:proofErr w:type="gramStart"/>
+            <w:r>
+              <w:rPr>
+                <w:b/>
+                <w:bCs/>
+              </w:rPr>
+              <w:t>, .</w:t>
+            </w:r>
+            <w:proofErr w:type="spellStart"/>
+            <w:r>
+              <w:rPr>
+                <w:b/>
+                <w:bCs/>
+              </w:rPr>
+              <w:t>findOne</w:t>
+            </w:r>
+            <w:proofErr w:type="spellEnd"/>
+            <w:proofErr w:type="gramEnd"/>
+            <w:r>
+              <w:rPr>
+                <w:b/>
+                <w:bCs/>
+              </w:rPr>
+              <w:t>() etc.)</w:t>
+            </w:r>
+          </w:p>
+        </w:tc>
+      </w:tr>
+      <w:tr>
+        <w:trPr>
+          <w:tblCellSpacing w:w="15" w:type="dxa"/>
+        </w:trPr>
+        <w:tc>
+          <w:tcPr>
+            <w:tcW w:w="0" w:type="auto"/>
+            <w:vAlign w:val="center"/>
+            <w:hideMark/>
+          </w:tcPr>
+          <w:p>
+            <w:pPr>
+              <w:rPr>
+                <w:b/>
+                <w:bCs/>
+              </w:rPr>
+            </w:pPr>
+            <w:r>
+              <w:rPr>
+                <w:b/>
+                <w:bCs/>
+              </w:rPr>
+              <w:t>Async/await</w:t>
+            </w:r>
+          </w:p>
+        </w:tc>
+        <w:tc>
+          <w:tcPr>
+            <w:tcW w:w="0" w:type="auto"/>
+            <w:vAlign w:val="center"/>
+            <w:hideMark/>
+          </w:tcPr>
+          <w:p>
+            <w:pPr>
+              <w:rPr>
+                <w:b/>
+                <w:bCs/>
+              </w:rPr>
+            </w:pPr>
+            <w:r>
+              <w:rPr>
+                <w:rFonts w:ascii="Segoe UI Emoji" w:hAnsi="Segoe UI Emoji" w:cs="Segoe UI Emoji"/>
+                <w:b/>
+                <w:bCs/>
+              </w:rPr>
+              <w:t>❌</w:t>
+            </w:r>
+            <w:r>
+              <w:rPr>
+                <w:b/>
+                <w:bCs/>
+              </w:rPr>
+              <w:t xml:space="preserve"> Not by default</w:t>
+            </w:r>
+          </w:p>
+        </w:tc>
+        <w:tc>
+          <w:tcPr>
+            <w:tcW w:w="0" w:type="auto"/>
+            <w:vAlign w:val="center"/>
+            <w:hideMark/>
+          </w:tcPr>
+          <w:p>
+            <w:pPr>
+              <w:rPr>
+                <w:b/>
+                <w:bCs/>
+              </w:rPr>
+            </w:pPr>
+            <w:r>
+              <w:rPr>
+                <w:rFonts w:ascii="Segoe UI Emoji" w:hAnsi="Segoe UI Emoji" w:cs="Segoe UI Emoji"/>
+                <w:b/>
+                <w:bCs/>
+              </w:rPr>
+              <w:t>✅</w:t>
+            </w:r>
+            <w:r>
+              <w:rPr>
+                <w:b/>
+                <w:bCs/>
+              </w:rPr>
+              <w:t xml:space="preserve"> Yes</w:t>
+            </w:r>
+          </w:p>
+        </w:tc>
+      </w:tr>
+    </w:tbl>
+    <w:p>
+      <w:pPr>
+        <w:rPr>
+          <w:b/>
+          <w:bCs/>
+        </w:rPr>
+      </w:pPr>
     </w:p>
     <w:p/>
     <w:sectPr>
@@ -6811,9 +11490,9 @@
 <file path=word/numbering.xml><?xml version="1.0" encoding="utf-8"?>
 <w:numbering xmlns:wpc="http://schemas.microsoft.com/office/word/2010/wordprocessingCanvas" xmlns:cx="http://schemas.microsoft.com/office/drawing/2014/chartex" xmlns:cx1="http://schemas.microsoft.com/office/drawing/2015/9/8/chartex" xmlns:cx2="http://schemas.microsoft.com/office/drawing/2015/10/21/chartex" xmlns:cx3="http://schemas.microsoft.com/office/drawing/2016/5/9/chartex" xmlns:cx4="http://schemas.microsoft.com/office/drawing/2016/5/10/chartex" xmlns:cx5="http://schemas.microsoft.com/office/drawing/2016/5/11/chartex" xmlns:cx6="http://schemas.microsoft.com/office/drawing/2016/5/12/chartex" xmlns:cx7="http://schemas.microsoft.com/office/drawing/2016/5/13/chartex" xmlns:cx8="http://schemas.microsoft.com/office/drawing/2016/5/14/chartex" xmlns:mc="http://schemas.openxmlformats.org/markup-compatibility/2006" xmlns:aink="http://schemas.microsoft.com/office/drawing/2016/ink" xmlns:am3d="http://schemas.microsoft.com/office/drawing/2017/model3d" xmlns:o="urn:schemas-microsoft-com:office:office" xmlns:oel="http://schemas.microsoft.com/office/2019/extlst" xmlns:r="http://schemas.openxmlformats.org/officeDocument/2006/relationships" xmlns:m="http://schemas.openxmlformats.org/officeDocument/2006/math" xmlns:v="urn:schemas-microsoft-com:vml" xmlns:wp14="http://schemas.microsoft.com/office/word/2010/wordprocessingDrawing" xmlns:wp="http://schemas.openxmlformats.org/drawingml/2006/wordprocessingDrawing" xmlns:w10="urn:schemas-microsoft-com:office:word" xmlns:w="http://schemas.openxmlformats.org/wordprocessingml/2006/main" xmlns:w14="http://schemas.microsoft.com/office/word/2010/wordml" xmlns:w15="http://schemas.microsoft.com/office/word/2012/wordml" xmlns:w16cex="http://schemas.microsoft.com/office/word/2018/wordml/cex" xmlns:w16cid="http://schemas.microsoft.com/office/word/2016/wordml/cid" xmlns:w16="http://schemas.microsoft.com/office/word/2018/wordml" xmlns:w16du="http://schemas.microsoft.com/office/word/2023/wordml/word16du" xmlns:w16sdtdh="http://schemas.microsoft.com/office/word/2020/wordml/sdtdatahash" xmlns:w16sdtfl="http://schemas.microsoft.com/office/word/2024/wordml/sdtformatlock" xmlns:w16se="http://schemas.microsoft.com/office/word/2015/wordml/symex" xmlns:wpg="http://schemas.microsoft.com/office/word/2010/wordprocessingGroup" xmlns:wpi="http://schemas.microsoft.com/office/word/2010/wordprocessingInk" xmlns:wne="http://schemas.microsoft.com/office/word/2006/wordml" xmlns:wps="http://schemas.microsoft.com/office/word/2010/wordprocessingShape" mc:Ignorable="w14 w15 w16se w16cid w16 w16cex w16sdtdh w16sdtfl w16du wp14">
   <w:abstractNum w:abstractNumId="0" w15:restartNumberingAfterBreak="0">
-    <w:nsid w:val="2BEB1716"/>
+    <w:nsid w:val="00C408D5"/>
     <w:multiLevelType w:val="multilevel"/>
-    <w:tmpl w:val="C5F267CC"/>
+    <w:tmpl w:val="F5C88708"/>
     <w:lvl w:ilvl="0">
       <w:start w:val="1"/>
       <w:numFmt w:val="bullet"/>
@@ -6960,122 +11639,9 @@
     </w:lvl>
   </w:abstractNum>
   <w:abstractNum w:abstractNumId="1" w15:restartNumberingAfterBreak="0">
-    <w:nsid w:val="2C2F4A87"/>
-    <w:multiLevelType w:val="hybridMultilevel"/>
-    <w:tmpl w:val="B818EBEA"/>
-    <w:lvl w:ilvl="0" w:tplc="40090001">
-      <w:start w:val="1"/>
-      <w:numFmt w:val="bullet"/>
-      <w:lvlText w:val=""/>
-      <w:lvlJc w:val="left"/>
-      <w:pPr>
-        <w:ind w:left="720" w:hanging="360"/>
-      </w:pPr>
-      <w:rPr>
-        <w:rFonts w:ascii="Symbol" w:hAnsi="Symbol" w:hint="default"/>
-      </w:rPr>
-    </w:lvl>
-    <w:lvl w:ilvl="1" w:tplc="40090003" w:tentative="1">
-      <w:start w:val="1"/>
-      <w:numFmt w:val="bullet"/>
-      <w:lvlText w:val="o"/>
-      <w:lvlJc w:val="left"/>
-      <w:pPr>
-        <w:ind w:left="1440" w:hanging="360"/>
-      </w:pPr>
-      <w:rPr>
-        <w:rFonts w:ascii="Courier New" w:hAnsi="Courier New" w:cs="Courier New" w:hint="default"/>
-      </w:rPr>
-    </w:lvl>
-    <w:lvl w:ilvl="2" w:tplc="40090005" w:tentative="1">
-      <w:start w:val="1"/>
-      <w:numFmt w:val="bullet"/>
-      <w:lvlText w:val=""/>
-      <w:lvlJc w:val="left"/>
-      <w:pPr>
-        <w:ind w:left="2160" w:hanging="360"/>
-      </w:pPr>
-      <w:rPr>
-        <w:rFonts w:ascii="Wingdings" w:hAnsi="Wingdings" w:hint="default"/>
-      </w:rPr>
-    </w:lvl>
-    <w:lvl w:ilvl="3" w:tplc="40090001" w:tentative="1">
-      <w:start w:val="1"/>
-      <w:numFmt w:val="bullet"/>
-      <w:lvlText w:val=""/>
-      <w:lvlJc w:val="left"/>
-      <w:pPr>
-        <w:ind w:left="2880" w:hanging="360"/>
-      </w:pPr>
-      <w:rPr>
-        <w:rFonts w:ascii="Symbol" w:hAnsi="Symbol" w:hint="default"/>
-      </w:rPr>
-    </w:lvl>
-    <w:lvl w:ilvl="4" w:tplc="40090003" w:tentative="1">
-      <w:start w:val="1"/>
-      <w:numFmt w:val="bullet"/>
-      <w:lvlText w:val="o"/>
-      <w:lvlJc w:val="left"/>
-      <w:pPr>
-        <w:ind w:left="3600" w:hanging="360"/>
-      </w:pPr>
-      <w:rPr>
-        <w:rFonts w:ascii="Courier New" w:hAnsi="Courier New" w:cs="Courier New" w:hint="default"/>
-      </w:rPr>
-    </w:lvl>
-    <w:lvl w:ilvl="5" w:tplc="40090005" w:tentative="1">
-      <w:start w:val="1"/>
-      <w:numFmt w:val="bullet"/>
-      <w:lvlText w:val=""/>
-      <w:lvlJc w:val="left"/>
-      <w:pPr>
-        <w:ind w:left="4320" w:hanging="360"/>
-      </w:pPr>
-      <w:rPr>
-        <w:rFonts w:ascii="Wingdings" w:hAnsi="Wingdings" w:hint="default"/>
-      </w:rPr>
-    </w:lvl>
-    <w:lvl w:ilvl="6" w:tplc="40090001" w:tentative="1">
-      <w:start w:val="1"/>
-      <w:numFmt w:val="bullet"/>
-      <w:lvlText w:val=""/>
-      <w:lvlJc w:val="left"/>
-      <w:pPr>
-        <w:ind w:left="5040" w:hanging="360"/>
-      </w:pPr>
-      <w:rPr>
-        <w:rFonts w:ascii="Symbol" w:hAnsi="Symbol" w:hint="default"/>
-      </w:rPr>
-    </w:lvl>
-    <w:lvl w:ilvl="7" w:tplc="40090003" w:tentative="1">
-      <w:start w:val="1"/>
-      <w:numFmt w:val="bullet"/>
-      <w:lvlText w:val="o"/>
-      <w:lvlJc w:val="left"/>
-      <w:pPr>
-        <w:ind w:left="5760" w:hanging="360"/>
-      </w:pPr>
-      <w:rPr>
-        <w:rFonts w:ascii="Courier New" w:hAnsi="Courier New" w:cs="Courier New" w:hint="default"/>
-      </w:rPr>
-    </w:lvl>
-    <w:lvl w:ilvl="8" w:tplc="40090005" w:tentative="1">
-      <w:start w:val="1"/>
-      <w:numFmt w:val="bullet"/>
-      <w:lvlText w:val=""/>
-      <w:lvlJc w:val="left"/>
-      <w:pPr>
-        <w:ind w:left="6480" w:hanging="360"/>
-      </w:pPr>
-      <w:rPr>
-        <w:rFonts w:ascii="Wingdings" w:hAnsi="Wingdings" w:hint="default"/>
-      </w:rPr>
-    </w:lvl>
-  </w:abstractNum>
-  <w:abstractNum w:abstractNumId="2" w15:restartNumberingAfterBreak="0">
-    <w:nsid w:val="4DB1539F"/>
+    <w:nsid w:val="0A0817E1"/>
     <w:multiLevelType w:val="multilevel"/>
-    <w:tmpl w:val="83389718"/>
+    <w:tmpl w:val="A962B934"/>
     <w:lvl w:ilvl="0">
       <w:start w:val="1"/>
       <w:numFmt w:val="bullet"/>
@@ -7221,14 +11787,1799 @@
       </w:rPr>
     </w:lvl>
   </w:abstractNum>
+  <w:abstractNum w:abstractNumId="2" w15:restartNumberingAfterBreak="0">
+    <w:nsid w:val="171D5E7E"/>
+    <w:multiLevelType w:val="multilevel"/>
+    <w:tmpl w:val="AF0E2E0A"/>
+    <w:lvl w:ilvl="0">
+      <w:start w:val="1"/>
+      <w:numFmt w:val="bullet"/>
+      <w:lvlText w:val=""/>
+      <w:lvlJc w:val="left"/>
+      <w:pPr>
+        <w:tabs>
+          <w:tab w:val="num" w:pos="720"/>
+        </w:tabs>
+        <w:ind w:left="720" w:hanging="360"/>
+      </w:pPr>
+      <w:rPr>
+        <w:rFonts w:ascii="Symbol" w:hAnsi="Symbol" w:hint="default"/>
+        <w:sz w:val="20"/>
+      </w:rPr>
+    </w:lvl>
+    <w:lvl w:ilvl="1" w:tentative="1">
+      <w:start w:val="1"/>
+      <w:numFmt w:val="bullet"/>
+      <w:lvlText w:val="o"/>
+      <w:lvlJc w:val="left"/>
+      <w:pPr>
+        <w:tabs>
+          <w:tab w:val="num" w:pos="1440"/>
+        </w:tabs>
+        <w:ind w:left="1440" w:hanging="360"/>
+      </w:pPr>
+      <w:rPr>
+        <w:rFonts w:ascii="Courier New" w:hAnsi="Courier New" w:hint="default"/>
+        <w:sz w:val="20"/>
+      </w:rPr>
+    </w:lvl>
+    <w:lvl w:ilvl="2" w:tentative="1">
+      <w:start w:val="1"/>
+      <w:numFmt w:val="bullet"/>
+      <w:lvlText w:val=""/>
+      <w:lvlJc w:val="left"/>
+      <w:pPr>
+        <w:tabs>
+          <w:tab w:val="num" w:pos="2160"/>
+        </w:tabs>
+        <w:ind w:left="2160" w:hanging="360"/>
+      </w:pPr>
+      <w:rPr>
+        <w:rFonts w:ascii="Wingdings" w:hAnsi="Wingdings" w:hint="default"/>
+        <w:sz w:val="20"/>
+      </w:rPr>
+    </w:lvl>
+    <w:lvl w:ilvl="3" w:tentative="1">
+      <w:start w:val="1"/>
+      <w:numFmt w:val="bullet"/>
+      <w:lvlText w:val=""/>
+      <w:lvlJc w:val="left"/>
+      <w:pPr>
+        <w:tabs>
+          <w:tab w:val="num" w:pos="2880"/>
+        </w:tabs>
+        <w:ind w:left="2880" w:hanging="360"/>
+      </w:pPr>
+      <w:rPr>
+        <w:rFonts w:ascii="Wingdings" w:hAnsi="Wingdings" w:hint="default"/>
+        <w:sz w:val="20"/>
+      </w:rPr>
+    </w:lvl>
+    <w:lvl w:ilvl="4" w:tentative="1">
+      <w:start w:val="1"/>
+      <w:numFmt w:val="bullet"/>
+      <w:lvlText w:val=""/>
+      <w:lvlJc w:val="left"/>
+      <w:pPr>
+        <w:tabs>
+          <w:tab w:val="num" w:pos="3600"/>
+        </w:tabs>
+        <w:ind w:left="3600" w:hanging="360"/>
+      </w:pPr>
+      <w:rPr>
+        <w:rFonts w:ascii="Wingdings" w:hAnsi="Wingdings" w:hint="default"/>
+        <w:sz w:val="20"/>
+      </w:rPr>
+    </w:lvl>
+    <w:lvl w:ilvl="5" w:tentative="1">
+      <w:start w:val="1"/>
+      <w:numFmt w:val="bullet"/>
+      <w:lvlText w:val=""/>
+      <w:lvlJc w:val="left"/>
+      <w:pPr>
+        <w:tabs>
+          <w:tab w:val="num" w:pos="4320"/>
+        </w:tabs>
+        <w:ind w:left="4320" w:hanging="360"/>
+      </w:pPr>
+      <w:rPr>
+        <w:rFonts w:ascii="Wingdings" w:hAnsi="Wingdings" w:hint="default"/>
+        <w:sz w:val="20"/>
+      </w:rPr>
+    </w:lvl>
+    <w:lvl w:ilvl="6" w:tentative="1">
+      <w:start w:val="1"/>
+      <w:numFmt w:val="bullet"/>
+      <w:lvlText w:val=""/>
+      <w:lvlJc w:val="left"/>
+      <w:pPr>
+        <w:tabs>
+          <w:tab w:val="num" w:pos="5040"/>
+        </w:tabs>
+        <w:ind w:left="5040" w:hanging="360"/>
+      </w:pPr>
+      <w:rPr>
+        <w:rFonts w:ascii="Wingdings" w:hAnsi="Wingdings" w:hint="default"/>
+        <w:sz w:val="20"/>
+      </w:rPr>
+    </w:lvl>
+    <w:lvl w:ilvl="7" w:tentative="1">
+      <w:start w:val="1"/>
+      <w:numFmt w:val="bullet"/>
+      <w:lvlText w:val=""/>
+      <w:lvlJc w:val="left"/>
+      <w:pPr>
+        <w:tabs>
+          <w:tab w:val="num" w:pos="5760"/>
+        </w:tabs>
+        <w:ind w:left="5760" w:hanging="360"/>
+      </w:pPr>
+      <w:rPr>
+        <w:rFonts w:ascii="Wingdings" w:hAnsi="Wingdings" w:hint="default"/>
+        <w:sz w:val="20"/>
+      </w:rPr>
+    </w:lvl>
+    <w:lvl w:ilvl="8" w:tentative="1">
+      <w:start w:val="1"/>
+      <w:numFmt w:val="bullet"/>
+      <w:lvlText w:val=""/>
+      <w:lvlJc w:val="left"/>
+      <w:pPr>
+        <w:tabs>
+          <w:tab w:val="num" w:pos="6480"/>
+        </w:tabs>
+        <w:ind w:left="6480" w:hanging="360"/>
+      </w:pPr>
+      <w:rPr>
+        <w:rFonts w:ascii="Wingdings" w:hAnsi="Wingdings" w:hint="default"/>
+        <w:sz w:val="20"/>
+      </w:rPr>
+    </w:lvl>
+  </w:abstractNum>
+  <w:abstractNum w:abstractNumId="3" w15:restartNumberingAfterBreak="0">
+    <w:nsid w:val="17320C2B"/>
+    <w:multiLevelType w:val="multilevel"/>
+    <w:tmpl w:val="EA22BA14"/>
+    <w:lvl w:ilvl="0">
+      <w:start w:val="1"/>
+      <w:numFmt w:val="bullet"/>
+      <w:lvlText w:val=""/>
+      <w:lvlJc w:val="left"/>
+      <w:pPr>
+        <w:tabs>
+          <w:tab w:val="num" w:pos="720"/>
+        </w:tabs>
+        <w:ind w:left="720" w:hanging="360"/>
+      </w:pPr>
+      <w:rPr>
+        <w:rFonts w:ascii="Symbol" w:hAnsi="Symbol" w:hint="default"/>
+        <w:sz w:val="20"/>
+      </w:rPr>
+    </w:lvl>
+    <w:lvl w:ilvl="1" w:tentative="1">
+      <w:start w:val="1"/>
+      <w:numFmt w:val="bullet"/>
+      <w:lvlText w:val="o"/>
+      <w:lvlJc w:val="left"/>
+      <w:pPr>
+        <w:tabs>
+          <w:tab w:val="num" w:pos="1440"/>
+        </w:tabs>
+        <w:ind w:left="1440" w:hanging="360"/>
+      </w:pPr>
+      <w:rPr>
+        <w:rFonts w:ascii="Courier New" w:hAnsi="Courier New" w:hint="default"/>
+        <w:sz w:val="20"/>
+      </w:rPr>
+    </w:lvl>
+    <w:lvl w:ilvl="2" w:tentative="1">
+      <w:start w:val="1"/>
+      <w:numFmt w:val="bullet"/>
+      <w:lvlText w:val=""/>
+      <w:lvlJc w:val="left"/>
+      <w:pPr>
+        <w:tabs>
+          <w:tab w:val="num" w:pos="2160"/>
+        </w:tabs>
+        <w:ind w:left="2160" w:hanging="360"/>
+      </w:pPr>
+      <w:rPr>
+        <w:rFonts w:ascii="Wingdings" w:hAnsi="Wingdings" w:hint="default"/>
+        <w:sz w:val="20"/>
+      </w:rPr>
+    </w:lvl>
+    <w:lvl w:ilvl="3" w:tentative="1">
+      <w:start w:val="1"/>
+      <w:numFmt w:val="bullet"/>
+      <w:lvlText w:val=""/>
+      <w:lvlJc w:val="left"/>
+      <w:pPr>
+        <w:tabs>
+          <w:tab w:val="num" w:pos="2880"/>
+        </w:tabs>
+        <w:ind w:left="2880" w:hanging="360"/>
+      </w:pPr>
+      <w:rPr>
+        <w:rFonts w:ascii="Wingdings" w:hAnsi="Wingdings" w:hint="default"/>
+        <w:sz w:val="20"/>
+      </w:rPr>
+    </w:lvl>
+    <w:lvl w:ilvl="4" w:tentative="1">
+      <w:start w:val="1"/>
+      <w:numFmt w:val="bullet"/>
+      <w:lvlText w:val=""/>
+      <w:lvlJc w:val="left"/>
+      <w:pPr>
+        <w:tabs>
+          <w:tab w:val="num" w:pos="3600"/>
+        </w:tabs>
+        <w:ind w:left="3600" w:hanging="360"/>
+      </w:pPr>
+      <w:rPr>
+        <w:rFonts w:ascii="Wingdings" w:hAnsi="Wingdings" w:hint="default"/>
+        <w:sz w:val="20"/>
+      </w:rPr>
+    </w:lvl>
+    <w:lvl w:ilvl="5" w:tentative="1">
+      <w:start w:val="1"/>
+      <w:numFmt w:val="bullet"/>
+      <w:lvlText w:val=""/>
+      <w:lvlJc w:val="left"/>
+      <w:pPr>
+        <w:tabs>
+          <w:tab w:val="num" w:pos="4320"/>
+        </w:tabs>
+        <w:ind w:left="4320" w:hanging="360"/>
+      </w:pPr>
+      <w:rPr>
+        <w:rFonts w:ascii="Wingdings" w:hAnsi="Wingdings" w:hint="default"/>
+        <w:sz w:val="20"/>
+      </w:rPr>
+    </w:lvl>
+    <w:lvl w:ilvl="6" w:tentative="1">
+      <w:start w:val="1"/>
+      <w:numFmt w:val="bullet"/>
+      <w:lvlText w:val=""/>
+      <w:lvlJc w:val="left"/>
+      <w:pPr>
+        <w:tabs>
+          <w:tab w:val="num" w:pos="5040"/>
+        </w:tabs>
+        <w:ind w:left="5040" w:hanging="360"/>
+      </w:pPr>
+      <w:rPr>
+        <w:rFonts w:ascii="Wingdings" w:hAnsi="Wingdings" w:hint="default"/>
+        <w:sz w:val="20"/>
+      </w:rPr>
+    </w:lvl>
+    <w:lvl w:ilvl="7" w:tentative="1">
+      <w:start w:val="1"/>
+      <w:numFmt w:val="bullet"/>
+      <w:lvlText w:val=""/>
+      <w:lvlJc w:val="left"/>
+      <w:pPr>
+        <w:tabs>
+          <w:tab w:val="num" w:pos="5760"/>
+        </w:tabs>
+        <w:ind w:left="5760" w:hanging="360"/>
+      </w:pPr>
+      <w:rPr>
+        <w:rFonts w:ascii="Wingdings" w:hAnsi="Wingdings" w:hint="default"/>
+        <w:sz w:val="20"/>
+      </w:rPr>
+    </w:lvl>
+    <w:lvl w:ilvl="8" w:tentative="1">
+      <w:start w:val="1"/>
+      <w:numFmt w:val="bullet"/>
+      <w:lvlText w:val=""/>
+      <w:lvlJc w:val="left"/>
+      <w:pPr>
+        <w:tabs>
+          <w:tab w:val="num" w:pos="6480"/>
+        </w:tabs>
+        <w:ind w:left="6480" w:hanging="360"/>
+      </w:pPr>
+      <w:rPr>
+        <w:rFonts w:ascii="Wingdings" w:hAnsi="Wingdings" w:hint="default"/>
+        <w:sz w:val="20"/>
+      </w:rPr>
+    </w:lvl>
+  </w:abstractNum>
+  <w:abstractNum w:abstractNumId="4" w15:restartNumberingAfterBreak="0">
+    <w:nsid w:val="1A915FD7"/>
+    <w:multiLevelType w:val="multilevel"/>
+    <w:tmpl w:val="2FF2B01E"/>
+    <w:lvl w:ilvl="0">
+      <w:start w:val="1"/>
+      <w:numFmt w:val="bullet"/>
+      <w:lvlText w:val=""/>
+      <w:lvlJc w:val="left"/>
+      <w:pPr>
+        <w:tabs>
+          <w:tab w:val="num" w:pos="720"/>
+        </w:tabs>
+        <w:ind w:left="720" w:hanging="360"/>
+      </w:pPr>
+      <w:rPr>
+        <w:rFonts w:ascii="Symbol" w:hAnsi="Symbol" w:hint="default"/>
+        <w:sz w:val="20"/>
+      </w:rPr>
+    </w:lvl>
+    <w:lvl w:ilvl="1" w:tentative="1">
+      <w:start w:val="1"/>
+      <w:numFmt w:val="bullet"/>
+      <w:lvlText w:val="o"/>
+      <w:lvlJc w:val="left"/>
+      <w:pPr>
+        <w:tabs>
+          <w:tab w:val="num" w:pos="1440"/>
+        </w:tabs>
+        <w:ind w:left="1440" w:hanging="360"/>
+      </w:pPr>
+      <w:rPr>
+        <w:rFonts w:ascii="Courier New" w:hAnsi="Courier New" w:hint="default"/>
+        <w:sz w:val="20"/>
+      </w:rPr>
+    </w:lvl>
+    <w:lvl w:ilvl="2" w:tentative="1">
+      <w:start w:val="1"/>
+      <w:numFmt w:val="bullet"/>
+      <w:lvlText w:val=""/>
+      <w:lvlJc w:val="left"/>
+      <w:pPr>
+        <w:tabs>
+          <w:tab w:val="num" w:pos="2160"/>
+        </w:tabs>
+        <w:ind w:left="2160" w:hanging="360"/>
+      </w:pPr>
+      <w:rPr>
+        <w:rFonts w:ascii="Wingdings" w:hAnsi="Wingdings" w:hint="default"/>
+        <w:sz w:val="20"/>
+      </w:rPr>
+    </w:lvl>
+    <w:lvl w:ilvl="3" w:tentative="1">
+      <w:start w:val="1"/>
+      <w:numFmt w:val="bullet"/>
+      <w:lvlText w:val=""/>
+      <w:lvlJc w:val="left"/>
+      <w:pPr>
+        <w:tabs>
+          <w:tab w:val="num" w:pos="2880"/>
+        </w:tabs>
+        <w:ind w:left="2880" w:hanging="360"/>
+      </w:pPr>
+      <w:rPr>
+        <w:rFonts w:ascii="Wingdings" w:hAnsi="Wingdings" w:hint="default"/>
+        <w:sz w:val="20"/>
+      </w:rPr>
+    </w:lvl>
+    <w:lvl w:ilvl="4" w:tentative="1">
+      <w:start w:val="1"/>
+      <w:numFmt w:val="bullet"/>
+      <w:lvlText w:val=""/>
+      <w:lvlJc w:val="left"/>
+      <w:pPr>
+        <w:tabs>
+          <w:tab w:val="num" w:pos="3600"/>
+        </w:tabs>
+        <w:ind w:left="3600" w:hanging="360"/>
+      </w:pPr>
+      <w:rPr>
+        <w:rFonts w:ascii="Wingdings" w:hAnsi="Wingdings" w:hint="default"/>
+        <w:sz w:val="20"/>
+      </w:rPr>
+    </w:lvl>
+    <w:lvl w:ilvl="5" w:tentative="1">
+      <w:start w:val="1"/>
+      <w:numFmt w:val="bullet"/>
+      <w:lvlText w:val=""/>
+      <w:lvlJc w:val="left"/>
+      <w:pPr>
+        <w:tabs>
+          <w:tab w:val="num" w:pos="4320"/>
+        </w:tabs>
+        <w:ind w:left="4320" w:hanging="360"/>
+      </w:pPr>
+      <w:rPr>
+        <w:rFonts w:ascii="Wingdings" w:hAnsi="Wingdings" w:hint="default"/>
+        <w:sz w:val="20"/>
+      </w:rPr>
+    </w:lvl>
+    <w:lvl w:ilvl="6" w:tentative="1">
+      <w:start w:val="1"/>
+      <w:numFmt w:val="bullet"/>
+      <w:lvlText w:val=""/>
+      <w:lvlJc w:val="left"/>
+      <w:pPr>
+        <w:tabs>
+          <w:tab w:val="num" w:pos="5040"/>
+        </w:tabs>
+        <w:ind w:left="5040" w:hanging="360"/>
+      </w:pPr>
+      <w:rPr>
+        <w:rFonts w:ascii="Wingdings" w:hAnsi="Wingdings" w:hint="default"/>
+        <w:sz w:val="20"/>
+      </w:rPr>
+    </w:lvl>
+    <w:lvl w:ilvl="7" w:tentative="1">
+      <w:start w:val="1"/>
+      <w:numFmt w:val="bullet"/>
+      <w:lvlText w:val=""/>
+      <w:lvlJc w:val="left"/>
+      <w:pPr>
+        <w:tabs>
+          <w:tab w:val="num" w:pos="5760"/>
+        </w:tabs>
+        <w:ind w:left="5760" w:hanging="360"/>
+      </w:pPr>
+      <w:rPr>
+        <w:rFonts w:ascii="Wingdings" w:hAnsi="Wingdings" w:hint="default"/>
+        <w:sz w:val="20"/>
+      </w:rPr>
+    </w:lvl>
+    <w:lvl w:ilvl="8" w:tentative="1">
+      <w:start w:val="1"/>
+      <w:numFmt w:val="bullet"/>
+      <w:lvlText w:val=""/>
+      <w:lvlJc w:val="left"/>
+      <w:pPr>
+        <w:tabs>
+          <w:tab w:val="num" w:pos="6480"/>
+        </w:tabs>
+        <w:ind w:left="6480" w:hanging="360"/>
+      </w:pPr>
+      <w:rPr>
+        <w:rFonts w:ascii="Wingdings" w:hAnsi="Wingdings" w:hint="default"/>
+        <w:sz w:val="20"/>
+      </w:rPr>
+    </w:lvl>
+  </w:abstractNum>
+  <w:abstractNum w:abstractNumId="5" w15:restartNumberingAfterBreak="0">
+    <w:nsid w:val="23BE6823"/>
+    <w:multiLevelType w:val="multilevel"/>
+    <w:tmpl w:val="96CC863C"/>
+    <w:lvl w:ilvl="0">
+      <w:start w:val="1"/>
+      <w:numFmt w:val="bullet"/>
+      <w:lvlText w:val=""/>
+      <w:lvlJc w:val="left"/>
+      <w:pPr>
+        <w:tabs>
+          <w:tab w:val="num" w:pos="720"/>
+        </w:tabs>
+        <w:ind w:left="720" w:hanging="360"/>
+      </w:pPr>
+      <w:rPr>
+        <w:rFonts w:ascii="Symbol" w:hAnsi="Symbol" w:hint="default"/>
+        <w:sz w:val="20"/>
+      </w:rPr>
+    </w:lvl>
+    <w:lvl w:ilvl="1" w:tentative="1">
+      <w:start w:val="1"/>
+      <w:numFmt w:val="bullet"/>
+      <w:lvlText w:val="o"/>
+      <w:lvlJc w:val="left"/>
+      <w:pPr>
+        <w:tabs>
+          <w:tab w:val="num" w:pos="1440"/>
+        </w:tabs>
+        <w:ind w:left="1440" w:hanging="360"/>
+      </w:pPr>
+      <w:rPr>
+        <w:rFonts w:ascii="Courier New" w:hAnsi="Courier New" w:hint="default"/>
+        <w:sz w:val="20"/>
+      </w:rPr>
+    </w:lvl>
+    <w:lvl w:ilvl="2" w:tentative="1">
+      <w:start w:val="1"/>
+      <w:numFmt w:val="bullet"/>
+      <w:lvlText w:val=""/>
+      <w:lvlJc w:val="left"/>
+      <w:pPr>
+        <w:tabs>
+          <w:tab w:val="num" w:pos="2160"/>
+        </w:tabs>
+        <w:ind w:left="2160" w:hanging="360"/>
+      </w:pPr>
+      <w:rPr>
+        <w:rFonts w:ascii="Wingdings" w:hAnsi="Wingdings" w:hint="default"/>
+        <w:sz w:val="20"/>
+      </w:rPr>
+    </w:lvl>
+    <w:lvl w:ilvl="3" w:tentative="1">
+      <w:start w:val="1"/>
+      <w:numFmt w:val="bullet"/>
+      <w:lvlText w:val=""/>
+      <w:lvlJc w:val="left"/>
+      <w:pPr>
+        <w:tabs>
+          <w:tab w:val="num" w:pos="2880"/>
+        </w:tabs>
+        <w:ind w:left="2880" w:hanging="360"/>
+      </w:pPr>
+      <w:rPr>
+        <w:rFonts w:ascii="Wingdings" w:hAnsi="Wingdings" w:hint="default"/>
+        <w:sz w:val="20"/>
+      </w:rPr>
+    </w:lvl>
+    <w:lvl w:ilvl="4" w:tentative="1">
+      <w:start w:val="1"/>
+      <w:numFmt w:val="bullet"/>
+      <w:lvlText w:val=""/>
+      <w:lvlJc w:val="left"/>
+      <w:pPr>
+        <w:tabs>
+          <w:tab w:val="num" w:pos="3600"/>
+        </w:tabs>
+        <w:ind w:left="3600" w:hanging="360"/>
+      </w:pPr>
+      <w:rPr>
+        <w:rFonts w:ascii="Wingdings" w:hAnsi="Wingdings" w:hint="default"/>
+        <w:sz w:val="20"/>
+      </w:rPr>
+    </w:lvl>
+    <w:lvl w:ilvl="5" w:tentative="1">
+      <w:start w:val="1"/>
+      <w:numFmt w:val="bullet"/>
+      <w:lvlText w:val=""/>
+      <w:lvlJc w:val="left"/>
+      <w:pPr>
+        <w:tabs>
+          <w:tab w:val="num" w:pos="4320"/>
+        </w:tabs>
+        <w:ind w:left="4320" w:hanging="360"/>
+      </w:pPr>
+      <w:rPr>
+        <w:rFonts w:ascii="Wingdings" w:hAnsi="Wingdings" w:hint="default"/>
+        <w:sz w:val="20"/>
+      </w:rPr>
+    </w:lvl>
+    <w:lvl w:ilvl="6" w:tentative="1">
+      <w:start w:val="1"/>
+      <w:numFmt w:val="bullet"/>
+      <w:lvlText w:val=""/>
+      <w:lvlJc w:val="left"/>
+      <w:pPr>
+        <w:tabs>
+          <w:tab w:val="num" w:pos="5040"/>
+        </w:tabs>
+        <w:ind w:left="5040" w:hanging="360"/>
+      </w:pPr>
+      <w:rPr>
+        <w:rFonts w:ascii="Wingdings" w:hAnsi="Wingdings" w:hint="default"/>
+        <w:sz w:val="20"/>
+      </w:rPr>
+    </w:lvl>
+    <w:lvl w:ilvl="7" w:tentative="1">
+      <w:start w:val="1"/>
+      <w:numFmt w:val="bullet"/>
+      <w:lvlText w:val=""/>
+      <w:lvlJc w:val="left"/>
+      <w:pPr>
+        <w:tabs>
+          <w:tab w:val="num" w:pos="5760"/>
+        </w:tabs>
+        <w:ind w:left="5760" w:hanging="360"/>
+      </w:pPr>
+      <w:rPr>
+        <w:rFonts w:ascii="Wingdings" w:hAnsi="Wingdings" w:hint="default"/>
+        <w:sz w:val="20"/>
+      </w:rPr>
+    </w:lvl>
+    <w:lvl w:ilvl="8" w:tentative="1">
+      <w:start w:val="1"/>
+      <w:numFmt w:val="bullet"/>
+      <w:lvlText w:val=""/>
+      <w:lvlJc w:val="left"/>
+      <w:pPr>
+        <w:tabs>
+          <w:tab w:val="num" w:pos="6480"/>
+        </w:tabs>
+        <w:ind w:left="6480" w:hanging="360"/>
+      </w:pPr>
+      <w:rPr>
+        <w:rFonts w:ascii="Wingdings" w:hAnsi="Wingdings" w:hint="default"/>
+        <w:sz w:val="20"/>
+      </w:rPr>
+    </w:lvl>
+  </w:abstractNum>
+  <w:abstractNum w:abstractNumId="6" w15:restartNumberingAfterBreak="0">
+    <w:nsid w:val="2BEB1716"/>
+    <w:multiLevelType w:val="multilevel"/>
+    <w:tmpl w:val="C5F267CC"/>
+    <w:lvl w:ilvl="0">
+      <w:start w:val="1"/>
+      <w:numFmt w:val="bullet"/>
+      <w:lvlText w:val=""/>
+      <w:lvlJc w:val="left"/>
+      <w:pPr>
+        <w:tabs>
+          <w:tab w:val="num" w:pos="720"/>
+        </w:tabs>
+        <w:ind w:left="720" w:hanging="360"/>
+      </w:pPr>
+      <w:rPr>
+        <w:rFonts w:ascii="Symbol" w:hAnsi="Symbol" w:hint="default"/>
+        <w:sz w:val="20"/>
+      </w:rPr>
+    </w:lvl>
+    <w:lvl w:ilvl="1" w:tentative="1">
+      <w:start w:val="1"/>
+      <w:numFmt w:val="bullet"/>
+      <w:lvlText w:val="o"/>
+      <w:lvlJc w:val="left"/>
+      <w:pPr>
+        <w:tabs>
+          <w:tab w:val="num" w:pos="1440"/>
+        </w:tabs>
+        <w:ind w:left="1440" w:hanging="360"/>
+      </w:pPr>
+      <w:rPr>
+        <w:rFonts w:ascii="Courier New" w:hAnsi="Courier New" w:hint="default"/>
+        <w:sz w:val="20"/>
+      </w:rPr>
+    </w:lvl>
+    <w:lvl w:ilvl="2" w:tentative="1">
+      <w:start w:val="1"/>
+      <w:numFmt w:val="bullet"/>
+      <w:lvlText w:val=""/>
+      <w:lvlJc w:val="left"/>
+      <w:pPr>
+        <w:tabs>
+          <w:tab w:val="num" w:pos="2160"/>
+        </w:tabs>
+        <w:ind w:left="2160" w:hanging="360"/>
+      </w:pPr>
+      <w:rPr>
+        <w:rFonts w:ascii="Wingdings" w:hAnsi="Wingdings" w:hint="default"/>
+        <w:sz w:val="20"/>
+      </w:rPr>
+    </w:lvl>
+    <w:lvl w:ilvl="3" w:tentative="1">
+      <w:start w:val="1"/>
+      <w:numFmt w:val="bullet"/>
+      <w:lvlText w:val=""/>
+      <w:lvlJc w:val="left"/>
+      <w:pPr>
+        <w:tabs>
+          <w:tab w:val="num" w:pos="2880"/>
+        </w:tabs>
+        <w:ind w:left="2880" w:hanging="360"/>
+      </w:pPr>
+      <w:rPr>
+        <w:rFonts w:ascii="Wingdings" w:hAnsi="Wingdings" w:hint="default"/>
+        <w:sz w:val="20"/>
+      </w:rPr>
+    </w:lvl>
+    <w:lvl w:ilvl="4" w:tentative="1">
+      <w:start w:val="1"/>
+      <w:numFmt w:val="bullet"/>
+      <w:lvlText w:val=""/>
+      <w:lvlJc w:val="left"/>
+      <w:pPr>
+        <w:tabs>
+          <w:tab w:val="num" w:pos="3600"/>
+        </w:tabs>
+        <w:ind w:left="3600" w:hanging="360"/>
+      </w:pPr>
+      <w:rPr>
+        <w:rFonts w:ascii="Wingdings" w:hAnsi="Wingdings" w:hint="default"/>
+        <w:sz w:val="20"/>
+      </w:rPr>
+    </w:lvl>
+    <w:lvl w:ilvl="5" w:tentative="1">
+      <w:start w:val="1"/>
+      <w:numFmt w:val="bullet"/>
+      <w:lvlText w:val=""/>
+      <w:lvlJc w:val="left"/>
+      <w:pPr>
+        <w:tabs>
+          <w:tab w:val="num" w:pos="4320"/>
+        </w:tabs>
+        <w:ind w:left="4320" w:hanging="360"/>
+      </w:pPr>
+      <w:rPr>
+        <w:rFonts w:ascii="Wingdings" w:hAnsi="Wingdings" w:hint="default"/>
+        <w:sz w:val="20"/>
+      </w:rPr>
+    </w:lvl>
+    <w:lvl w:ilvl="6" w:tentative="1">
+      <w:start w:val="1"/>
+      <w:numFmt w:val="bullet"/>
+      <w:lvlText w:val=""/>
+      <w:lvlJc w:val="left"/>
+      <w:pPr>
+        <w:tabs>
+          <w:tab w:val="num" w:pos="5040"/>
+        </w:tabs>
+        <w:ind w:left="5040" w:hanging="360"/>
+      </w:pPr>
+      <w:rPr>
+        <w:rFonts w:ascii="Wingdings" w:hAnsi="Wingdings" w:hint="default"/>
+        <w:sz w:val="20"/>
+      </w:rPr>
+    </w:lvl>
+    <w:lvl w:ilvl="7" w:tentative="1">
+      <w:start w:val="1"/>
+      <w:numFmt w:val="bullet"/>
+      <w:lvlText w:val=""/>
+      <w:lvlJc w:val="left"/>
+      <w:pPr>
+        <w:tabs>
+          <w:tab w:val="num" w:pos="5760"/>
+        </w:tabs>
+        <w:ind w:left="5760" w:hanging="360"/>
+      </w:pPr>
+      <w:rPr>
+        <w:rFonts w:ascii="Wingdings" w:hAnsi="Wingdings" w:hint="default"/>
+        <w:sz w:val="20"/>
+      </w:rPr>
+    </w:lvl>
+    <w:lvl w:ilvl="8" w:tentative="1">
+      <w:start w:val="1"/>
+      <w:numFmt w:val="bullet"/>
+      <w:lvlText w:val=""/>
+      <w:lvlJc w:val="left"/>
+      <w:pPr>
+        <w:tabs>
+          <w:tab w:val="num" w:pos="6480"/>
+        </w:tabs>
+        <w:ind w:left="6480" w:hanging="360"/>
+      </w:pPr>
+      <w:rPr>
+        <w:rFonts w:ascii="Wingdings" w:hAnsi="Wingdings" w:hint="default"/>
+        <w:sz w:val="20"/>
+      </w:rPr>
+    </w:lvl>
+  </w:abstractNum>
+  <w:abstractNum w:abstractNumId="7" w15:restartNumberingAfterBreak="0">
+    <w:nsid w:val="2C2F4A87"/>
+    <w:multiLevelType w:val="hybridMultilevel"/>
+    <w:tmpl w:val="B818EBEA"/>
+    <w:lvl w:ilvl="0" w:tplc="40090001">
+      <w:start w:val="1"/>
+      <w:numFmt w:val="bullet"/>
+      <w:lvlText w:val=""/>
+      <w:lvlJc w:val="left"/>
+      <w:pPr>
+        <w:ind w:left="720" w:hanging="360"/>
+      </w:pPr>
+      <w:rPr>
+        <w:rFonts w:ascii="Symbol" w:hAnsi="Symbol" w:hint="default"/>
+      </w:rPr>
+    </w:lvl>
+    <w:lvl w:ilvl="1" w:tplc="40090003" w:tentative="1">
+      <w:start w:val="1"/>
+      <w:numFmt w:val="bullet"/>
+      <w:lvlText w:val="o"/>
+      <w:lvlJc w:val="left"/>
+      <w:pPr>
+        <w:ind w:left="1440" w:hanging="360"/>
+      </w:pPr>
+      <w:rPr>
+        <w:rFonts w:ascii="Courier New" w:hAnsi="Courier New" w:cs="Courier New" w:hint="default"/>
+      </w:rPr>
+    </w:lvl>
+    <w:lvl w:ilvl="2" w:tplc="40090005" w:tentative="1">
+      <w:start w:val="1"/>
+      <w:numFmt w:val="bullet"/>
+      <w:lvlText w:val=""/>
+      <w:lvlJc w:val="left"/>
+      <w:pPr>
+        <w:ind w:left="2160" w:hanging="360"/>
+      </w:pPr>
+      <w:rPr>
+        <w:rFonts w:ascii="Wingdings" w:hAnsi="Wingdings" w:hint="default"/>
+      </w:rPr>
+    </w:lvl>
+    <w:lvl w:ilvl="3" w:tplc="40090001" w:tentative="1">
+      <w:start w:val="1"/>
+      <w:numFmt w:val="bullet"/>
+      <w:lvlText w:val=""/>
+      <w:lvlJc w:val="left"/>
+      <w:pPr>
+        <w:ind w:left="2880" w:hanging="360"/>
+      </w:pPr>
+      <w:rPr>
+        <w:rFonts w:ascii="Symbol" w:hAnsi="Symbol" w:hint="default"/>
+      </w:rPr>
+    </w:lvl>
+    <w:lvl w:ilvl="4" w:tplc="40090003" w:tentative="1">
+      <w:start w:val="1"/>
+      <w:numFmt w:val="bullet"/>
+      <w:lvlText w:val="o"/>
+      <w:lvlJc w:val="left"/>
+      <w:pPr>
+        <w:ind w:left="3600" w:hanging="360"/>
+      </w:pPr>
+      <w:rPr>
+        <w:rFonts w:ascii="Courier New" w:hAnsi="Courier New" w:cs="Courier New" w:hint="default"/>
+      </w:rPr>
+    </w:lvl>
+    <w:lvl w:ilvl="5" w:tplc="40090005" w:tentative="1">
+      <w:start w:val="1"/>
+      <w:numFmt w:val="bullet"/>
+      <w:lvlText w:val=""/>
+      <w:lvlJc w:val="left"/>
+      <w:pPr>
+        <w:ind w:left="4320" w:hanging="360"/>
+      </w:pPr>
+      <w:rPr>
+        <w:rFonts w:ascii="Wingdings" w:hAnsi="Wingdings" w:hint="default"/>
+      </w:rPr>
+    </w:lvl>
+    <w:lvl w:ilvl="6" w:tplc="40090001" w:tentative="1">
+      <w:start w:val="1"/>
+      <w:numFmt w:val="bullet"/>
+      <w:lvlText w:val=""/>
+      <w:lvlJc w:val="left"/>
+      <w:pPr>
+        <w:ind w:left="5040" w:hanging="360"/>
+      </w:pPr>
+      <w:rPr>
+        <w:rFonts w:ascii="Symbol" w:hAnsi="Symbol" w:hint="default"/>
+      </w:rPr>
+    </w:lvl>
+    <w:lvl w:ilvl="7" w:tplc="40090003" w:tentative="1">
+      <w:start w:val="1"/>
+      <w:numFmt w:val="bullet"/>
+      <w:lvlText w:val="o"/>
+      <w:lvlJc w:val="left"/>
+      <w:pPr>
+        <w:ind w:left="5760" w:hanging="360"/>
+      </w:pPr>
+      <w:rPr>
+        <w:rFonts w:ascii="Courier New" w:hAnsi="Courier New" w:cs="Courier New" w:hint="default"/>
+      </w:rPr>
+    </w:lvl>
+    <w:lvl w:ilvl="8" w:tplc="40090005" w:tentative="1">
+      <w:start w:val="1"/>
+      <w:numFmt w:val="bullet"/>
+      <w:lvlText w:val=""/>
+      <w:lvlJc w:val="left"/>
+      <w:pPr>
+        <w:ind w:left="6480" w:hanging="360"/>
+      </w:pPr>
+      <w:rPr>
+        <w:rFonts w:ascii="Wingdings" w:hAnsi="Wingdings" w:hint="default"/>
+      </w:rPr>
+    </w:lvl>
+  </w:abstractNum>
+  <w:abstractNum w:abstractNumId="8" w15:restartNumberingAfterBreak="0">
+    <w:nsid w:val="30822BB6"/>
+    <w:multiLevelType w:val="multilevel"/>
+    <w:tmpl w:val="1CEE4698"/>
+    <w:lvl w:ilvl="0">
+      <w:start w:val="1"/>
+      <w:numFmt w:val="bullet"/>
+      <w:lvlText w:val=""/>
+      <w:lvlJc w:val="left"/>
+      <w:pPr>
+        <w:tabs>
+          <w:tab w:val="num" w:pos="720"/>
+        </w:tabs>
+        <w:ind w:left="720" w:hanging="360"/>
+      </w:pPr>
+      <w:rPr>
+        <w:rFonts w:ascii="Symbol" w:hAnsi="Symbol" w:hint="default"/>
+        <w:sz w:val="20"/>
+      </w:rPr>
+    </w:lvl>
+    <w:lvl w:ilvl="1" w:tentative="1">
+      <w:start w:val="1"/>
+      <w:numFmt w:val="bullet"/>
+      <w:lvlText w:val="o"/>
+      <w:lvlJc w:val="left"/>
+      <w:pPr>
+        <w:tabs>
+          <w:tab w:val="num" w:pos="1440"/>
+        </w:tabs>
+        <w:ind w:left="1440" w:hanging="360"/>
+      </w:pPr>
+      <w:rPr>
+        <w:rFonts w:ascii="Courier New" w:hAnsi="Courier New" w:hint="default"/>
+        <w:sz w:val="20"/>
+      </w:rPr>
+    </w:lvl>
+    <w:lvl w:ilvl="2" w:tentative="1">
+      <w:start w:val="1"/>
+      <w:numFmt w:val="bullet"/>
+      <w:lvlText w:val=""/>
+      <w:lvlJc w:val="left"/>
+      <w:pPr>
+        <w:tabs>
+          <w:tab w:val="num" w:pos="2160"/>
+        </w:tabs>
+        <w:ind w:left="2160" w:hanging="360"/>
+      </w:pPr>
+      <w:rPr>
+        <w:rFonts w:ascii="Wingdings" w:hAnsi="Wingdings" w:hint="default"/>
+        <w:sz w:val="20"/>
+      </w:rPr>
+    </w:lvl>
+    <w:lvl w:ilvl="3" w:tentative="1">
+      <w:start w:val="1"/>
+      <w:numFmt w:val="bullet"/>
+      <w:lvlText w:val=""/>
+      <w:lvlJc w:val="left"/>
+      <w:pPr>
+        <w:tabs>
+          <w:tab w:val="num" w:pos="2880"/>
+        </w:tabs>
+        <w:ind w:left="2880" w:hanging="360"/>
+      </w:pPr>
+      <w:rPr>
+        <w:rFonts w:ascii="Wingdings" w:hAnsi="Wingdings" w:hint="default"/>
+        <w:sz w:val="20"/>
+      </w:rPr>
+    </w:lvl>
+    <w:lvl w:ilvl="4" w:tentative="1">
+      <w:start w:val="1"/>
+      <w:numFmt w:val="bullet"/>
+      <w:lvlText w:val=""/>
+      <w:lvlJc w:val="left"/>
+      <w:pPr>
+        <w:tabs>
+          <w:tab w:val="num" w:pos="3600"/>
+        </w:tabs>
+        <w:ind w:left="3600" w:hanging="360"/>
+      </w:pPr>
+      <w:rPr>
+        <w:rFonts w:ascii="Wingdings" w:hAnsi="Wingdings" w:hint="default"/>
+        <w:sz w:val="20"/>
+      </w:rPr>
+    </w:lvl>
+    <w:lvl w:ilvl="5" w:tentative="1">
+      <w:start w:val="1"/>
+      <w:numFmt w:val="bullet"/>
+      <w:lvlText w:val=""/>
+      <w:lvlJc w:val="left"/>
+      <w:pPr>
+        <w:tabs>
+          <w:tab w:val="num" w:pos="4320"/>
+        </w:tabs>
+        <w:ind w:left="4320" w:hanging="360"/>
+      </w:pPr>
+      <w:rPr>
+        <w:rFonts w:ascii="Wingdings" w:hAnsi="Wingdings" w:hint="default"/>
+        <w:sz w:val="20"/>
+      </w:rPr>
+    </w:lvl>
+    <w:lvl w:ilvl="6" w:tentative="1">
+      <w:start w:val="1"/>
+      <w:numFmt w:val="bullet"/>
+      <w:lvlText w:val=""/>
+      <w:lvlJc w:val="left"/>
+      <w:pPr>
+        <w:tabs>
+          <w:tab w:val="num" w:pos="5040"/>
+        </w:tabs>
+        <w:ind w:left="5040" w:hanging="360"/>
+      </w:pPr>
+      <w:rPr>
+        <w:rFonts w:ascii="Wingdings" w:hAnsi="Wingdings" w:hint="default"/>
+        <w:sz w:val="20"/>
+      </w:rPr>
+    </w:lvl>
+    <w:lvl w:ilvl="7" w:tentative="1">
+      <w:start w:val="1"/>
+      <w:numFmt w:val="bullet"/>
+      <w:lvlText w:val=""/>
+      <w:lvlJc w:val="left"/>
+      <w:pPr>
+        <w:tabs>
+          <w:tab w:val="num" w:pos="5760"/>
+        </w:tabs>
+        <w:ind w:left="5760" w:hanging="360"/>
+      </w:pPr>
+      <w:rPr>
+        <w:rFonts w:ascii="Wingdings" w:hAnsi="Wingdings" w:hint="default"/>
+        <w:sz w:val="20"/>
+      </w:rPr>
+    </w:lvl>
+    <w:lvl w:ilvl="8" w:tentative="1">
+      <w:start w:val="1"/>
+      <w:numFmt w:val="bullet"/>
+      <w:lvlText w:val=""/>
+      <w:lvlJc w:val="left"/>
+      <w:pPr>
+        <w:tabs>
+          <w:tab w:val="num" w:pos="6480"/>
+        </w:tabs>
+        <w:ind w:left="6480" w:hanging="360"/>
+      </w:pPr>
+      <w:rPr>
+        <w:rFonts w:ascii="Wingdings" w:hAnsi="Wingdings" w:hint="default"/>
+        <w:sz w:val="20"/>
+      </w:rPr>
+    </w:lvl>
+  </w:abstractNum>
+  <w:abstractNum w:abstractNumId="9" w15:restartNumberingAfterBreak="0">
+    <w:nsid w:val="32D542BA"/>
+    <w:multiLevelType w:val="multilevel"/>
+    <w:tmpl w:val="1AD011DA"/>
+    <w:lvl w:ilvl="0">
+      <w:start w:val="1"/>
+      <w:numFmt w:val="bullet"/>
+      <w:lvlText w:val=""/>
+      <w:lvlJc w:val="left"/>
+      <w:pPr>
+        <w:tabs>
+          <w:tab w:val="num" w:pos="720"/>
+        </w:tabs>
+        <w:ind w:left="720" w:hanging="360"/>
+      </w:pPr>
+      <w:rPr>
+        <w:rFonts w:ascii="Symbol" w:hAnsi="Symbol" w:hint="default"/>
+        <w:sz w:val="20"/>
+      </w:rPr>
+    </w:lvl>
+    <w:lvl w:ilvl="1" w:tentative="1">
+      <w:start w:val="1"/>
+      <w:numFmt w:val="bullet"/>
+      <w:lvlText w:val="o"/>
+      <w:lvlJc w:val="left"/>
+      <w:pPr>
+        <w:tabs>
+          <w:tab w:val="num" w:pos="1440"/>
+        </w:tabs>
+        <w:ind w:left="1440" w:hanging="360"/>
+      </w:pPr>
+      <w:rPr>
+        <w:rFonts w:ascii="Courier New" w:hAnsi="Courier New" w:hint="default"/>
+        <w:sz w:val="20"/>
+      </w:rPr>
+    </w:lvl>
+    <w:lvl w:ilvl="2" w:tentative="1">
+      <w:start w:val="1"/>
+      <w:numFmt w:val="bullet"/>
+      <w:lvlText w:val=""/>
+      <w:lvlJc w:val="left"/>
+      <w:pPr>
+        <w:tabs>
+          <w:tab w:val="num" w:pos="2160"/>
+        </w:tabs>
+        <w:ind w:left="2160" w:hanging="360"/>
+      </w:pPr>
+      <w:rPr>
+        <w:rFonts w:ascii="Wingdings" w:hAnsi="Wingdings" w:hint="default"/>
+        <w:sz w:val="20"/>
+      </w:rPr>
+    </w:lvl>
+    <w:lvl w:ilvl="3" w:tentative="1">
+      <w:start w:val="1"/>
+      <w:numFmt w:val="bullet"/>
+      <w:lvlText w:val=""/>
+      <w:lvlJc w:val="left"/>
+      <w:pPr>
+        <w:tabs>
+          <w:tab w:val="num" w:pos="2880"/>
+        </w:tabs>
+        <w:ind w:left="2880" w:hanging="360"/>
+      </w:pPr>
+      <w:rPr>
+        <w:rFonts w:ascii="Wingdings" w:hAnsi="Wingdings" w:hint="default"/>
+        <w:sz w:val="20"/>
+      </w:rPr>
+    </w:lvl>
+    <w:lvl w:ilvl="4" w:tentative="1">
+      <w:start w:val="1"/>
+      <w:numFmt w:val="bullet"/>
+      <w:lvlText w:val=""/>
+      <w:lvlJc w:val="left"/>
+      <w:pPr>
+        <w:tabs>
+          <w:tab w:val="num" w:pos="3600"/>
+        </w:tabs>
+        <w:ind w:left="3600" w:hanging="360"/>
+      </w:pPr>
+      <w:rPr>
+        <w:rFonts w:ascii="Wingdings" w:hAnsi="Wingdings" w:hint="default"/>
+        <w:sz w:val="20"/>
+      </w:rPr>
+    </w:lvl>
+    <w:lvl w:ilvl="5" w:tentative="1">
+      <w:start w:val="1"/>
+      <w:numFmt w:val="bullet"/>
+      <w:lvlText w:val=""/>
+      <w:lvlJc w:val="left"/>
+      <w:pPr>
+        <w:tabs>
+          <w:tab w:val="num" w:pos="4320"/>
+        </w:tabs>
+        <w:ind w:left="4320" w:hanging="360"/>
+      </w:pPr>
+      <w:rPr>
+        <w:rFonts w:ascii="Wingdings" w:hAnsi="Wingdings" w:hint="default"/>
+        <w:sz w:val="20"/>
+      </w:rPr>
+    </w:lvl>
+    <w:lvl w:ilvl="6" w:tentative="1">
+      <w:start w:val="1"/>
+      <w:numFmt w:val="bullet"/>
+      <w:lvlText w:val=""/>
+      <w:lvlJc w:val="left"/>
+      <w:pPr>
+        <w:tabs>
+          <w:tab w:val="num" w:pos="5040"/>
+        </w:tabs>
+        <w:ind w:left="5040" w:hanging="360"/>
+      </w:pPr>
+      <w:rPr>
+        <w:rFonts w:ascii="Wingdings" w:hAnsi="Wingdings" w:hint="default"/>
+        <w:sz w:val="20"/>
+      </w:rPr>
+    </w:lvl>
+    <w:lvl w:ilvl="7" w:tentative="1">
+      <w:start w:val="1"/>
+      <w:numFmt w:val="bullet"/>
+      <w:lvlText w:val=""/>
+      <w:lvlJc w:val="left"/>
+      <w:pPr>
+        <w:tabs>
+          <w:tab w:val="num" w:pos="5760"/>
+        </w:tabs>
+        <w:ind w:left="5760" w:hanging="360"/>
+      </w:pPr>
+      <w:rPr>
+        <w:rFonts w:ascii="Wingdings" w:hAnsi="Wingdings" w:hint="default"/>
+        <w:sz w:val="20"/>
+      </w:rPr>
+    </w:lvl>
+    <w:lvl w:ilvl="8" w:tentative="1">
+      <w:start w:val="1"/>
+      <w:numFmt w:val="bullet"/>
+      <w:lvlText w:val=""/>
+      <w:lvlJc w:val="left"/>
+      <w:pPr>
+        <w:tabs>
+          <w:tab w:val="num" w:pos="6480"/>
+        </w:tabs>
+        <w:ind w:left="6480" w:hanging="360"/>
+      </w:pPr>
+      <w:rPr>
+        <w:rFonts w:ascii="Wingdings" w:hAnsi="Wingdings" w:hint="default"/>
+        <w:sz w:val="20"/>
+      </w:rPr>
+    </w:lvl>
+  </w:abstractNum>
+  <w:abstractNum w:abstractNumId="10" w15:restartNumberingAfterBreak="0">
+    <w:nsid w:val="4DB1539F"/>
+    <w:multiLevelType w:val="multilevel"/>
+    <w:tmpl w:val="83389718"/>
+    <w:lvl w:ilvl="0">
+      <w:start w:val="1"/>
+      <w:numFmt w:val="bullet"/>
+      <w:lvlText w:val=""/>
+      <w:lvlJc w:val="left"/>
+      <w:pPr>
+        <w:tabs>
+          <w:tab w:val="num" w:pos="720"/>
+        </w:tabs>
+        <w:ind w:left="720" w:hanging="360"/>
+      </w:pPr>
+      <w:rPr>
+        <w:rFonts w:ascii="Symbol" w:hAnsi="Symbol" w:hint="default"/>
+        <w:sz w:val="20"/>
+      </w:rPr>
+    </w:lvl>
+    <w:lvl w:ilvl="1" w:tentative="1">
+      <w:start w:val="1"/>
+      <w:numFmt w:val="bullet"/>
+      <w:lvlText w:val="o"/>
+      <w:lvlJc w:val="left"/>
+      <w:pPr>
+        <w:tabs>
+          <w:tab w:val="num" w:pos="1440"/>
+        </w:tabs>
+        <w:ind w:left="1440" w:hanging="360"/>
+      </w:pPr>
+      <w:rPr>
+        <w:rFonts w:ascii="Courier New" w:hAnsi="Courier New" w:hint="default"/>
+        <w:sz w:val="20"/>
+      </w:rPr>
+    </w:lvl>
+    <w:lvl w:ilvl="2" w:tentative="1">
+      <w:start w:val="1"/>
+      <w:numFmt w:val="bullet"/>
+      <w:lvlText w:val=""/>
+      <w:lvlJc w:val="left"/>
+      <w:pPr>
+        <w:tabs>
+          <w:tab w:val="num" w:pos="2160"/>
+        </w:tabs>
+        <w:ind w:left="2160" w:hanging="360"/>
+      </w:pPr>
+      <w:rPr>
+        <w:rFonts w:ascii="Wingdings" w:hAnsi="Wingdings" w:hint="default"/>
+        <w:sz w:val="20"/>
+      </w:rPr>
+    </w:lvl>
+    <w:lvl w:ilvl="3" w:tentative="1">
+      <w:start w:val="1"/>
+      <w:numFmt w:val="bullet"/>
+      <w:lvlText w:val=""/>
+      <w:lvlJc w:val="left"/>
+      <w:pPr>
+        <w:tabs>
+          <w:tab w:val="num" w:pos="2880"/>
+        </w:tabs>
+        <w:ind w:left="2880" w:hanging="360"/>
+      </w:pPr>
+      <w:rPr>
+        <w:rFonts w:ascii="Wingdings" w:hAnsi="Wingdings" w:hint="default"/>
+        <w:sz w:val="20"/>
+      </w:rPr>
+    </w:lvl>
+    <w:lvl w:ilvl="4" w:tentative="1">
+      <w:start w:val="1"/>
+      <w:numFmt w:val="bullet"/>
+      <w:lvlText w:val=""/>
+      <w:lvlJc w:val="left"/>
+      <w:pPr>
+        <w:tabs>
+          <w:tab w:val="num" w:pos="3600"/>
+        </w:tabs>
+        <w:ind w:left="3600" w:hanging="360"/>
+      </w:pPr>
+      <w:rPr>
+        <w:rFonts w:ascii="Wingdings" w:hAnsi="Wingdings" w:hint="default"/>
+        <w:sz w:val="20"/>
+      </w:rPr>
+    </w:lvl>
+    <w:lvl w:ilvl="5" w:tentative="1">
+      <w:start w:val="1"/>
+      <w:numFmt w:val="bullet"/>
+      <w:lvlText w:val=""/>
+      <w:lvlJc w:val="left"/>
+      <w:pPr>
+        <w:tabs>
+          <w:tab w:val="num" w:pos="4320"/>
+        </w:tabs>
+        <w:ind w:left="4320" w:hanging="360"/>
+      </w:pPr>
+      <w:rPr>
+        <w:rFonts w:ascii="Wingdings" w:hAnsi="Wingdings" w:hint="default"/>
+        <w:sz w:val="20"/>
+      </w:rPr>
+    </w:lvl>
+    <w:lvl w:ilvl="6" w:tentative="1">
+      <w:start w:val="1"/>
+      <w:numFmt w:val="bullet"/>
+      <w:lvlText w:val=""/>
+      <w:lvlJc w:val="left"/>
+      <w:pPr>
+        <w:tabs>
+          <w:tab w:val="num" w:pos="5040"/>
+        </w:tabs>
+        <w:ind w:left="5040" w:hanging="360"/>
+      </w:pPr>
+      <w:rPr>
+        <w:rFonts w:ascii="Wingdings" w:hAnsi="Wingdings" w:hint="default"/>
+        <w:sz w:val="20"/>
+      </w:rPr>
+    </w:lvl>
+    <w:lvl w:ilvl="7" w:tentative="1">
+      <w:start w:val="1"/>
+      <w:numFmt w:val="bullet"/>
+      <w:lvlText w:val=""/>
+      <w:lvlJc w:val="left"/>
+      <w:pPr>
+        <w:tabs>
+          <w:tab w:val="num" w:pos="5760"/>
+        </w:tabs>
+        <w:ind w:left="5760" w:hanging="360"/>
+      </w:pPr>
+      <w:rPr>
+        <w:rFonts w:ascii="Wingdings" w:hAnsi="Wingdings" w:hint="default"/>
+        <w:sz w:val="20"/>
+      </w:rPr>
+    </w:lvl>
+    <w:lvl w:ilvl="8" w:tentative="1">
+      <w:start w:val="1"/>
+      <w:numFmt w:val="bullet"/>
+      <w:lvlText w:val=""/>
+      <w:lvlJc w:val="left"/>
+      <w:pPr>
+        <w:tabs>
+          <w:tab w:val="num" w:pos="6480"/>
+        </w:tabs>
+        <w:ind w:left="6480" w:hanging="360"/>
+      </w:pPr>
+      <w:rPr>
+        <w:rFonts w:ascii="Wingdings" w:hAnsi="Wingdings" w:hint="default"/>
+        <w:sz w:val="20"/>
+      </w:rPr>
+    </w:lvl>
+  </w:abstractNum>
+  <w:abstractNum w:abstractNumId="11" w15:restartNumberingAfterBreak="0">
+    <w:nsid w:val="4F9975C6"/>
+    <w:multiLevelType w:val="multilevel"/>
+    <w:tmpl w:val="0AFA88F0"/>
+    <w:lvl w:ilvl="0">
+      <w:start w:val="1"/>
+      <w:numFmt w:val="bullet"/>
+      <w:lvlText w:val=""/>
+      <w:lvlJc w:val="left"/>
+      <w:pPr>
+        <w:tabs>
+          <w:tab w:val="num" w:pos="720"/>
+        </w:tabs>
+        <w:ind w:left="720" w:hanging="360"/>
+      </w:pPr>
+      <w:rPr>
+        <w:rFonts w:ascii="Symbol" w:hAnsi="Symbol" w:hint="default"/>
+        <w:sz w:val="20"/>
+      </w:rPr>
+    </w:lvl>
+    <w:lvl w:ilvl="1" w:tentative="1">
+      <w:start w:val="1"/>
+      <w:numFmt w:val="bullet"/>
+      <w:lvlText w:val="o"/>
+      <w:lvlJc w:val="left"/>
+      <w:pPr>
+        <w:tabs>
+          <w:tab w:val="num" w:pos="1440"/>
+        </w:tabs>
+        <w:ind w:left="1440" w:hanging="360"/>
+      </w:pPr>
+      <w:rPr>
+        <w:rFonts w:ascii="Courier New" w:hAnsi="Courier New" w:hint="default"/>
+        <w:sz w:val="20"/>
+      </w:rPr>
+    </w:lvl>
+    <w:lvl w:ilvl="2" w:tentative="1">
+      <w:start w:val="1"/>
+      <w:numFmt w:val="bullet"/>
+      <w:lvlText w:val=""/>
+      <w:lvlJc w:val="left"/>
+      <w:pPr>
+        <w:tabs>
+          <w:tab w:val="num" w:pos="2160"/>
+        </w:tabs>
+        <w:ind w:left="2160" w:hanging="360"/>
+      </w:pPr>
+      <w:rPr>
+        <w:rFonts w:ascii="Wingdings" w:hAnsi="Wingdings" w:hint="default"/>
+        <w:sz w:val="20"/>
+      </w:rPr>
+    </w:lvl>
+    <w:lvl w:ilvl="3" w:tentative="1">
+      <w:start w:val="1"/>
+      <w:numFmt w:val="bullet"/>
+      <w:lvlText w:val=""/>
+      <w:lvlJc w:val="left"/>
+      <w:pPr>
+        <w:tabs>
+          <w:tab w:val="num" w:pos="2880"/>
+        </w:tabs>
+        <w:ind w:left="2880" w:hanging="360"/>
+      </w:pPr>
+      <w:rPr>
+        <w:rFonts w:ascii="Wingdings" w:hAnsi="Wingdings" w:hint="default"/>
+        <w:sz w:val="20"/>
+      </w:rPr>
+    </w:lvl>
+    <w:lvl w:ilvl="4" w:tentative="1">
+      <w:start w:val="1"/>
+      <w:numFmt w:val="bullet"/>
+      <w:lvlText w:val=""/>
+      <w:lvlJc w:val="left"/>
+      <w:pPr>
+        <w:tabs>
+          <w:tab w:val="num" w:pos="3600"/>
+        </w:tabs>
+        <w:ind w:left="3600" w:hanging="360"/>
+      </w:pPr>
+      <w:rPr>
+        <w:rFonts w:ascii="Wingdings" w:hAnsi="Wingdings" w:hint="default"/>
+        <w:sz w:val="20"/>
+      </w:rPr>
+    </w:lvl>
+    <w:lvl w:ilvl="5" w:tentative="1">
+      <w:start w:val="1"/>
+      <w:numFmt w:val="bullet"/>
+      <w:lvlText w:val=""/>
+      <w:lvlJc w:val="left"/>
+      <w:pPr>
+        <w:tabs>
+          <w:tab w:val="num" w:pos="4320"/>
+        </w:tabs>
+        <w:ind w:left="4320" w:hanging="360"/>
+      </w:pPr>
+      <w:rPr>
+        <w:rFonts w:ascii="Wingdings" w:hAnsi="Wingdings" w:hint="default"/>
+        <w:sz w:val="20"/>
+      </w:rPr>
+    </w:lvl>
+    <w:lvl w:ilvl="6" w:tentative="1">
+      <w:start w:val="1"/>
+      <w:numFmt w:val="bullet"/>
+      <w:lvlText w:val=""/>
+      <w:lvlJc w:val="left"/>
+      <w:pPr>
+        <w:tabs>
+          <w:tab w:val="num" w:pos="5040"/>
+        </w:tabs>
+        <w:ind w:left="5040" w:hanging="360"/>
+      </w:pPr>
+      <w:rPr>
+        <w:rFonts w:ascii="Wingdings" w:hAnsi="Wingdings" w:hint="default"/>
+        <w:sz w:val="20"/>
+      </w:rPr>
+    </w:lvl>
+    <w:lvl w:ilvl="7" w:tentative="1">
+      <w:start w:val="1"/>
+      <w:numFmt w:val="bullet"/>
+      <w:lvlText w:val=""/>
+      <w:lvlJc w:val="left"/>
+      <w:pPr>
+        <w:tabs>
+          <w:tab w:val="num" w:pos="5760"/>
+        </w:tabs>
+        <w:ind w:left="5760" w:hanging="360"/>
+      </w:pPr>
+      <w:rPr>
+        <w:rFonts w:ascii="Wingdings" w:hAnsi="Wingdings" w:hint="default"/>
+        <w:sz w:val="20"/>
+      </w:rPr>
+    </w:lvl>
+    <w:lvl w:ilvl="8" w:tentative="1">
+      <w:start w:val="1"/>
+      <w:numFmt w:val="bullet"/>
+      <w:lvlText w:val=""/>
+      <w:lvlJc w:val="left"/>
+      <w:pPr>
+        <w:tabs>
+          <w:tab w:val="num" w:pos="6480"/>
+        </w:tabs>
+        <w:ind w:left="6480" w:hanging="360"/>
+      </w:pPr>
+      <w:rPr>
+        <w:rFonts w:ascii="Wingdings" w:hAnsi="Wingdings" w:hint="default"/>
+        <w:sz w:val="20"/>
+      </w:rPr>
+    </w:lvl>
+  </w:abstractNum>
+  <w:abstractNum w:abstractNumId="12" w15:restartNumberingAfterBreak="0">
+    <w:nsid w:val="5DB95CD6"/>
+    <w:multiLevelType w:val="multilevel"/>
+    <w:tmpl w:val="7180BE56"/>
+    <w:lvl w:ilvl="0">
+      <w:start w:val="1"/>
+      <w:numFmt w:val="bullet"/>
+      <w:lvlText w:val=""/>
+      <w:lvlJc w:val="left"/>
+      <w:pPr>
+        <w:tabs>
+          <w:tab w:val="num" w:pos="720"/>
+        </w:tabs>
+        <w:ind w:left="720" w:hanging="360"/>
+      </w:pPr>
+      <w:rPr>
+        <w:rFonts w:ascii="Symbol" w:hAnsi="Symbol" w:hint="default"/>
+        <w:sz w:val="20"/>
+      </w:rPr>
+    </w:lvl>
+    <w:lvl w:ilvl="1">
+      <w:start w:val="1"/>
+      <w:numFmt w:val="bullet"/>
+      <w:lvlText w:val="o"/>
+      <w:lvlJc w:val="left"/>
+      <w:pPr>
+        <w:tabs>
+          <w:tab w:val="num" w:pos="1440"/>
+        </w:tabs>
+        <w:ind w:left="1440" w:hanging="360"/>
+      </w:pPr>
+      <w:rPr>
+        <w:rFonts w:ascii="Courier New" w:hAnsi="Courier New" w:hint="default"/>
+        <w:sz w:val="20"/>
+      </w:rPr>
+    </w:lvl>
+    <w:lvl w:ilvl="2" w:tentative="1">
+      <w:start w:val="1"/>
+      <w:numFmt w:val="bullet"/>
+      <w:lvlText w:val=""/>
+      <w:lvlJc w:val="left"/>
+      <w:pPr>
+        <w:tabs>
+          <w:tab w:val="num" w:pos="2160"/>
+        </w:tabs>
+        <w:ind w:left="2160" w:hanging="360"/>
+      </w:pPr>
+      <w:rPr>
+        <w:rFonts w:ascii="Wingdings" w:hAnsi="Wingdings" w:hint="default"/>
+        <w:sz w:val="20"/>
+      </w:rPr>
+    </w:lvl>
+    <w:lvl w:ilvl="3" w:tentative="1">
+      <w:start w:val="1"/>
+      <w:numFmt w:val="bullet"/>
+      <w:lvlText w:val=""/>
+      <w:lvlJc w:val="left"/>
+      <w:pPr>
+        <w:tabs>
+          <w:tab w:val="num" w:pos="2880"/>
+        </w:tabs>
+        <w:ind w:left="2880" w:hanging="360"/>
+      </w:pPr>
+      <w:rPr>
+        <w:rFonts w:ascii="Wingdings" w:hAnsi="Wingdings" w:hint="default"/>
+        <w:sz w:val="20"/>
+      </w:rPr>
+    </w:lvl>
+    <w:lvl w:ilvl="4" w:tentative="1">
+      <w:start w:val="1"/>
+      <w:numFmt w:val="bullet"/>
+      <w:lvlText w:val=""/>
+      <w:lvlJc w:val="left"/>
+      <w:pPr>
+        <w:tabs>
+          <w:tab w:val="num" w:pos="3600"/>
+        </w:tabs>
+        <w:ind w:left="3600" w:hanging="360"/>
+      </w:pPr>
+      <w:rPr>
+        <w:rFonts w:ascii="Wingdings" w:hAnsi="Wingdings" w:hint="default"/>
+        <w:sz w:val="20"/>
+      </w:rPr>
+    </w:lvl>
+    <w:lvl w:ilvl="5" w:tentative="1">
+      <w:start w:val="1"/>
+      <w:numFmt w:val="bullet"/>
+      <w:lvlText w:val=""/>
+      <w:lvlJc w:val="left"/>
+      <w:pPr>
+        <w:tabs>
+          <w:tab w:val="num" w:pos="4320"/>
+        </w:tabs>
+        <w:ind w:left="4320" w:hanging="360"/>
+      </w:pPr>
+      <w:rPr>
+        <w:rFonts w:ascii="Wingdings" w:hAnsi="Wingdings" w:hint="default"/>
+        <w:sz w:val="20"/>
+      </w:rPr>
+    </w:lvl>
+    <w:lvl w:ilvl="6" w:tentative="1">
+      <w:start w:val="1"/>
+      <w:numFmt w:val="bullet"/>
+      <w:lvlText w:val=""/>
+      <w:lvlJc w:val="left"/>
+      <w:pPr>
+        <w:tabs>
+          <w:tab w:val="num" w:pos="5040"/>
+        </w:tabs>
+        <w:ind w:left="5040" w:hanging="360"/>
+      </w:pPr>
+      <w:rPr>
+        <w:rFonts w:ascii="Wingdings" w:hAnsi="Wingdings" w:hint="default"/>
+        <w:sz w:val="20"/>
+      </w:rPr>
+    </w:lvl>
+    <w:lvl w:ilvl="7" w:tentative="1">
+      <w:start w:val="1"/>
+      <w:numFmt w:val="bullet"/>
+      <w:lvlText w:val=""/>
+      <w:lvlJc w:val="left"/>
+      <w:pPr>
+        <w:tabs>
+          <w:tab w:val="num" w:pos="5760"/>
+        </w:tabs>
+        <w:ind w:left="5760" w:hanging="360"/>
+      </w:pPr>
+      <w:rPr>
+        <w:rFonts w:ascii="Wingdings" w:hAnsi="Wingdings" w:hint="default"/>
+        <w:sz w:val="20"/>
+      </w:rPr>
+    </w:lvl>
+    <w:lvl w:ilvl="8" w:tentative="1">
+      <w:start w:val="1"/>
+      <w:numFmt w:val="bullet"/>
+      <w:lvlText w:val=""/>
+      <w:lvlJc w:val="left"/>
+      <w:pPr>
+        <w:tabs>
+          <w:tab w:val="num" w:pos="6480"/>
+        </w:tabs>
+        <w:ind w:left="6480" w:hanging="360"/>
+      </w:pPr>
+      <w:rPr>
+        <w:rFonts w:ascii="Wingdings" w:hAnsi="Wingdings" w:hint="default"/>
+        <w:sz w:val="20"/>
+      </w:rPr>
+    </w:lvl>
+  </w:abstractNum>
+  <w:abstractNum w:abstractNumId="13" w15:restartNumberingAfterBreak="0">
+    <w:nsid w:val="6E60189C"/>
+    <w:multiLevelType w:val="multilevel"/>
+    <w:tmpl w:val="99C23682"/>
+    <w:lvl w:ilvl="0">
+      <w:start w:val="1"/>
+      <w:numFmt w:val="bullet"/>
+      <w:lvlText w:val=""/>
+      <w:lvlJc w:val="left"/>
+      <w:pPr>
+        <w:tabs>
+          <w:tab w:val="num" w:pos="720"/>
+        </w:tabs>
+        <w:ind w:left="720" w:hanging="360"/>
+      </w:pPr>
+      <w:rPr>
+        <w:rFonts w:ascii="Symbol" w:hAnsi="Symbol" w:hint="default"/>
+        <w:sz w:val="20"/>
+      </w:rPr>
+    </w:lvl>
+    <w:lvl w:ilvl="1" w:tentative="1">
+      <w:start w:val="1"/>
+      <w:numFmt w:val="bullet"/>
+      <w:lvlText w:val="o"/>
+      <w:lvlJc w:val="left"/>
+      <w:pPr>
+        <w:tabs>
+          <w:tab w:val="num" w:pos="1440"/>
+        </w:tabs>
+        <w:ind w:left="1440" w:hanging="360"/>
+      </w:pPr>
+      <w:rPr>
+        <w:rFonts w:ascii="Courier New" w:hAnsi="Courier New" w:hint="default"/>
+        <w:sz w:val="20"/>
+      </w:rPr>
+    </w:lvl>
+    <w:lvl w:ilvl="2" w:tentative="1">
+      <w:start w:val="1"/>
+      <w:numFmt w:val="bullet"/>
+      <w:lvlText w:val=""/>
+      <w:lvlJc w:val="left"/>
+      <w:pPr>
+        <w:tabs>
+          <w:tab w:val="num" w:pos="2160"/>
+        </w:tabs>
+        <w:ind w:left="2160" w:hanging="360"/>
+      </w:pPr>
+      <w:rPr>
+        <w:rFonts w:ascii="Wingdings" w:hAnsi="Wingdings" w:hint="default"/>
+        <w:sz w:val="20"/>
+      </w:rPr>
+    </w:lvl>
+    <w:lvl w:ilvl="3" w:tentative="1">
+      <w:start w:val="1"/>
+      <w:numFmt w:val="bullet"/>
+      <w:lvlText w:val=""/>
+      <w:lvlJc w:val="left"/>
+      <w:pPr>
+        <w:tabs>
+          <w:tab w:val="num" w:pos="2880"/>
+        </w:tabs>
+        <w:ind w:left="2880" w:hanging="360"/>
+      </w:pPr>
+      <w:rPr>
+        <w:rFonts w:ascii="Wingdings" w:hAnsi="Wingdings" w:hint="default"/>
+        <w:sz w:val="20"/>
+      </w:rPr>
+    </w:lvl>
+    <w:lvl w:ilvl="4" w:tentative="1">
+      <w:start w:val="1"/>
+      <w:numFmt w:val="bullet"/>
+      <w:lvlText w:val=""/>
+      <w:lvlJc w:val="left"/>
+      <w:pPr>
+        <w:tabs>
+          <w:tab w:val="num" w:pos="3600"/>
+        </w:tabs>
+        <w:ind w:left="3600" w:hanging="360"/>
+      </w:pPr>
+      <w:rPr>
+        <w:rFonts w:ascii="Wingdings" w:hAnsi="Wingdings" w:hint="default"/>
+        <w:sz w:val="20"/>
+      </w:rPr>
+    </w:lvl>
+    <w:lvl w:ilvl="5" w:tentative="1">
+      <w:start w:val="1"/>
+      <w:numFmt w:val="bullet"/>
+      <w:lvlText w:val=""/>
+      <w:lvlJc w:val="left"/>
+      <w:pPr>
+        <w:tabs>
+          <w:tab w:val="num" w:pos="4320"/>
+        </w:tabs>
+        <w:ind w:left="4320" w:hanging="360"/>
+      </w:pPr>
+      <w:rPr>
+        <w:rFonts w:ascii="Wingdings" w:hAnsi="Wingdings" w:hint="default"/>
+        <w:sz w:val="20"/>
+      </w:rPr>
+    </w:lvl>
+    <w:lvl w:ilvl="6" w:tentative="1">
+      <w:start w:val="1"/>
+      <w:numFmt w:val="bullet"/>
+      <w:lvlText w:val=""/>
+      <w:lvlJc w:val="left"/>
+      <w:pPr>
+        <w:tabs>
+          <w:tab w:val="num" w:pos="5040"/>
+        </w:tabs>
+        <w:ind w:left="5040" w:hanging="360"/>
+      </w:pPr>
+      <w:rPr>
+        <w:rFonts w:ascii="Wingdings" w:hAnsi="Wingdings" w:hint="default"/>
+        <w:sz w:val="20"/>
+      </w:rPr>
+    </w:lvl>
+    <w:lvl w:ilvl="7" w:tentative="1">
+      <w:start w:val="1"/>
+      <w:numFmt w:val="bullet"/>
+      <w:lvlText w:val=""/>
+      <w:lvlJc w:val="left"/>
+      <w:pPr>
+        <w:tabs>
+          <w:tab w:val="num" w:pos="5760"/>
+        </w:tabs>
+        <w:ind w:left="5760" w:hanging="360"/>
+      </w:pPr>
+      <w:rPr>
+        <w:rFonts w:ascii="Wingdings" w:hAnsi="Wingdings" w:hint="default"/>
+        <w:sz w:val="20"/>
+      </w:rPr>
+    </w:lvl>
+    <w:lvl w:ilvl="8" w:tentative="1">
+      <w:start w:val="1"/>
+      <w:numFmt w:val="bullet"/>
+      <w:lvlText w:val=""/>
+      <w:lvlJc w:val="left"/>
+      <w:pPr>
+        <w:tabs>
+          <w:tab w:val="num" w:pos="6480"/>
+        </w:tabs>
+        <w:ind w:left="6480" w:hanging="360"/>
+      </w:pPr>
+      <w:rPr>
+        <w:rFonts w:ascii="Wingdings" w:hAnsi="Wingdings" w:hint="default"/>
+        <w:sz w:val="20"/>
+      </w:rPr>
+    </w:lvl>
+  </w:abstractNum>
   <w:num w:numId="1" w16cid:durableId="838345785">
+    <w:abstractNumId w:val="6"/>
+  </w:num>
+  <w:num w:numId="2" w16cid:durableId="1805342597">
+    <w:abstractNumId w:val="10"/>
+  </w:num>
+  <w:num w:numId="3" w16cid:durableId="493643093">
+    <w:abstractNumId w:val="7"/>
+  </w:num>
+  <w:num w:numId="4" w16cid:durableId="106433309">
+    <w:abstractNumId w:val="3"/>
+  </w:num>
+  <w:num w:numId="5" w16cid:durableId="2045708747">
+    <w:abstractNumId w:val="4"/>
+  </w:num>
+  <w:num w:numId="6" w16cid:durableId="1597060851">
+    <w:abstractNumId w:val="11"/>
+  </w:num>
+  <w:num w:numId="7" w16cid:durableId="159078262">
+    <w:abstractNumId w:val="5"/>
+  </w:num>
+  <w:num w:numId="8" w16cid:durableId="1439254397">
+    <w:abstractNumId w:val="13"/>
+  </w:num>
+  <w:num w:numId="9" w16cid:durableId="977222119">
+    <w:abstractNumId w:val="1"/>
+  </w:num>
+  <w:num w:numId="10" w16cid:durableId="1408307646">
+    <w:abstractNumId w:val="8"/>
+  </w:num>
+  <w:num w:numId="11" w16cid:durableId="1162890926">
+    <w:abstractNumId w:val="2"/>
+  </w:num>
+  <w:num w:numId="12" w16cid:durableId="757823064">
+    <w:abstractNumId w:val="12"/>
+  </w:num>
+  <w:num w:numId="13" w16cid:durableId="1548687557">
     <w:abstractNumId w:val="0"/>
   </w:num>
-  <w:num w:numId="2" w16cid:durableId="1805342597">
-    <w:abstractNumId w:val="2"/>
-  </w:num>
-  <w:num w:numId="3" w16cid:durableId="493643093">
-    <w:abstractNumId w:val="1"/>
+  <w:num w:numId="14" w16cid:durableId="617762031">
+    <w:abstractNumId w:val="9"/>
   </w:num>
 </w:numbering>
 </file>
